--- a/data/WORD/It_B-07_jc.castiblancor_c.pantoja.docx
+++ b/data/WORD/It_B-07_jc.castiblancor_c.pantoja.docx
@@ -25,16 +25,29 @@
         <w:rPr>
           <w:lang w:val="es-ES"/>
         </w:rPr>
-        <w:t xml:space="preserve"> del sistema transaccional EPSAndes</w:t>
-      </w:r>
+        <w:t xml:space="preserve"> del sistema transaccional </w:t>
+      </w:r>
+      <w:proofErr w:type="spellStart"/>
+      <w:r>
+        <w:rPr>
+          <w:lang w:val="es-ES"/>
+        </w:rPr>
+        <w:t>EPSAndes</w:t>
+      </w:r>
+      <w:proofErr w:type="spellEnd"/>
     </w:p>
     <w:p>
       <w:pPr>
         <w:pStyle w:val="NombreAutor"/>
       </w:pPr>
       <w:r>
-        <w:t>Juan C. Castiblanco Rodriguez</w:t>
-      </w:r>
+        <w:t xml:space="preserve">Juan C. Castiblanco </w:t>
+      </w:r>
+      <w:proofErr w:type="spellStart"/>
+      <w:r>
+        <w:t>Rodriguez</w:t>
+      </w:r>
+      <w:proofErr w:type="spellEnd"/>
       <w:r>
         <w:t>,</w:t>
       </w:r>
@@ -80,24 +93,42 @@
       <w:r>
         <w:t>{</w:t>
       </w:r>
+      <w:proofErr w:type="spellStart"/>
       <w:r>
         <w:t>jc.castiblancor</w:t>
       </w:r>
+      <w:proofErr w:type="spellEnd"/>
       <w:r>
         <w:t xml:space="preserve">, </w:t>
       </w:r>
+      <w:proofErr w:type="spellStart"/>
       <w:r>
         <w:t>c.pantoja</w:t>
       </w:r>
-      <w:hyperlink r:id="rId11" w:history="1">
-        <w:r>
-          <w:rPr>
-            <w:rStyle w:val="Hyperlink"/>
-            <w:sz w:val="22"/>
-          </w:rPr>
-          <w:t>}@uniandes.edu.co</w:t>
-        </w:r>
-      </w:hyperlink>
+      <w:proofErr w:type="spellEnd"/>
+      <w:r>
+        <w:fldChar w:fldCharType="begin"/>
+      </w:r>
+      <w:r>
+        <w:instrText xml:space="preserve"> HYPERLINK "mailto:%7d@uniandes.edu.co" </w:instrText>
+      </w:r>
+      <w:r>
+        <w:fldChar w:fldCharType="separate"/>
+      </w:r>
+      <w:r>
+        <w:rPr>
+          <w:rStyle w:val="Hyperlink"/>
+          <w:sz w:val="22"/>
+        </w:rPr>
+        <w:t>}@uniandes.edu.co</w:t>
+      </w:r>
+      <w:r>
+        <w:rPr>
+          <w:rStyle w:val="Hyperlink"/>
+          <w:sz w:val="22"/>
+        </w:rPr>
+        <w:fldChar w:fldCharType="end"/>
+      </w:r>
     </w:p>
     <w:p>
       <w:pPr>
@@ -130,7 +161,6 @@
           <w:docPartUnique/>
         </w:docPartObj>
       </w:sdtPr>
-      <w:sdtEndPr/>
       <w:sdtContent>
         <w:p>
           <w:pPr>
@@ -1860,7 +1890,21 @@
         <w:rPr>
           <w:lang w:val="es-ES"/>
         </w:rPr>
-        <w:t xml:space="preserve"> iteración del proyecto del curso de Sistemas Transaccionales basado en el caso de estudio de una aplicación transaccional para una EPS, EPSAndes.</w:t>
+        <w:t xml:space="preserve"> iteración del proyecto del curso de Sistemas Transaccionales basado en el caso de estudio de una aplicación transaccional para una EPS, </w:t>
+      </w:r>
+      <w:proofErr w:type="spellStart"/>
+      <w:r>
+        <w:rPr>
+          <w:lang w:val="es-ES"/>
+        </w:rPr>
+        <w:t>EPSAndes</w:t>
+      </w:r>
+      <w:proofErr w:type="spellEnd"/>
+      <w:r>
+        <w:rPr>
+          <w:lang w:val="es-ES"/>
+        </w:rPr>
+        <w:t>.</w:t>
       </w:r>
     </w:p>
     <w:p>
@@ -1925,12 +1969,14 @@
         </w:rPr>
         <w:t xml:space="preserve"> y </w:t>
       </w:r>
+      <w:proofErr w:type="spellStart"/>
       <w:r>
         <w:rPr>
           <w:rStyle w:val="CdigoFuente"/>
         </w:rPr>
         <w:t>TipoServicio</w:t>
       </w:r>
+      <w:proofErr w:type="spellEnd"/>
       <w:r>
         <w:rPr>
           <w:lang w:val="es-ES"/>
@@ -1953,20 +1999,30 @@
         <w:rPr>
           <w:rStyle w:val="CdigoFuente"/>
         </w:rPr>
-        <w:t>tipo: TipoServicio</w:t>
-      </w:r>
+        <w:t xml:space="preserve">tipo: </w:t>
+      </w:r>
+      <w:proofErr w:type="spellStart"/>
+      <w:r>
+        <w:rPr>
+          <w:rStyle w:val="CdigoFuente"/>
+        </w:rPr>
+        <w:t>TipoServicio</w:t>
+      </w:r>
+      <w:proofErr w:type="spellEnd"/>
       <w:r>
         <w:rPr>
           <w:lang w:val="es-ES"/>
         </w:rPr>
         <w:t xml:space="preserve"> en la clase </w:t>
       </w:r>
+      <w:proofErr w:type="spellStart"/>
       <w:r>
         <w:rPr>
           <w:rStyle w:val="CdigoFuente"/>
         </w:rPr>
         <w:t>ServicioSalud</w:t>
       </w:r>
+      <w:proofErr w:type="spellEnd"/>
     </w:p>
     <w:p>
       <w:pPr>
@@ -1991,12 +2047,14 @@
         </w:rPr>
         <w:t xml:space="preserve"> como relación de </w:t>
       </w:r>
+      <w:proofErr w:type="spellStart"/>
       <w:r>
         <w:rPr>
           <w:rStyle w:val="CdigoFuente"/>
         </w:rPr>
         <w:t>ReservaServicio</w:t>
       </w:r>
+      <w:proofErr w:type="spellEnd"/>
     </w:p>
     <w:p>
       <w:pPr>
@@ -2013,14 +2071,30 @@
         <w:rPr>
           <w:lang w:val="es-ES"/>
         </w:rPr>
-        <w:t xml:space="preserve">multiplicidad de 0..1 de </w:t>
-      </w:r>
+        <w:t xml:space="preserve">multiplicidad de </w:t>
+      </w:r>
+      <w:proofErr w:type="gramStart"/>
+      <w:r>
+        <w:rPr>
+          <w:lang w:val="es-ES"/>
+        </w:rPr>
+        <w:t>0..</w:t>
+      </w:r>
+      <w:proofErr w:type="gramEnd"/>
+      <w:r>
+        <w:rPr>
+          <w:lang w:val="es-ES"/>
+        </w:rPr>
+        <w:t xml:space="preserve">1 de </w:t>
+      </w:r>
+      <w:proofErr w:type="spellStart"/>
       <w:r>
         <w:rPr>
           <w:rStyle w:val="CdigoFuente"/>
         </w:rPr>
         <w:t>ReservaServicio</w:t>
       </w:r>
+      <w:proofErr w:type="spellEnd"/>
       <w:r>
         <w:rPr>
           <w:lang w:val="es-ES"/>
@@ -2045,12 +2119,20 @@
           <w:lang w:val="es-ES"/>
         </w:rPr>
       </w:pPr>
+      <w:proofErr w:type="spellStart"/>
       <w:r>
         <w:rPr>
           <w:rStyle w:val="CdigoFuente"/>
         </w:rPr>
         <w:lastRenderedPageBreak/>
-        <w:t>horarioInicio: Date</w:t>
+        <w:t>horarioInicio</w:t>
+      </w:r>
+      <w:proofErr w:type="spellEnd"/>
+      <w:r>
+        <w:rPr>
+          <w:rStyle w:val="CdigoFuente"/>
+        </w:rPr>
+        <w:t>: Date</w:t>
       </w:r>
       <w:r>
         <w:rPr>
@@ -2058,11 +2140,19 @@
         </w:rPr>
         <w:t xml:space="preserve"> y </w:t>
       </w:r>
+      <w:proofErr w:type="spellStart"/>
       <w:r>
         <w:rPr>
           <w:rStyle w:val="CdigoFuente"/>
         </w:rPr>
-        <w:t>horarioFin: Date</w:t>
+        <w:t>horarioFin</w:t>
+      </w:r>
+      <w:proofErr w:type="spellEnd"/>
+      <w:r>
+        <w:rPr>
+          <w:rStyle w:val="CdigoFuente"/>
+        </w:rPr>
+        <w:t>: Date</w:t>
       </w:r>
       <w:r>
         <w:rPr>
@@ -2070,24 +2160,28 @@
         </w:rPr>
         <w:t xml:space="preserve"> en </w:t>
       </w:r>
+      <w:proofErr w:type="spellStart"/>
       <w:r>
         <w:rPr>
           <w:rStyle w:val="CdigoFuente"/>
         </w:rPr>
         <w:t>ServiciosIPS</w:t>
       </w:r>
+      <w:proofErr w:type="spellEnd"/>
       <w:r>
         <w:rPr>
           <w:lang w:val="es-ES"/>
         </w:rPr>
         <w:t xml:space="preserve"> a cambio del </w:t>
       </w:r>
+      <w:proofErr w:type="spellStart"/>
       <w:r>
         <w:rPr>
           <w:rStyle w:val="CdigoFuente"/>
         </w:rPr>
         <w:t>String</w:t>
       </w:r>
+      <w:proofErr w:type="spellEnd"/>
       <w:r>
         <w:rPr>
           <w:lang w:val="es-ES"/>
@@ -2139,7 +2233,7 @@
                     <pic:cNvPicPr/>
                   </pic:nvPicPr>
                   <pic:blipFill>
-                    <a:blip r:embed="rId12" cstate="print">
+                    <a:blip r:embed="rId11" cstate="print">
                       <a:extLst>
                         <a:ext uri="{28A0092B-C50C-407E-A947-70E740481C1C}">
                           <a14:useLocalDpi xmlns:a14="http://schemas.microsoft.com/office/drawing/2010/main" val="0"/>
@@ -2214,8 +2308,16 @@
         <w:rPr>
           <w:lang w:val="es-ES"/>
         </w:rPr>
-        <w:t>. Modelo conceptual de EPSAndes</w:t>
-      </w:r>
+        <w:t xml:space="preserve">. Modelo conceptual de </w:t>
+      </w:r>
+      <w:proofErr w:type="spellStart"/>
+      <w:r>
+        <w:rPr>
+          <w:lang w:val="es-ES"/>
+        </w:rPr>
+        <w:t>EPSAndes</w:t>
+      </w:r>
+      <w:proofErr w:type="spellEnd"/>
     </w:p>
     <w:p>
       <w:pPr>
@@ -2756,17 +2858,13 @@
         <w:pStyle w:val="Heading3"/>
       </w:pPr>
       <w:bookmarkStart w:id="8" w:name="_Toc23665362"/>
+      <w:proofErr w:type="spellStart"/>
       <w:r>
         <w:lastRenderedPageBreak/>
-        <w:t>Inhabilitaci</w:t>
-      </w:r>
-      <w:r>
-        <w:t>o</w:t>
-      </w:r>
-      <w:r>
-        <w:t>n</w:t>
+        <w:t>Inhabilitacion</w:t>
       </w:r>
       <w:bookmarkEnd w:id="8"/>
+      <w:proofErr w:type="spellEnd"/>
     </w:p>
     <w:tbl>
       <w:tblPr>
@@ -3160,10 +3258,12 @@
         <w:pStyle w:val="Heading3"/>
       </w:pPr>
       <w:bookmarkStart w:id="9" w:name="_Toc23665363"/>
+      <w:proofErr w:type="spellStart"/>
       <w:r>
         <w:t>TipoServicio</w:t>
       </w:r>
       <w:bookmarkEnd w:id="9"/>
+      <w:proofErr w:type="spellEnd"/>
     </w:p>
     <w:tbl>
       <w:tblPr>
@@ -3704,10 +3804,12 @@
         <w:pStyle w:val="Heading3"/>
       </w:pPr>
       <w:bookmarkStart w:id="11" w:name="_Toc23665365"/>
+      <w:proofErr w:type="spellStart"/>
       <w:r>
         <w:t>ServiciosIPS</w:t>
       </w:r>
       <w:bookmarkEnd w:id="11"/>
+      <w:proofErr w:type="spellEnd"/>
     </w:p>
     <w:tbl>
       <w:tblPr>
@@ -4187,10 +4289,12 @@
         <w:pStyle w:val="Heading3"/>
       </w:pPr>
       <w:bookmarkStart w:id="12" w:name="_Toc23665366"/>
+      <w:proofErr w:type="spellStart"/>
       <w:r>
         <w:t>ReservaServicio</w:t>
       </w:r>
       <w:bookmarkEnd w:id="12"/>
+      <w:proofErr w:type="spellEnd"/>
     </w:p>
     <w:tbl>
       <w:tblPr>
@@ -5258,7 +5362,7 @@
                     <pic:cNvPicPr/>
                   </pic:nvPicPr>
                   <pic:blipFill>
-                    <a:blip r:embed="rId13">
+                    <a:blip r:embed="rId12">
                       <a:extLst>
                         <a:ext uri="{28A0092B-C50C-407E-A947-70E740481C1C}">
                           <a14:useLocalDpi xmlns:a14="http://schemas.microsoft.com/office/drawing/2010/main" val="0"/>
@@ -5293,14 +5397,24 @@
       <w:r>
         <w:t xml:space="preserve">Figura </w:t>
       </w:r>
-      <w:fldSimple w:instr=" SEQ Figura \* ARABIC ">
-        <w:r>
-          <w:rPr>
-            <w:noProof/>
-          </w:rPr>
-          <w:t>2</w:t>
-        </w:r>
-      </w:fldSimple>
+      <w:r>
+        <w:fldChar w:fldCharType="begin"/>
+      </w:r>
+      <w:r>
+        <w:instrText xml:space="preserve"> SEQ Figura \* ARABIC </w:instrText>
+      </w:r>
+      <w:r>
+        <w:fldChar w:fldCharType="separate"/>
+      </w:r>
+      <w:r>
+        <w:rPr>
+          <w:noProof/>
+        </w:rPr>
+        <w:t>2</w:t>
+      </w:r>
+      <w:r>
+        <w:fldChar w:fldCharType="end"/>
+      </w:r>
       <w:bookmarkEnd w:id="15"/>
       <w:r>
         <w:t>. Captura de pantalla del resultado de la consulta (filas 1-41)</w:t>
@@ -5342,7 +5456,7 @@
                     <pic:cNvPicPr/>
                   </pic:nvPicPr>
                   <pic:blipFill>
-                    <a:blip r:embed="rId14">
+                    <a:blip r:embed="rId13">
                       <a:extLst>
                         <a:ext uri="{28A0092B-C50C-407E-A947-70E740481C1C}">
                           <a14:useLocalDpi xmlns:a14="http://schemas.microsoft.com/office/drawing/2010/main" val="0"/>
@@ -5380,14 +5494,24 @@
       <w:r>
         <w:t xml:space="preserve">Figura </w:t>
       </w:r>
-      <w:fldSimple w:instr=" SEQ Figura \* ARABIC ">
-        <w:r>
-          <w:rPr>
-            <w:noProof/>
-          </w:rPr>
-          <w:t>3</w:t>
-        </w:r>
-      </w:fldSimple>
+      <w:r>
+        <w:fldChar w:fldCharType="begin"/>
+      </w:r>
+      <w:r>
+        <w:instrText xml:space="preserve"> SEQ Figura \* ARABIC </w:instrText>
+      </w:r>
+      <w:r>
+        <w:fldChar w:fldCharType="separate"/>
+      </w:r>
+      <w:r>
+        <w:rPr>
+          <w:noProof/>
+        </w:rPr>
+        <w:t>3</w:t>
+      </w:r>
+      <w:r>
+        <w:fldChar w:fldCharType="end"/>
+      </w:r>
       <w:bookmarkEnd w:id="16"/>
       <w:r>
         <w:t>: captura de pantalla del resultado de la consulta (filas 42-81)</w:t>
@@ -5566,12 +5690,14 @@
         </w:rPr>
         <w:t xml:space="preserve">para el campo </w:t>
       </w:r>
+      <w:proofErr w:type="spellStart"/>
       <w:r>
         <w:rPr>
           <w:rStyle w:val="CdigoFuente"/>
         </w:rPr>
         <w:t>campania</w:t>
       </w:r>
+      <w:proofErr w:type="spellEnd"/>
       <w:r>
         <w:rPr>
           <w:lang w:val="es-ES"/>
@@ -5584,12 +5710,14 @@
         </w:rPr>
         <w:t xml:space="preserve"> </w:t>
       </w:r>
+      <w:proofErr w:type="spellStart"/>
       <w:r>
         <w:rPr>
           <w:rStyle w:val="CdigoFuente"/>
         </w:rPr>
         <w:t>ReservaServicio</w:t>
       </w:r>
+      <w:proofErr w:type="spellEnd"/>
       <w:r>
         <w:rPr>
           <w:lang w:val="es-ES"/>
@@ -5817,25 +5945,19 @@
         </w:rPr>
         <w:t xml:space="preserve">, y se insertaron dos columnas para el manejo del horario de atención en </w:t>
       </w:r>
+      <w:proofErr w:type="spellStart"/>
       <w:r>
         <w:rPr>
           <w:rStyle w:val="CdigoFuente"/>
         </w:rPr>
         <w:t>ServiciosIPS</w:t>
       </w:r>
-      <w:r>
-        <w:rPr>
-          <w:lang w:val="es-ES"/>
-        </w:rPr>
-        <w:t xml:space="preserve"> que corre</w:t>
-      </w:r>
-      <w:bookmarkStart w:id="17" w:name="_GoBack"/>
-      <w:bookmarkEnd w:id="17"/>
-      <w:r>
-        <w:rPr>
-          <w:lang w:val="es-ES"/>
-        </w:rPr>
-        <w:t xml:space="preserve">sponden a las filas 64 y 65 de la </w:t>
+      <w:proofErr w:type="spellEnd"/>
+      <w:r>
+        <w:rPr>
+          <w:lang w:val="es-ES"/>
+        </w:rPr>
+        <w:t xml:space="preserve"> que corresponden a las filas 64 y 65 de la </w:t>
       </w:r>
       <w:r>
         <w:rPr>
@@ -5889,14 +6011,14 @@
           <w:lang w:val="es-ES"/>
         </w:rPr>
       </w:pPr>
-      <w:bookmarkStart w:id="18" w:name="_Toc23665369"/>
+      <w:bookmarkStart w:id="17" w:name="_Toc23665369"/>
       <w:r>
         <w:rPr>
           <w:lang w:val="es-ES"/>
         </w:rPr>
         <w:t>Validación del modelo</w:t>
       </w:r>
-      <w:bookmarkEnd w:id="18"/>
+      <w:bookmarkEnd w:id="17"/>
     </w:p>
     <w:p>
       <w:pPr>
@@ -5904,124 +6026,300 @@
           <w:lang w:val="es-ES"/>
         </w:rPr>
       </w:pPr>
+      <w:r>
+        <w:rPr>
+          <w:lang w:val="es-ES"/>
+        </w:rPr>
+        <w:t xml:space="preserve">El modelo está en BCNF debido que todas las columnas presentan atributos simples, y no existen dependencias parciales ni transitivas. Esto se puede ver ya que todos los atributos que dependen de un solo parámetro como lo son las características de las entidades (IPS, usuarios) están en tablas </w:t>
+      </w:r>
+      <w:r>
+        <w:rPr>
+          <w:lang w:val="es-ES"/>
+        </w:rPr>
+        <w:t>con estos parámetros como llaves primarias. En cambio, en las tablas que representan relaciones únicamente se encuentra información sobre la relación. Ningún atributo que describa una entidad se repite en tablas de relación. De hecho, las tablas de relación que no requieren de un id no lo tienen para evitar gastar más memoria.</w:t>
+      </w:r>
     </w:p>
     <w:p>
       <w:pPr>
         <w:pStyle w:val="Heading2"/>
       </w:pPr>
-      <w:bookmarkStart w:id="19" w:name="_Toc23665370"/>
-      <w:r>
-        <w:t>Nuevos requerimientos funcionales</w:t>
+      <w:bookmarkStart w:id="18" w:name="_Toc23665370"/>
+      <w:r>
+        <w:lastRenderedPageBreak/>
+        <w:t>Nuev</w:t>
+      </w:r>
+      <w:bookmarkEnd w:id="18"/>
+      <w:r>
+        <w:t>as reglas de integridad</w:t>
+      </w:r>
+    </w:p>
+    <w:p>
+      <w:pPr>
+        <w:rPr>
+          <w:lang w:val="es-ES_tradnl"/>
+        </w:rPr>
+      </w:pPr>
+      <w:r>
+        <w:rPr>
+          <w:lang w:val="es-ES_tradnl"/>
+        </w:rPr>
+        <w:t>Para los nuevos requerimientos funcionales se debe comprobar:</w:t>
+      </w:r>
+    </w:p>
+    <w:p>
+      <w:pPr>
+        <w:pStyle w:val="ListParagraph"/>
+        <w:numPr>
+          <w:ilvl w:val="0"/>
+          <w:numId w:val="32"/>
+        </w:numPr>
+        <w:rPr>
+          <w:lang w:val="es-ES_tradnl"/>
+        </w:rPr>
+      </w:pPr>
+      <w:r>
+        <w:rPr>
+          <w:lang w:val="es-ES_tradnl"/>
+        </w:rPr>
+        <w:t>Que un servicio no esté deshabilitado a la hora de reservar.</w:t>
+      </w:r>
+    </w:p>
+    <w:p>
+      <w:pPr>
+        <w:pStyle w:val="ListParagraph"/>
+        <w:numPr>
+          <w:ilvl w:val="0"/>
+          <w:numId w:val="32"/>
+        </w:numPr>
+        <w:rPr>
+          <w:lang w:val="es-ES_tradnl"/>
+        </w:rPr>
+      </w:pPr>
+      <w:r>
+        <w:rPr>
+          <w:lang w:val="es-ES_tradnl"/>
+        </w:rPr>
+        <w:t>Que sea posible cumplir con todos los requerimientos de una campaña antes de agregarla.</w:t>
+      </w:r>
+    </w:p>
+    <w:p>
+      <w:pPr>
+        <w:pStyle w:val="ListParagraph"/>
+        <w:numPr>
+          <w:ilvl w:val="0"/>
+          <w:numId w:val="32"/>
+        </w:numPr>
+        <w:rPr>
+          <w:lang w:val="es-ES_tradnl"/>
+        </w:rPr>
+      </w:pPr>
+      <w:r>
+        <w:rPr>
+          <w:lang w:val="es-ES_tradnl"/>
+        </w:rPr>
+        <w:t>Que no quede ninguna reserva en las fechas en las que está deshabilitado un servicio.</w:t>
+      </w:r>
+    </w:p>
+    <w:p>
+      <w:pPr>
+        <w:pStyle w:val="Heading1"/>
+        <w:rPr>
+          <w:lang w:val="es-ES"/>
+        </w:rPr>
+      </w:pPr>
+      <w:bookmarkStart w:id="19" w:name="_Toc23665371"/>
+      <w:r>
+        <w:rPr>
+          <w:lang w:val="es-ES"/>
+        </w:rPr>
+        <w:t>Construcción de</w:t>
+      </w:r>
+      <w:r>
+        <w:rPr>
+          <w:lang w:val="es-ES"/>
+        </w:rPr>
+        <w:t xml:space="preserve"> la aplicación</w:t>
       </w:r>
       <w:bookmarkEnd w:id="19"/>
     </w:p>
     <w:p>
       <w:pPr>
-        <w:rPr>
-          <w:lang w:val="es-ES_tradnl"/>
-        </w:rPr>
-      </w:pPr>
-    </w:p>
-    <w:p>
-      <w:pPr>
-        <w:pStyle w:val="Heading1"/>
-        <w:rPr>
-          <w:lang w:val="es-ES"/>
-        </w:rPr>
-      </w:pPr>
-      <w:bookmarkStart w:id="20" w:name="_Toc23665371"/>
-      <w:r>
-        <w:rPr>
-          <w:lang w:val="es-ES"/>
-        </w:rPr>
-        <w:t>Construcción de</w:t>
-      </w:r>
-      <w:r>
-        <w:rPr>
-          <w:lang w:val="es-ES"/>
-        </w:rPr>
-        <w:t xml:space="preserve"> la aplicación</w:t>
+        <w:pStyle w:val="Heading2"/>
+      </w:pPr>
+      <w:bookmarkStart w:id="20" w:name="_Toc23665372"/>
+      <w:r>
+        <w:t>Transaccionalidad</w:t>
       </w:r>
       <w:bookmarkEnd w:id="20"/>
     </w:p>
     <w:p>
       <w:pPr>
-        <w:pStyle w:val="Heading2"/>
-      </w:pPr>
-      <w:bookmarkStart w:id="21" w:name="_Toc23665372"/>
-      <w:r>
-        <w:t>Transaccionalidad</w:t>
-      </w:r>
-      <w:bookmarkEnd w:id="21"/>
+        <w:rPr>
+          <w:lang w:val="es-ES_tradnl"/>
+        </w:rPr>
+      </w:pPr>
+      <w:r>
+        <w:rPr>
+          <w:lang w:val="es-ES_tradnl"/>
+        </w:rPr>
+        <w:t xml:space="preserve">Para garantizar ACID se procuró realizar los requerimientos funcionales en transacciones. De esta manera, se cumple la atomicidad al hacer </w:t>
+      </w:r>
+      <w:proofErr w:type="spellStart"/>
+      <w:r>
+        <w:rPr>
+          <w:rStyle w:val="CdigoFuente"/>
+        </w:rPr>
+        <w:t>commit</w:t>
+      </w:r>
+      <w:proofErr w:type="spellEnd"/>
+      <w:r>
+        <w:rPr>
+          <w:lang w:val="es-ES_tradnl"/>
+        </w:rPr>
+        <w:t xml:space="preserve"> únicamente cuando todas las acciones fueron completadas correctamente o </w:t>
+      </w:r>
+      <w:proofErr w:type="spellStart"/>
+      <w:r>
+        <w:rPr>
+          <w:rStyle w:val="CdigoFuente"/>
+        </w:rPr>
+        <w:t>rollback</w:t>
+      </w:r>
+      <w:proofErr w:type="spellEnd"/>
+      <w:r>
+        <w:rPr>
+          <w:lang w:val="es-ES_tradnl"/>
+        </w:rPr>
+        <w:t xml:space="preserve"> si alguna falló, se cumple la consistencia ya que al finalizar una transacción siempre se es coherente con las reglas de negocio dado que estas son verificadas dentro de la transacción, se cumple el aislamiento al usar nivel de aislamiento </w:t>
+      </w:r>
+      <w:proofErr w:type="spellStart"/>
+      <w:r>
+        <w:rPr>
+          <w:rStyle w:val="CdigoFuente"/>
+        </w:rPr>
+        <w:t>serializable</w:t>
+      </w:r>
+      <w:proofErr w:type="spellEnd"/>
+      <w:r>
+        <w:rPr>
+          <w:lang w:val="es-ES_tradnl"/>
+        </w:rPr>
+        <w:t xml:space="preserve"> en todas las</w:t>
+      </w:r>
+      <w:r>
+        <w:rPr>
+          <w:lang w:val="es-ES_tradnl"/>
+        </w:rPr>
+        <w:t xml:space="preserve"> transacciones y se cumple la durabilidad pues todo se persiste en la base de datos.</w:t>
+      </w:r>
     </w:p>
     <w:p>
       <w:pPr>
-        <w:rPr>
-          <w:lang w:val="es-ES_tradnl"/>
-        </w:rPr>
-      </w:pPr>
+        <w:pStyle w:val="Heading1"/>
+        <w:rPr>
+          <w:lang w:val="es-ES"/>
+        </w:rPr>
+      </w:pPr>
+      <w:bookmarkStart w:id="21" w:name="_Toc23665373"/>
+      <w:r>
+        <w:rPr>
+          <w:lang w:val="es-ES"/>
+        </w:rPr>
+        <w:t>Resultados</w:t>
+      </w:r>
+      <w:bookmarkEnd w:id="21"/>
+      <w:r>
+        <w:rPr>
+          <w:lang w:val="es-ES"/>
+        </w:rPr>
+        <w:t xml:space="preserve"> </w:t>
+      </w:r>
     </w:p>
     <w:p>
       <w:pPr>
-        <w:pStyle w:val="Heading1"/>
-        <w:rPr>
-          <w:lang w:val="es-ES"/>
-        </w:rPr>
-      </w:pPr>
-      <w:bookmarkStart w:id="22" w:name="_Toc23665373"/>
-      <w:r>
-        <w:rPr>
-          <w:lang w:val="es-ES"/>
-        </w:rPr>
-        <w:lastRenderedPageBreak/>
-        <w:t>Resultados</w:t>
+        <w:pStyle w:val="Heading2"/>
+        <w:rPr>
+          <w:lang w:val="es-ES"/>
+        </w:rPr>
+      </w:pPr>
+      <w:bookmarkStart w:id="22" w:name="_Toc23665374"/>
+      <w:r>
+        <w:rPr>
+          <w:lang w:val="es-ES"/>
+        </w:rPr>
+        <w:t>Resultados logrados</w:t>
       </w:r>
       <w:bookmarkEnd w:id="22"/>
-      <w:r>
-        <w:rPr>
-          <w:lang w:val="es-ES"/>
-        </w:rPr>
-        <w:t xml:space="preserve"> </w:t>
-      </w:r>
     </w:p>
     <w:p>
       <w:pPr>
+        <w:rPr>
+          <w:lang w:val="es-ES"/>
+        </w:rPr>
+      </w:pPr>
+      <w:r>
+        <w:rPr>
+          <w:lang w:val="es-ES"/>
+        </w:rPr>
+        <w:t xml:space="preserve">Se logró completar el modelo conceptual, el modelo relacional y de la misma manera ajustar la aplicación para cumplir con las modificaciones de tal forma que el nuevo sistema se ajustara a los nuevos requerimientos del negocio. </w:t>
+      </w:r>
+    </w:p>
+    <w:p>
+      <w:pPr>
+        <w:rPr>
+          <w:lang w:val="es-ES"/>
+        </w:rPr>
+      </w:pPr>
+      <w:r>
+        <w:rPr>
+          <w:lang w:val="es-ES"/>
+        </w:rPr>
+        <w:t>Se logró implementar todos los requerimientos a la vez de garantizar ACID para los mismos, tanto los funcionales como los de consulta.</w:t>
+      </w:r>
+    </w:p>
+    <w:p>
+      <w:pPr>
+        <w:rPr>
+          <w:lang w:val="es-ES"/>
+        </w:rPr>
+      </w:pPr>
+      <w:r>
+        <w:rPr>
+          <w:lang w:val="es-ES"/>
+        </w:rPr>
+        <w:t>Se logró hacer un demo, acompañado de pruebas para verificar la transaccionalidad y la consistencia del sistema.</w:t>
+      </w:r>
+    </w:p>
+    <w:p>
+      <w:pPr>
         <w:pStyle w:val="Heading2"/>
         <w:rPr>
           <w:lang w:val="es-ES"/>
         </w:rPr>
       </w:pPr>
-      <w:bookmarkStart w:id="23" w:name="_Toc23665374"/>
-      <w:r>
-        <w:rPr>
-          <w:lang w:val="es-ES"/>
-        </w:rPr>
-        <w:t>Resultados logrados</w:t>
+      <w:bookmarkStart w:id="23" w:name="_Toc23665375"/>
+      <w:r>
+        <w:rPr>
+          <w:lang w:val="es-ES"/>
+        </w:rPr>
+        <w:t>Resultados no logrados</w:t>
       </w:r>
       <w:bookmarkEnd w:id="23"/>
     </w:p>
     <w:p>
       <w:pPr>
-        <w:pStyle w:val="Heading2"/>
-        <w:rPr>
-          <w:lang w:val="es-ES"/>
-        </w:rPr>
-      </w:pPr>
-      <w:bookmarkStart w:id="24" w:name="_Toc23665375"/>
-      <w:r>
-        <w:rPr>
-          <w:lang w:val="es-ES"/>
-        </w:rPr>
-        <w:t>Resultados no logrados</w:t>
-      </w:r>
+        <w:rPr>
+          <w:lang w:val="es-ES"/>
+        </w:rPr>
+      </w:pPr>
+      <w:r>
+        <w:rPr>
+          <w:lang w:val="es-ES"/>
+        </w:rPr>
+        <w:t>Ninguno.</w:t>
+      </w:r>
+      <w:bookmarkStart w:id="24" w:name="_GoBack"/>
       <w:bookmarkEnd w:id="24"/>
-    </w:p>
-    <w:p>
-      <w:pPr>
-        <w:rPr>
-          <w:lang w:val="es-ES"/>
-        </w:rPr>
-      </w:pPr>
     </w:p>
     <w:sectPr>
       <w:pgSz w:w="11906" w:h="16838"/>
@@ -6632,6 +6930,119 @@
     <w:numStyleLink w:val="Listanonumerada"/>
   </w:abstractNum>
   <w:abstractNum w:abstractNumId="16" w15:restartNumberingAfterBreak="0">
+    <w:nsid w:val="2B3260AA"/>
+    <w:multiLevelType w:val="hybridMultilevel"/>
+    <w:tmpl w:val="26FE21DA"/>
+    <w:lvl w:ilvl="0" w:tplc="04090001">
+      <w:start w:val="1"/>
+      <w:numFmt w:val="bullet"/>
+      <w:lvlText w:val=""/>
+      <w:lvlJc w:val="left"/>
+      <w:pPr>
+        <w:ind w:left="1077" w:hanging="360"/>
+      </w:pPr>
+      <w:rPr>
+        <w:rFonts w:ascii="Symbol" w:hAnsi="Symbol" w:hint="default"/>
+      </w:rPr>
+    </w:lvl>
+    <w:lvl w:ilvl="1" w:tplc="04090003" w:tentative="1">
+      <w:start w:val="1"/>
+      <w:numFmt w:val="bullet"/>
+      <w:lvlText w:val="o"/>
+      <w:lvlJc w:val="left"/>
+      <w:pPr>
+        <w:ind w:left="1797" w:hanging="360"/>
+      </w:pPr>
+      <w:rPr>
+        <w:rFonts w:ascii="Courier New" w:hAnsi="Courier New" w:cs="Courier New" w:hint="default"/>
+      </w:rPr>
+    </w:lvl>
+    <w:lvl w:ilvl="2" w:tplc="04090005" w:tentative="1">
+      <w:start w:val="1"/>
+      <w:numFmt w:val="bullet"/>
+      <w:lvlText w:val=""/>
+      <w:lvlJc w:val="left"/>
+      <w:pPr>
+        <w:ind w:left="2517" w:hanging="360"/>
+      </w:pPr>
+      <w:rPr>
+        <w:rFonts w:ascii="Wingdings" w:hAnsi="Wingdings" w:hint="default"/>
+      </w:rPr>
+    </w:lvl>
+    <w:lvl w:ilvl="3" w:tplc="04090001" w:tentative="1">
+      <w:start w:val="1"/>
+      <w:numFmt w:val="bullet"/>
+      <w:lvlText w:val=""/>
+      <w:lvlJc w:val="left"/>
+      <w:pPr>
+        <w:ind w:left="3237" w:hanging="360"/>
+      </w:pPr>
+      <w:rPr>
+        <w:rFonts w:ascii="Symbol" w:hAnsi="Symbol" w:hint="default"/>
+      </w:rPr>
+    </w:lvl>
+    <w:lvl w:ilvl="4" w:tplc="04090003" w:tentative="1">
+      <w:start w:val="1"/>
+      <w:numFmt w:val="bullet"/>
+      <w:lvlText w:val="o"/>
+      <w:lvlJc w:val="left"/>
+      <w:pPr>
+        <w:ind w:left="3957" w:hanging="360"/>
+      </w:pPr>
+      <w:rPr>
+        <w:rFonts w:ascii="Courier New" w:hAnsi="Courier New" w:cs="Courier New" w:hint="default"/>
+      </w:rPr>
+    </w:lvl>
+    <w:lvl w:ilvl="5" w:tplc="04090005" w:tentative="1">
+      <w:start w:val="1"/>
+      <w:numFmt w:val="bullet"/>
+      <w:lvlText w:val=""/>
+      <w:lvlJc w:val="left"/>
+      <w:pPr>
+        <w:ind w:left="4677" w:hanging="360"/>
+      </w:pPr>
+      <w:rPr>
+        <w:rFonts w:ascii="Wingdings" w:hAnsi="Wingdings" w:hint="default"/>
+      </w:rPr>
+    </w:lvl>
+    <w:lvl w:ilvl="6" w:tplc="04090001" w:tentative="1">
+      <w:start w:val="1"/>
+      <w:numFmt w:val="bullet"/>
+      <w:lvlText w:val=""/>
+      <w:lvlJc w:val="left"/>
+      <w:pPr>
+        <w:ind w:left="5397" w:hanging="360"/>
+      </w:pPr>
+      <w:rPr>
+        <w:rFonts w:ascii="Symbol" w:hAnsi="Symbol" w:hint="default"/>
+      </w:rPr>
+    </w:lvl>
+    <w:lvl w:ilvl="7" w:tplc="04090003" w:tentative="1">
+      <w:start w:val="1"/>
+      <w:numFmt w:val="bullet"/>
+      <w:lvlText w:val="o"/>
+      <w:lvlJc w:val="left"/>
+      <w:pPr>
+        <w:ind w:left="6117" w:hanging="360"/>
+      </w:pPr>
+      <w:rPr>
+        <w:rFonts w:ascii="Courier New" w:hAnsi="Courier New" w:cs="Courier New" w:hint="default"/>
+      </w:rPr>
+    </w:lvl>
+    <w:lvl w:ilvl="8" w:tplc="04090005" w:tentative="1">
+      <w:start w:val="1"/>
+      <w:numFmt w:val="bullet"/>
+      <w:lvlText w:val=""/>
+      <w:lvlJc w:val="left"/>
+      <w:pPr>
+        <w:ind w:left="6837" w:hanging="360"/>
+      </w:pPr>
+      <w:rPr>
+        <w:rFonts w:ascii="Wingdings" w:hAnsi="Wingdings" w:hint="default"/>
+      </w:rPr>
+    </w:lvl>
+  </w:abstractNum>
+  <w:abstractNum w:abstractNumId="17" w15:restartNumberingAfterBreak="0">
     <w:nsid w:val="314B364F"/>
     <w:multiLevelType w:val="singleLevel"/>
     <w:tmpl w:val="0C0A0005"/>
@@ -6648,7 +7059,7 @@
       </w:rPr>
     </w:lvl>
   </w:abstractNum>
-  <w:abstractNum w:abstractNumId="17" w15:restartNumberingAfterBreak="0">
+  <w:abstractNum w:abstractNumId="18" w15:restartNumberingAfterBreak="0">
     <w:nsid w:val="35F548C8"/>
     <w:multiLevelType w:val="multilevel"/>
     <w:tmpl w:val="0C0A001D"/>
@@ -6735,7 +7146,7 @@
       </w:pPr>
     </w:lvl>
   </w:abstractNum>
-  <w:abstractNum w:abstractNumId="18" w15:restartNumberingAfterBreak="0">
+  <w:abstractNum w:abstractNumId="19" w15:restartNumberingAfterBreak="0">
     <w:nsid w:val="45452A74"/>
     <w:multiLevelType w:val="hybridMultilevel"/>
     <w:tmpl w:val="A5B8332A"/>
@@ -6875,7 +7286,7 @@
       </w:rPr>
     </w:lvl>
   </w:abstractNum>
-  <w:abstractNum w:abstractNumId="19" w15:restartNumberingAfterBreak="0">
+  <w:abstractNum w:abstractNumId="20" w15:restartNumberingAfterBreak="0">
     <w:nsid w:val="479732E1"/>
     <w:multiLevelType w:val="multilevel"/>
     <w:tmpl w:val="240A0025"/>
@@ -6896,7 +7307,7 @@
       <w:lvlText w:val="%1.%2"/>
       <w:lvlJc w:val="left"/>
       <w:pPr>
-        <w:ind w:left="576" w:hanging="576"/>
+        <w:ind w:left="5113" w:hanging="576"/>
       </w:pPr>
     </w:lvl>
     <w:lvl w:ilvl="2">
@@ -6970,7 +7381,7 @@
       </w:pPr>
     </w:lvl>
   </w:abstractNum>
-  <w:abstractNum w:abstractNumId="20" w15:restartNumberingAfterBreak="0">
+  <w:abstractNum w:abstractNumId="21" w15:restartNumberingAfterBreak="0">
     <w:nsid w:val="5A0C5338"/>
     <w:multiLevelType w:val="hybridMultilevel"/>
     <w:tmpl w:val="B41C1200"/>
@@ -7083,7 +7494,7 @@
       </w:rPr>
     </w:lvl>
   </w:abstractNum>
-  <w:abstractNum w:abstractNumId="21" w15:restartNumberingAfterBreak="0">
+  <w:abstractNum w:abstractNumId="22" w15:restartNumberingAfterBreak="0">
     <w:nsid w:val="5A425345"/>
     <w:multiLevelType w:val="hybridMultilevel"/>
     <w:tmpl w:val="1BFCEC9C"/>
@@ -7170,7 +7581,7 @@
       </w:pPr>
     </w:lvl>
   </w:abstractNum>
-  <w:abstractNum w:abstractNumId="22" w15:restartNumberingAfterBreak="0">
+  <w:abstractNum w:abstractNumId="23" w15:restartNumberingAfterBreak="0">
     <w:nsid w:val="5CB857FA"/>
     <w:multiLevelType w:val="multilevel"/>
     <w:tmpl w:val="379A964C"/>
@@ -7284,7 +7695,7 @@
       </w:rPr>
     </w:lvl>
   </w:abstractNum>
-  <w:abstractNum w:abstractNumId="23" w15:restartNumberingAfterBreak="0">
+  <w:abstractNum w:abstractNumId="24" w15:restartNumberingAfterBreak="0">
     <w:nsid w:val="63946071"/>
     <w:multiLevelType w:val="multilevel"/>
     <w:tmpl w:val="27BA8192"/>
@@ -7433,7 +7844,7 @@
       </w:rPr>
     </w:lvl>
   </w:abstractNum>
-  <w:abstractNum w:abstractNumId="24" w15:restartNumberingAfterBreak="0">
+  <w:abstractNum w:abstractNumId="25" w15:restartNumberingAfterBreak="0">
     <w:nsid w:val="63EF1CA1"/>
     <w:multiLevelType w:val="hybridMultilevel"/>
     <w:tmpl w:val="E6E2143E"/>
@@ -7546,7 +7957,7 @@
       </w:rPr>
     </w:lvl>
   </w:abstractNum>
-  <w:abstractNum w:abstractNumId="25" w15:restartNumberingAfterBreak="0">
+  <w:abstractNum w:abstractNumId="26" w15:restartNumberingAfterBreak="0">
     <w:nsid w:val="645F5781"/>
     <w:multiLevelType w:val="multilevel"/>
     <w:tmpl w:val="1032945C"/>
@@ -7632,7 +8043,7 @@
       </w:pPr>
     </w:lvl>
   </w:abstractNum>
-  <w:abstractNum w:abstractNumId="26" w15:restartNumberingAfterBreak="0">
+  <w:abstractNum w:abstractNumId="27" w15:restartNumberingAfterBreak="0">
     <w:nsid w:val="75DA0707"/>
     <w:multiLevelType w:val="multilevel"/>
     <w:tmpl w:val="7CBCA8EC"/>
@@ -7746,7 +8157,7 @@
       </w:rPr>
     </w:lvl>
   </w:abstractNum>
-  <w:abstractNum w:abstractNumId="27" w15:restartNumberingAfterBreak="0">
+  <w:abstractNum w:abstractNumId="28" w15:restartNumberingAfterBreak="0">
     <w:nsid w:val="7BAA0CD0"/>
     <w:multiLevelType w:val="multilevel"/>
     <w:tmpl w:val="379A964C"/>
@@ -7765,7 +8176,7 @@
     <w:abstractNumId w:val="11"/>
   </w:num>
   <w:num w:numId="5">
-    <w:abstractNumId w:val="19"/>
+    <w:abstractNumId w:val="20"/>
   </w:num>
   <w:num w:numId="6">
     <w:abstractNumId w:val="6"/>
@@ -7798,22 +8209,22 @@
     <w:abstractNumId w:val="7"/>
   </w:num>
   <w:num w:numId="16">
-    <w:abstractNumId w:val="18"/>
+    <w:abstractNumId w:val="19"/>
   </w:num>
   <w:num w:numId="17">
+    <w:abstractNumId w:val="22"/>
+  </w:num>
+  <w:num w:numId="18">
     <w:abstractNumId w:val="21"/>
   </w:num>
-  <w:num w:numId="18">
-    <w:abstractNumId w:val="20"/>
-  </w:num>
   <w:num w:numId="19">
-    <w:abstractNumId w:val="25"/>
+    <w:abstractNumId w:val="26"/>
   </w:num>
   <w:num w:numId="20">
     <w:abstractNumId w:val="12"/>
   </w:num>
   <w:num w:numId="21">
-    <w:abstractNumId w:val="26"/>
+    <w:abstractNumId w:val="27"/>
   </w:num>
   <w:num w:numId="22">
     <w:abstractNumId w:val="13"/>
@@ -7849,28 +8260,31 @@
     </w:lvlOverride>
   </w:num>
   <w:num w:numId="24">
-    <w:abstractNumId w:val="22"/>
+    <w:abstractNumId w:val="23"/>
   </w:num>
   <w:num w:numId="25">
     <w:abstractNumId w:val="15"/>
   </w:num>
   <w:num w:numId="26">
-    <w:abstractNumId w:val="27"/>
+    <w:abstractNumId w:val="28"/>
   </w:num>
   <w:num w:numId="27">
-    <w:abstractNumId w:val="17"/>
+    <w:abstractNumId w:val="18"/>
   </w:num>
   <w:num w:numId="28">
-    <w:abstractNumId w:val="16"/>
+    <w:abstractNumId w:val="17"/>
   </w:num>
   <w:num w:numId="29">
     <w:abstractNumId w:val="14"/>
   </w:num>
   <w:num w:numId="30">
-    <w:abstractNumId w:val="23"/>
+    <w:abstractNumId w:val="24"/>
   </w:num>
   <w:num w:numId="31">
-    <w:abstractNumId w:val="24"/>
+    <w:abstractNumId w:val="25"/>
+  </w:num>
+  <w:num w:numId="32">
+    <w:abstractNumId w:val="16"/>
   </w:num>
 </w:numbering>
 </file>
@@ -9857,7 +10271,7 @@
 </file>
 
 <file path=customXml/itemProps4.xml><?xml version="1.0" encoding="utf-8"?>
-<ds:datastoreItem xmlns:ds="http://schemas.openxmlformats.org/officeDocument/2006/customXml" ds:itemID="{99E8D9DD-F7DB-6A44-BC8D-FE6652B6B903}">
+<ds:datastoreItem xmlns:ds="http://schemas.openxmlformats.org/officeDocument/2006/customXml" ds:itemID="{D6262743-0570-DB4D-97C0-3844520AEEEA}">
   <ds:schemaRefs>
     <ds:schemaRef ds:uri="http://schemas.openxmlformats.org/officeDocument/2006/bibliography"/>
   </ds:schemaRefs>

--- a/data/WORD/It_B-07_jc.castiblancor_c.pantoja.docx
+++ b/data/WORD/It_B-07_jc.castiblancor_c.pantoja.docx
@@ -19,7 +19,7 @@
         <w:rPr>
           <w:lang w:val="es-ES"/>
         </w:rPr>
-        <w:t>2</w:t>
+        <w:t>3</w:t>
       </w:r>
       <w:r>
         <w:rPr>
@@ -141,7 +141,16 @@
         <w:t xml:space="preserve">: </w:t>
       </w:r>
       <w:r>
-        <w:t>noviembre 2 del 2019</w:t>
+        <w:t>diciembre</w:t>
+      </w:r>
+      <w:r>
+        <w:t xml:space="preserve"> </w:t>
+      </w:r>
+      <w:r>
+        <w:t>4</w:t>
+      </w:r>
+      <w:r>
+        <w:t xml:space="preserve"> del 2019</w:t>
       </w:r>
     </w:p>
     <w:sdt>
@@ -161,6 +170,7 @@
           <w:docPartUnique/>
         </w:docPartObj>
       </w:sdtPr>
+      <w:sdtEndPr/>
       <w:sdtContent>
         <w:p>
           <w:pPr>
@@ -197,7 +207,7 @@
             </w:rPr>
             <w:fldChar w:fldCharType="separate"/>
           </w:r>
-          <w:hyperlink w:anchor="_Toc23665357" w:history="1">
+          <w:hyperlink w:anchor="_Toc26268706" w:history="1">
             <w:r>
               <w:rPr>
                 <w:rStyle w:val="Hyperlink"/>
@@ -241,7 +251,7 @@
                 <w:noProof/>
                 <w:webHidden/>
               </w:rPr>
-              <w:instrText xml:space="preserve"> PAGEREF _Toc23665357 \h </w:instrText>
+              <w:instrText xml:space="preserve"> PAGEREF _Toc26268706 \h </w:instrText>
             </w:r>
             <w:r>
               <w:rPr>
@@ -281,7 +291,7 @@
               <w:lang w:val="en-US" w:eastAsia="en-US"/>
             </w:rPr>
           </w:pPr>
-          <w:hyperlink w:anchor="_Toc23665358" w:history="1">
+          <w:hyperlink w:anchor="_Toc26268707" w:history="1">
             <w:r>
               <w:rPr>
                 <w:rStyle w:val="Hyperlink"/>
@@ -325,7 +335,7 @@
                 <w:noProof/>
                 <w:webHidden/>
               </w:rPr>
-              <w:instrText xml:space="preserve"> PAGEREF _Toc23665358 \h </w:instrText>
+              <w:instrText xml:space="preserve"> PAGEREF _Toc26268707 \h </w:instrText>
             </w:r>
             <w:r>
               <w:rPr>
@@ -345,7 +355,7 @@
                 <w:noProof/>
                 <w:webHidden/>
               </w:rPr>
-              <w:t>1</w:t>
+              <w:t>2</w:t>
             </w:r>
             <w:r>
               <w:rPr>
@@ -369,7 +379,7 @@
               <w:lang w:val="en-US" w:eastAsia="en-US"/>
             </w:rPr>
           </w:pPr>
-          <w:hyperlink w:anchor="_Toc23665359" w:history="1">
+          <w:hyperlink w:anchor="_Toc26268708" w:history="1">
             <w:r>
               <w:rPr>
                 <w:rStyle w:val="Hyperlink"/>
@@ -390,7 +400,21 @@
                 <w:rStyle w:val="Hyperlink"/>
                 <w:noProof/>
               </w:rPr>
-              <w:t>Ajustes en el modelo conceptual</w:t>
+              <w:t xml:space="preserve">Ajustes </w:t>
+            </w:r>
+            <w:r>
+              <w:rPr>
+                <w:rStyle w:val="Hyperlink"/>
+                <w:noProof/>
+              </w:rPr>
+              <w:t>e</w:t>
+            </w:r>
+            <w:r>
+              <w:rPr>
+                <w:rStyle w:val="Hyperlink"/>
+                <w:noProof/>
+              </w:rPr>
+              <w:t>n el modelo conceptual</w:t>
             </w:r>
             <w:r>
               <w:rPr>
@@ -411,7 +435,7 @@
                 <w:noProof/>
                 <w:webHidden/>
               </w:rPr>
-              <w:instrText xml:space="preserve"> PAGEREF _Toc23665359 \h </w:instrText>
+              <w:instrText xml:space="preserve"> PAGEREF _Toc26268708 \h </w:instrText>
             </w:r>
             <w:r>
               <w:rPr>
@@ -431,7 +455,91 @@
                 <w:noProof/>
                 <w:webHidden/>
               </w:rPr>
-              <w:t>1</w:t>
+              <w:t>2</w:t>
+            </w:r>
+            <w:r>
+              <w:rPr>
+                <w:noProof/>
+                <w:webHidden/>
+              </w:rPr>
+              <w:fldChar w:fldCharType="end"/>
+            </w:r>
+          </w:hyperlink>
+        </w:p>
+        <w:p>
+          <w:pPr>
+            <w:pStyle w:val="TOC1"/>
+            <w:rPr>
+              <w:rFonts w:asciiTheme="minorHAnsi" w:eastAsiaTheme="minorEastAsia" w:hAnsiTheme="minorHAnsi" w:cstheme="minorBidi"/>
+              <w:noProof/>
+              <w:lang w:val="en-US" w:eastAsia="en-US"/>
+            </w:rPr>
+          </w:pPr>
+          <w:hyperlink w:anchor="_Toc26268709" w:history="1">
+            <w:r>
+              <w:rPr>
+                <w:rStyle w:val="Hyperlink"/>
+                <w:noProof/>
+                <w:lang w:val="es-ES"/>
+              </w:rPr>
+              <w:t>3</w:t>
+            </w:r>
+            <w:r>
+              <w:rPr>
+                <w:rFonts w:asciiTheme="minorHAnsi" w:eastAsiaTheme="minorEastAsia" w:hAnsiTheme="minorHAnsi" w:cstheme="minorBidi"/>
+                <w:noProof/>
+                <w:lang w:val="en-US" w:eastAsia="en-US"/>
+              </w:rPr>
+              <w:tab/>
+            </w:r>
+            <w:r>
+              <w:rPr>
+                <w:rStyle w:val="Hyperlink"/>
+                <w:noProof/>
+                <w:lang w:val="es-ES"/>
+              </w:rPr>
+              <w:t>Diseño físico</w:t>
+            </w:r>
+            <w:r>
+              <w:rPr>
+                <w:noProof/>
+                <w:webHidden/>
+              </w:rPr>
+              <w:tab/>
+            </w:r>
+            <w:r>
+              <w:rPr>
+                <w:noProof/>
+                <w:webHidden/>
+              </w:rPr>
+              <w:fldChar w:fldCharType="begin"/>
+            </w:r>
+            <w:r>
+              <w:rPr>
+                <w:noProof/>
+                <w:webHidden/>
+              </w:rPr>
+              <w:instrText xml:space="preserve"> PAGEREF _Toc26268709 \h </w:instrText>
+            </w:r>
+            <w:r>
+              <w:rPr>
+                <w:noProof/>
+                <w:webHidden/>
+              </w:rPr>
+            </w:r>
+            <w:r>
+              <w:rPr>
+                <w:noProof/>
+                <w:webHidden/>
+              </w:rPr>
+              <w:fldChar w:fldCharType="separate"/>
+            </w:r>
+            <w:r>
+              <w:rPr>
+                <w:noProof/>
+                <w:webHidden/>
+              </w:rPr>
+              <w:t>2</w:t>
             </w:r>
             <w:r>
               <w:rPr>
@@ -455,14 +563,14 @@
               <w:lang w:val="en-US" w:eastAsia="en-US"/>
             </w:rPr>
           </w:pPr>
-          <w:hyperlink w:anchor="_Toc23665360" w:history="1">
+          <w:hyperlink w:anchor="_Toc26268710" w:history="1">
             <w:r>
               <w:rPr>
                 <w:rStyle w:val="Hyperlink"/>
                 <w:noProof/>
                 <w:lang w:val="es-ES"/>
               </w:rPr>
-              <w:t>2.2</w:t>
+              <w:t>3.1</w:t>
             </w:r>
             <w:r>
               <w:rPr>
@@ -478,7 +586,7 @@
                 <w:noProof/>
                 <w:lang w:val="es-ES"/>
               </w:rPr>
-              <w:t>Ajustes en el modelo relacional</w:t>
+              <w:t>Índices preexistentes</w:t>
             </w:r>
             <w:r>
               <w:rPr>
@@ -499,7 +607,7 @@
                 <w:noProof/>
                 <w:webHidden/>
               </w:rPr>
-              <w:instrText xml:space="preserve"> PAGEREF _Toc23665360 \h </w:instrText>
+              <w:instrText xml:space="preserve"> PAGEREF _Toc26268710 \h </w:instrText>
             </w:r>
             <w:r>
               <w:rPr>
@@ -520,6 +628,180 @@
                 <w:webHidden/>
               </w:rPr>
               <w:t>2</w:t>
+            </w:r>
+            <w:r>
+              <w:rPr>
+                <w:noProof/>
+                <w:webHidden/>
+              </w:rPr>
+              <w:fldChar w:fldCharType="end"/>
+            </w:r>
+          </w:hyperlink>
+        </w:p>
+        <w:p>
+          <w:pPr>
+            <w:pStyle w:val="TOC2"/>
+            <w:tabs>
+              <w:tab w:val="left" w:pos="1200"/>
+              <w:tab w:val="right" w:leader="dot" w:pos="9060"/>
+            </w:tabs>
+            <w:rPr>
+              <w:rFonts w:asciiTheme="minorHAnsi" w:eastAsiaTheme="minorEastAsia" w:hAnsiTheme="minorHAnsi" w:cstheme="minorBidi"/>
+              <w:noProof/>
+              <w:lang w:val="en-US" w:eastAsia="en-US"/>
+            </w:rPr>
+          </w:pPr>
+          <w:hyperlink w:anchor="_Toc26268711" w:history="1">
+            <w:r>
+              <w:rPr>
+                <w:rStyle w:val="Hyperlink"/>
+                <w:noProof/>
+              </w:rPr>
+              <w:t>3.2</w:t>
+            </w:r>
+            <w:r>
+              <w:rPr>
+                <w:rFonts w:asciiTheme="minorHAnsi" w:eastAsiaTheme="minorEastAsia" w:hAnsiTheme="minorHAnsi" w:cstheme="minorBidi"/>
+                <w:noProof/>
+                <w:lang w:val="en-US" w:eastAsia="en-US"/>
+              </w:rPr>
+              <w:tab/>
+            </w:r>
+            <w:r>
+              <w:rPr>
+                <w:rStyle w:val="Hyperlink"/>
+                <w:noProof/>
+              </w:rPr>
+              <w:t>Índices utilizados</w:t>
+            </w:r>
+            <w:r>
+              <w:rPr>
+                <w:noProof/>
+                <w:webHidden/>
+              </w:rPr>
+              <w:tab/>
+            </w:r>
+            <w:r>
+              <w:rPr>
+                <w:noProof/>
+                <w:webHidden/>
+              </w:rPr>
+              <w:fldChar w:fldCharType="begin"/>
+            </w:r>
+            <w:r>
+              <w:rPr>
+                <w:noProof/>
+                <w:webHidden/>
+              </w:rPr>
+              <w:instrText xml:space="preserve"> PAGEREF _Toc26268711 \h </w:instrText>
+            </w:r>
+            <w:r>
+              <w:rPr>
+                <w:noProof/>
+                <w:webHidden/>
+              </w:rPr>
+            </w:r>
+            <w:r>
+              <w:rPr>
+                <w:noProof/>
+                <w:webHidden/>
+              </w:rPr>
+              <w:fldChar w:fldCharType="separate"/>
+            </w:r>
+            <w:r>
+              <w:rPr>
+                <w:noProof/>
+                <w:webHidden/>
+              </w:rPr>
+              <w:t>2</w:t>
+            </w:r>
+            <w:r>
+              <w:rPr>
+                <w:noProof/>
+                <w:webHidden/>
+              </w:rPr>
+              <w:fldChar w:fldCharType="end"/>
+            </w:r>
+          </w:hyperlink>
+        </w:p>
+        <w:p>
+          <w:pPr>
+            <w:pStyle w:val="TOC2"/>
+            <w:tabs>
+              <w:tab w:val="left" w:pos="1200"/>
+              <w:tab w:val="right" w:leader="dot" w:pos="9060"/>
+            </w:tabs>
+            <w:rPr>
+              <w:rFonts w:asciiTheme="minorHAnsi" w:eastAsiaTheme="minorEastAsia" w:hAnsiTheme="minorHAnsi" w:cstheme="minorBidi"/>
+              <w:noProof/>
+              <w:lang w:val="en-US" w:eastAsia="en-US"/>
+            </w:rPr>
+          </w:pPr>
+          <w:hyperlink w:anchor="_Toc26268712" w:history="1">
+            <w:r>
+              <w:rPr>
+                <w:rStyle w:val="Hyperlink"/>
+                <w:noProof/>
+                <w:lang w:val="es-ES"/>
+              </w:rPr>
+              <w:t>3.3</w:t>
+            </w:r>
+            <w:r>
+              <w:rPr>
+                <w:rFonts w:asciiTheme="minorHAnsi" w:eastAsiaTheme="minorEastAsia" w:hAnsiTheme="minorHAnsi" w:cstheme="minorBidi"/>
+                <w:noProof/>
+                <w:lang w:val="en-US" w:eastAsia="en-US"/>
+              </w:rPr>
+              <w:tab/>
+            </w:r>
+            <w:r>
+              <w:rPr>
+                <w:rStyle w:val="Hyperlink"/>
+                <w:noProof/>
+                <w:lang w:val="es-ES"/>
+              </w:rPr>
+              <w:t>Análisis de requerimientos funcionales de consulta</w:t>
+            </w:r>
+            <w:r>
+              <w:rPr>
+                <w:noProof/>
+                <w:webHidden/>
+              </w:rPr>
+              <w:tab/>
+            </w:r>
+            <w:r>
+              <w:rPr>
+                <w:noProof/>
+                <w:webHidden/>
+              </w:rPr>
+              <w:fldChar w:fldCharType="begin"/>
+            </w:r>
+            <w:r>
+              <w:rPr>
+                <w:noProof/>
+                <w:webHidden/>
+              </w:rPr>
+              <w:instrText xml:space="preserve"> PAGEREF _Toc26268712 \h </w:instrText>
+            </w:r>
+            <w:r>
+              <w:rPr>
+                <w:noProof/>
+                <w:webHidden/>
+              </w:rPr>
+            </w:r>
+            <w:r>
+              <w:rPr>
+                <w:noProof/>
+                <w:webHidden/>
+              </w:rPr>
+              <w:fldChar w:fldCharType="separate"/>
+            </w:r>
+            <w:r>
+              <w:rPr>
+                <w:noProof/>
+                <w:webHidden/>
+              </w:rPr>
+              <w:t>3</w:t>
             </w:r>
             <w:r>
               <w:rPr>
@@ -543,13 +825,13 @@
               <w:lang w:val="en-US" w:eastAsia="en-US"/>
             </w:rPr>
           </w:pPr>
-          <w:hyperlink w:anchor="_Toc23665361" w:history="1">
+          <w:hyperlink w:anchor="_Toc26268713" w:history="1">
             <w:r>
               <w:rPr>
                 <w:rStyle w:val="Hyperlink"/>
                 <w:noProof/>
               </w:rPr>
-              <w:t>2.2.1</w:t>
+              <w:t>3.3.1</w:t>
             </w:r>
             <w:r>
               <w:rPr>
@@ -564,7 +846,7 @@
                 <w:rStyle w:val="Hyperlink"/>
                 <w:noProof/>
               </w:rPr>
-              <w:t>Campania</w:t>
+              <w:t>RFC1</w:t>
             </w:r>
             <w:r>
               <w:rPr>
@@ -585,7 +867,7 @@
                 <w:noProof/>
                 <w:webHidden/>
               </w:rPr>
-              <w:instrText xml:space="preserve"> PAGEREF _Toc23665361 \h </w:instrText>
+              <w:instrText xml:space="preserve"> PAGEREF _Toc26268713 \h </w:instrText>
             </w:r>
             <w:r>
               <w:rPr>
@@ -605,7 +887,7 @@
                 <w:noProof/>
                 <w:webHidden/>
               </w:rPr>
-              <w:t>2</w:t>
+              <w:t>3</w:t>
             </w:r>
             <w:r>
               <w:rPr>
@@ -629,13 +911,13 @@
               <w:lang w:val="en-US" w:eastAsia="en-US"/>
             </w:rPr>
           </w:pPr>
-          <w:hyperlink w:anchor="_Toc23665362" w:history="1">
+          <w:hyperlink w:anchor="_Toc26268714" w:history="1">
             <w:r>
               <w:rPr>
                 <w:rStyle w:val="Hyperlink"/>
                 <w:noProof/>
               </w:rPr>
-              <w:t>2.2.2</w:t>
+              <w:t>3.3.2</w:t>
             </w:r>
             <w:r>
               <w:rPr>
@@ -650,7 +932,7 @@
                 <w:rStyle w:val="Hyperlink"/>
                 <w:noProof/>
               </w:rPr>
-              <w:t>Inhabilitacion</w:t>
+              <w:t>RFC2</w:t>
             </w:r>
             <w:r>
               <w:rPr>
@@ -671,7 +953,7 @@
                 <w:noProof/>
                 <w:webHidden/>
               </w:rPr>
-              <w:instrText xml:space="preserve"> PAGEREF _Toc23665362 \h </w:instrText>
+              <w:instrText xml:space="preserve"> PAGEREF _Toc26268714 \h </w:instrText>
             </w:r>
             <w:r>
               <w:rPr>
@@ -715,13 +997,13 @@
               <w:lang w:val="en-US" w:eastAsia="en-US"/>
             </w:rPr>
           </w:pPr>
-          <w:hyperlink w:anchor="_Toc23665363" w:history="1">
+          <w:hyperlink w:anchor="_Toc26268715" w:history="1">
             <w:r>
               <w:rPr>
                 <w:rStyle w:val="Hyperlink"/>
                 <w:noProof/>
               </w:rPr>
-              <w:t>2.2.3</w:t>
+              <w:t>3.3.3</w:t>
             </w:r>
             <w:r>
               <w:rPr>
@@ -736,7 +1018,7 @@
                 <w:rStyle w:val="Hyperlink"/>
                 <w:noProof/>
               </w:rPr>
-              <w:t>TipoServicio</w:t>
+              <w:t>RFC3</w:t>
             </w:r>
             <w:r>
               <w:rPr>
@@ -757,7 +1039,7 @@
                 <w:noProof/>
                 <w:webHidden/>
               </w:rPr>
-              <w:instrText xml:space="preserve"> PAGEREF _Toc23665363 \h </w:instrText>
+              <w:instrText xml:space="preserve"> PAGEREF _Toc26268715 \h </w:instrText>
             </w:r>
             <w:r>
               <w:rPr>
@@ -801,13 +1083,13 @@
               <w:lang w:val="en-US" w:eastAsia="en-US"/>
             </w:rPr>
           </w:pPr>
-          <w:hyperlink w:anchor="_Toc23665364" w:history="1">
+          <w:hyperlink w:anchor="_Toc26268716" w:history="1">
             <w:r>
               <w:rPr>
                 <w:rStyle w:val="Hyperlink"/>
                 <w:noProof/>
               </w:rPr>
-              <w:t>2.2.4</w:t>
+              <w:t>3.3.4</w:t>
             </w:r>
             <w:r>
               <w:rPr>
@@ -822,7 +1104,7 @@
                 <w:rStyle w:val="Hyperlink"/>
                 <w:noProof/>
               </w:rPr>
-              <w:t>Servicios</w:t>
+              <w:t>RFC4</w:t>
             </w:r>
             <w:r>
               <w:rPr>
@@ -843,7 +1125,7 @@
                 <w:noProof/>
                 <w:webHidden/>
               </w:rPr>
-              <w:instrText xml:space="preserve"> PAGEREF _Toc23665364 \h </w:instrText>
+              <w:instrText xml:space="preserve"> PAGEREF _Toc26268716 \h </w:instrText>
             </w:r>
             <w:r>
               <w:rPr>
@@ -863,7 +1145,7 @@
                 <w:noProof/>
                 <w:webHidden/>
               </w:rPr>
-              <w:t>3</w:t>
+              <w:t>4</w:t>
             </w:r>
             <w:r>
               <w:rPr>
@@ -887,13 +1169,13 @@
               <w:lang w:val="en-US" w:eastAsia="en-US"/>
             </w:rPr>
           </w:pPr>
-          <w:hyperlink w:anchor="_Toc23665365" w:history="1">
+          <w:hyperlink w:anchor="_Toc26268717" w:history="1">
             <w:r>
               <w:rPr>
                 <w:rStyle w:val="Hyperlink"/>
                 <w:noProof/>
               </w:rPr>
-              <w:t>2.2.5</w:t>
+              <w:t>3.3.5</w:t>
             </w:r>
             <w:r>
               <w:rPr>
@@ -908,7 +1190,7 @@
                 <w:rStyle w:val="Hyperlink"/>
                 <w:noProof/>
               </w:rPr>
-              <w:t>ServiciosIPS</w:t>
+              <w:t>RFC5</w:t>
             </w:r>
             <w:r>
               <w:rPr>
@@ -929,7 +1211,7 @@
                 <w:noProof/>
                 <w:webHidden/>
               </w:rPr>
-              <w:instrText xml:space="preserve"> PAGEREF _Toc23665365 \h </w:instrText>
+              <w:instrText xml:space="preserve"> PAGEREF _Toc26268717 \h </w:instrText>
             </w:r>
             <w:r>
               <w:rPr>
@@ -949,7 +1231,7 @@
                 <w:noProof/>
                 <w:webHidden/>
               </w:rPr>
-              <w:t>3</w:t>
+              <w:t>4</w:t>
             </w:r>
             <w:r>
               <w:rPr>
@@ -973,13 +1255,13 @@
               <w:lang w:val="en-US" w:eastAsia="en-US"/>
             </w:rPr>
           </w:pPr>
-          <w:hyperlink w:anchor="_Toc23665366" w:history="1">
+          <w:hyperlink w:anchor="_Toc26268718" w:history="1">
             <w:r>
               <w:rPr>
                 <w:rStyle w:val="Hyperlink"/>
                 <w:noProof/>
               </w:rPr>
-              <w:t>2.2.6</w:t>
+              <w:t>3.3.6</w:t>
             </w:r>
             <w:r>
               <w:rPr>
@@ -994,7 +1276,7 @@
                 <w:rStyle w:val="Hyperlink"/>
                 <w:noProof/>
               </w:rPr>
-              <w:t>ReservaServicio</w:t>
+              <w:t>RFC6</w:t>
             </w:r>
             <w:r>
               <w:rPr>
@@ -1015,7 +1297,7 @@
                 <w:noProof/>
                 <w:webHidden/>
               </w:rPr>
-              <w:instrText xml:space="preserve"> PAGEREF _Toc23665366 \h </w:instrText>
+              <w:instrText xml:space="preserve"> PAGEREF _Toc26268718 \h </w:instrText>
             </w:r>
             <w:r>
               <w:rPr>
@@ -1035,7 +1317,523 @@
                 <w:noProof/>
                 <w:webHidden/>
               </w:rPr>
-              <w:t>3</w:t>
+              <w:t>5</w:t>
+            </w:r>
+            <w:r>
+              <w:rPr>
+                <w:noProof/>
+                <w:webHidden/>
+              </w:rPr>
+              <w:fldChar w:fldCharType="end"/>
+            </w:r>
+          </w:hyperlink>
+        </w:p>
+        <w:p>
+          <w:pPr>
+            <w:pStyle w:val="TOC3"/>
+            <w:tabs>
+              <w:tab w:val="left" w:pos="1440"/>
+              <w:tab w:val="right" w:leader="dot" w:pos="9060"/>
+            </w:tabs>
+            <w:rPr>
+              <w:rFonts w:asciiTheme="minorHAnsi" w:eastAsiaTheme="minorEastAsia" w:hAnsiTheme="minorHAnsi" w:cstheme="minorBidi"/>
+              <w:noProof/>
+              <w:lang w:val="en-US" w:eastAsia="en-US"/>
+            </w:rPr>
+          </w:pPr>
+          <w:hyperlink w:anchor="_Toc26268719" w:history="1">
+            <w:r>
+              <w:rPr>
+                <w:rStyle w:val="Hyperlink"/>
+                <w:noProof/>
+              </w:rPr>
+              <w:t>3.3.7</w:t>
+            </w:r>
+            <w:r>
+              <w:rPr>
+                <w:rFonts w:asciiTheme="minorHAnsi" w:eastAsiaTheme="minorEastAsia" w:hAnsiTheme="minorHAnsi" w:cstheme="minorBidi"/>
+                <w:noProof/>
+                <w:lang w:val="en-US" w:eastAsia="en-US"/>
+              </w:rPr>
+              <w:tab/>
+            </w:r>
+            <w:r>
+              <w:rPr>
+                <w:rStyle w:val="Hyperlink"/>
+                <w:noProof/>
+              </w:rPr>
+              <w:t>RFC7</w:t>
+            </w:r>
+            <w:r>
+              <w:rPr>
+                <w:noProof/>
+                <w:webHidden/>
+              </w:rPr>
+              <w:tab/>
+            </w:r>
+            <w:r>
+              <w:rPr>
+                <w:noProof/>
+                <w:webHidden/>
+              </w:rPr>
+              <w:fldChar w:fldCharType="begin"/>
+            </w:r>
+            <w:r>
+              <w:rPr>
+                <w:noProof/>
+                <w:webHidden/>
+              </w:rPr>
+              <w:instrText xml:space="preserve"> PAGEREF _Toc26268719 \h </w:instrText>
+            </w:r>
+            <w:r>
+              <w:rPr>
+                <w:noProof/>
+                <w:webHidden/>
+              </w:rPr>
+            </w:r>
+            <w:r>
+              <w:rPr>
+                <w:noProof/>
+                <w:webHidden/>
+              </w:rPr>
+              <w:fldChar w:fldCharType="separate"/>
+            </w:r>
+            <w:r>
+              <w:rPr>
+                <w:noProof/>
+                <w:webHidden/>
+              </w:rPr>
+              <w:t>5</w:t>
+            </w:r>
+            <w:r>
+              <w:rPr>
+                <w:noProof/>
+                <w:webHidden/>
+              </w:rPr>
+              <w:fldChar w:fldCharType="end"/>
+            </w:r>
+          </w:hyperlink>
+        </w:p>
+        <w:p>
+          <w:pPr>
+            <w:pStyle w:val="TOC3"/>
+            <w:tabs>
+              <w:tab w:val="left" w:pos="1440"/>
+              <w:tab w:val="right" w:leader="dot" w:pos="9060"/>
+            </w:tabs>
+            <w:rPr>
+              <w:rFonts w:asciiTheme="minorHAnsi" w:eastAsiaTheme="minorEastAsia" w:hAnsiTheme="minorHAnsi" w:cstheme="minorBidi"/>
+              <w:noProof/>
+              <w:lang w:val="en-US" w:eastAsia="en-US"/>
+            </w:rPr>
+          </w:pPr>
+          <w:hyperlink w:anchor="_Toc26268720" w:history="1">
+            <w:r>
+              <w:rPr>
+                <w:rStyle w:val="Hyperlink"/>
+                <w:noProof/>
+              </w:rPr>
+              <w:t>3.3.8</w:t>
+            </w:r>
+            <w:r>
+              <w:rPr>
+                <w:rFonts w:asciiTheme="minorHAnsi" w:eastAsiaTheme="minorEastAsia" w:hAnsiTheme="minorHAnsi" w:cstheme="minorBidi"/>
+                <w:noProof/>
+                <w:lang w:val="en-US" w:eastAsia="en-US"/>
+              </w:rPr>
+              <w:tab/>
+            </w:r>
+            <w:r>
+              <w:rPr>
+                <w:rStyle w:val="Hyperlink"/>
+                <w:noProof/>
+              </w:rPr>
+              <w:t>RFC8</w:t>
+            </w:r>
+            <w:r>
+              <w:rPr>
+                <w:noProof/>
+                <w:webHidden/>
+              </w:rPr>
+              <w:tab/>
+            </w:r>
+            <w:r>
+              <w:rPr>
+                <w:noProof/>
+                <w:webHidden/>
+              </w:rPr>
+              <w:fldChar w:fldCharType="begin"/>
+            </w:r>
+            <w:r>
+              <w:rPr>
+                <w:noProof/>
+                <w:webHidden/>
+              </w:rPr>
+              <w:instrText xml:space="preserve"> PAGEREF _Toc26268720 \h </w:instrText>
+            </w:r>
+            <w:r>
+              <w:rPr>
+                <w:noProof/>
+                <w:webHidden/>
+              </w:rPr>
+            </w:r>
+            <w:r>
+              <w:rPr>
+                <w:noProof/>
+                <w:webHidden/>
+              </w:rPr>
+              <w:fldChar w:fldCharType="separate"/>
+            </w:r>
+            <w:r>
+              <w:rPr>
+                <w:noProof/>
+                <w:webHidden/>
+              </w:rPr>
+              <w:t>6</w:t>
+            </w:r>
+            <w:r>
+              <w:rPr>
+                <w:noProof/>
+                <w:webHidden/>
+              </w:rPr>
+              <w:fldChar w:fldCharType="end"/>
+            </w:r>
+          </w:hyperlink>
+        </w:p>
+        <w:p>
+          <w:pPr>
+            <w:pStyle w:val="TOC3"/>
+            <w:tabs>
+              <w:tab w:val="left" w:pos="1440"/>
+              <w:tab w:val="right" w:leader="dot" w:pos="9060"/>
+            </w:tabs>
+            <w:rPr>
+              <w:rFonts w:asciiTheme="minorHAnsi" w:eastAsiaTheme="minorEastAsia" w:hAnsiTheme="minorHAnsi" w:cstheme="minorBidi"/>
+              <w:noProof/>
+              <w:lang w:val="en-US" w:eastAsia="en-US"/>
+            </w:rPr>
+          </w:pPr>
+          <w:hyperlink w:anchor="_Toc26268721" w:history="1">
+            <w:r>
+              <w:rPr>
+                <w:rStyle w:val="Hyperlink"/>
+                <w:noProof/>
+              </w:rPr>
+              <w:t>3.3.9</w:t>
+            </w:r>
+            <w:r>
+              <w:rPr>
+                <w:rFonts w:asciiTheme="minorHAnsi" w:eastAsiaTheme="minorEastAsia" w:hAnsiTheme="minorHAnsi" w:cstheme="minorBidi"/>
+                <w:noProof/>
+                <w:lang w:val="en-US" w:eastAsia="en-US"/>
+              </w:rPr>
+              <w:tab/>
+            </w:r>
+            <w:r>
+              <w:rPr>
+                <w:rStyle w:val="Hyperlink"/>
+                <w:noProof/>
+              </w:rPr>
+              <w:t>RFC9</w:t>
+            </w:r>
+            <w:r>
+              <w:rPr>
+                <w:noProof/>
+                <w:webHidden/>
+              </w:rPr>
+              <w:tab/>
+            </w:r>
+            <w:r>
+              <w:rPr>
+                <w:noProof/>
+                <w:webHidden/>
+              </w:rPr>
+              <w:fldChar w:fldCharType="begin"/>
+            </w:r>
+            <w:r>
+              <w:rPr>
+                <w:noProof/>
+                <w:webHidden/>
+              </w:rPr>
+              <w:instrText xml:space="preserve"> PAGEREF _Toc26268721 \h </w:instrText>
+            </w:r>
+            <w:r>
+              <w:rPr>
+                <w:noProof/>
+                <w:webHidden/>
+              </w:rPr>
+            </w:r>
+            <w:r>
+              <w:rPr>
+                <w:noProof/>
+                <w:webHidden/>
+              </w:rPr>
+              <w:fldChar w:fldCharType="separate"/>
+            </w:r>
+            <w:r>
+              <w:rPr>
+                <w:noProof/>
+                <w:webHidden/>
+              </w:rPr>
+              <w:t>6</w:t>
+            </w:r>
+            <w:r>
+              <w:rPr>
+                <w:noProof/>
+                <w:webHidden/>
+              </w:rPr>
+              <w:fldChar w:fldCharType="end"/>
+            </w:r>
+          </w:hyperlink>
+        </w:p>
+        <w:p>
+          <w:pPr>
+            <w:pStyle w:val="TOC3"/>
+            <w:tabs>
+              <w:tab w:val="left" w:pos="1440"/>
+              <w:tab w:val="right" w:leader="dot" w:pos="9060"/>
+            </w:tabs>
+            <w:rPr>
+              <w:rFonts w:asciiTheme="minorHAnsi" w:eastAsiaTheme="minorEastAsia" w:hAnsiTheme="minorHAnsi" w:cstheme="minorBidi"/>
+              <w:noProof/>
+              <w:lang w:val="en-US" w:eastAsia="en-US"/>
+            </w:rPr>
+          </w:pPr>
+          <w:hyperlink w:anchor="_Toc26268722" w:history="1">
+            <w:r>
+              <w:rPr>
+                <w:rStyle w:val="Hyperlink"/>
+                <w:noProof/>
+              </w:rPr>
+              <w:t>3.3.10</w:t>
+            </w:r>
+            <w:r>
+              <w:rPr>
+                <w:rFonts w:asciiTheme="minorHAnsi" w:eastAsiaTheme="minorEastAsia" w:hAnsiTheme="minorHAnsi" w:cstheme="minorBidi"/>
+                <w:noProof/>
+                <w:lang w:val="en-US" w:eastAsia="en-US"/>
+              </w:rPr>
+              <w:tab/>
+            </w:r>
+            <w:r>
+              <w:rPr>
+                <w:rStyle w:val="Hyperlink"/>
+                <w:noProof/>
+              </w:rPr>
+              <w:t>RFC10</w:t>
+            </w:r>
+            <w:r>
+              <w:rPr>
+                <w:noProof/>
+                <w:webHidden/>
+              </w:rPr>
+              <w:tab/>
+            </w:r>
+            <w:r>
+              <w:rPr>
+                <w:noProof/>
+                <w:webHidden/>
+              </w:rPr>
+              <w:fldChar w:fldCharType="begin"/>
+            </w:r>
+            <w:r>
+              <w:rPr>
+                <w:noProof/>
+                <w:webHidden/>
+              </w:rPr>
+              <w:instrText xml:space="preserve"> PAGEREF _Toc26268722 \h </w:instrText>
+            </w:r>
+            <w:r>
+              <w:rPr>
+                <w:noProof/>
+                <w:webHidden/>
+              </w:rPr>
+            </w:r>
+            <w:r>
+              <w:rPr>
+                <w:noProof/>
+                <w:webHidden/>
+              </w:rPr>
+              <w:fldChar w:fldCharType="separate"/>
+            </w:r>
+            <w:r>
+              <w:rPr>
+                <w:noProof/>
+                <w:webHidden/>
+              </w:rPr>
+              <w:t>7</w:t>
+            </w:r>
+            <w:r>
+              <w:rPr>
+                <w:noProof/>
+                <w:webHidden/>
+              </w:rPr>
+              <w:fldChar w:fldCharType="end"/>
+            </w:r>
+          </w:hyperlink>
+        </w:p>
+        <w:p>
+          <w:pPr>
+            <w:pStyle w:val="TOC3"/>
+            <w:tabs>
+              <w:tab w:val="left" w:pos="1440"/>
+              <w:tab w:val="right" w:leader="dot" w:pos="9060"/>
+            </w:tabs>
+            <w:rPr>
+              <w:rFonts w:asciiTheme="minorHAnsi" w:eastAsiaTheme="minorEastAsia" w:hAnsiTheme="minorHAnsi" w:cstheme="minorBidi"/>
+              <w:noProof/>
+              <w:lang w:val="en-US" w:eastAsia="en-US"/>
+            </w:rPr>
+          </w:pPr>
+          <w:hyperlink w:anchor="_Toc26268723" w:history="1">
+            <w:r>
+              <w:rPr>
+                <w:rStyle w:val="Hyperlink"/>
+                <w:noProof/>
+              </w:rPr>
+              <w:t>3.3.11</w:t>
+            </w:r>
+            <w:r>
+              <w:rPr>
+                <w:rFonts w:asciiTheme="minorHAnsi" w:eastAsiaTheme="minorEastAsia" w:hAnsiTheme="minorHAnsi" w:cstheme="minorBidi"/>
+                <w:noProof/>
+                <w:lang w:val="en-US" w:eastAsia="en-US"/>
+              </w:rPr>
+              <w:tab/>
+            </w:r>
+            <w:r>
+              <w:rPr>
+                <w:rStyle w:val="Hyperlink"/>
+                <w:noProof/>
+              </w:rPr>
+              <w:t>RFC11</w:t>
+            </w:r>
+            <w:r>
+              <w:rPr>
+                <w:noProof/>
+                <w:webHidden/>
+              </w:rPr>
+              <w:tab/>
+            </w:r>
+            <w:r>
+              <w:rPr>
+                <w:noProof/>
+                <w:webHidden/>
+              </w:rPr>
+              <w:fldChar w:fldCharType="begin"/>
+            </w:r>
+            <w:r>
+              <w:rPr>
+                <w:noProof/>
+                <w:webHidden/>
+              </w:rPr>
+              <w:instrText xml:space="preserve"> PAGEREF _Toc26268723 \h </w:instrText>
+            </w:r>
+            <w:r>
+              <w:rPr>
+                <w:noProof/>
+                <w:webHidden/>
+              </w:rPr>
+            </w:r>
+            <w:r>
+              <w:rPr>
+                <w:noProof/>
+                <w:webHidden/>
+              </w:rPr>
+              <w:fldChar w:fldCharType="separate"/>
+            </w:r>
+            <w:r>
+              <w:rPr>
+                <w:noProof/>
+                <w:webHidden/>
+              </w:rPr>
+              <w:t>7</w:t>
+            </w:r>
+            <w:r>
+              <w:rPr>
+                <w:noProof/>
+                <w:webHidden/>
+              </w:rPr>
+              <w:fldChar w:fldCharType="end"/>
+            </w:r>
+          </w:hyperlink>
+        </w:p>
+        <w:p>
+          <w:pPr>
+            <w:pStyle w:val="TOC3"/>
+            <w:tabs>
+              <w:tab w:val="left" w:pos="1440"/>
+              <w:tab w:val="right" w:leader="dot" w:pos="9060"/>
+            </w:tabs>
+            <w:rPr>
+              <w:rFonts w:asciiTheme="minorHAnsi" w:eastAsiaTheme="minorEastAsia" w:hAnsiTheme="minorHAnsi" w:cstheme="minorBidi"/>
+              <w:noProof/>
+              <w:lang w:val="en-US" w:eastAsia="en-US"/>
+            </w:rPr>
+          </w:pPr>
+          <w:hyperlink w:anchor="_Toc26268724" w:history="1">
+            <w:r>
+              <w:rPr>
+                <w:rStyle w:val="Hyperlink"/>
+                <w:noProof/>
+              </w:rPr>
+              <w:t>3.3.12</w:t>
+            </w:r>
+            <w:r>
+              <w:rPr>
+                <w:rFonts w:asciiTheme="minorHAnsi" w:eastAsiaTheme="minorEastAsia" w:hAnsiTheme="minorHAnsi" w:cstheme="minorBidi"/>
+                <w:noProof/>
+                <w:lang w:val="en-US" w:eastAsia="en-US"/>
+              </w:rPr>
+              <w:tab/>
+            </w:r>
+            <w:r>
+              <w:rPr>
+                <w:rStyle w:val="Hyperlink"/>
+                <w:noProof/>
+              </w:rPr>
+              <w:t>RFC12</w:t>
+            </w:r>
+            <w:r>
+              <w:rPr>
+                <w:noProof/>
+                <w:webHidden/>
+              </w:rPr>
+              <w:tab/>
+            </w:r>
+            <w:r>
+              <w:rPr>
+                <w:noProof/>
+                <w:webHidden/>
+              </w:rPr>
+              <w:fldChar w:fldCharType="begin"/>
+            </w:r>
+            <w:r>
+              <w:rPr>
+                <w:noProof/>
+                <w:webHidden/>
+              </w:rPr>
+              <w:instrText xml:space="preserve"> PAGEREF _Toc26268724 \h </w:instrText>
+            </w:r>
+            <w:r>
+              <w:rPr>
+                <w:noProof/>
+                <w:webHidden/>
+              </w:rPr>
+            </w:r>
+            <w:r>
+              <w:rPr>
+                <w:noProof/>
+                <w:webHidden/>
+              </w:rPr>
+              <w:fldChar w:fldCharType="separate"/>
+            </w:r>
+            <w:r>
+              <w:rPr>
+                <w:noProof/>
+                <w:webHidden/>
+              </w:rPr>
+              <w:t>7</w:t>
             </w:r>
             <w:r>
               <w:rPr>
@@ -1055,14 +1853,14 @@
               <w:lang w:val="en-US" w:eastAsia="en-US"/>
             </w:rPr>
           </w:pPr>
-          <w:hyperlink w:anchor="_Toc23665367" w:history="1">
+          <w:hyperlink w:anchor="_Toc26268725" w:history="1">
             <w:r>
               <w:rPr>
                 <w:rStyle w:val="Hyperlink"/>
                 <w:noProof/>
                 <w:lang w:val="es-ES"/>
               </w:rPr>
-              <w:t>3</w:t>
+              <w:t>4</w:t>
             </w:r>
             <w:r>
               <w:rPr>
@@ -1078,7 +1876,7 @@
                 <w:noProof/>
                 <w:lang w:val="es-ES"/>
               </w:rPr>
-              <w:t>Diseño de la aplicación</w:t>
+              <w:t>Construcción de la aplicación</w:t>
             </w:r>
             <w:r>
               <w:rPr>
@@ -1099,7 +1897,7 @@
                 <w:noProof/>
                 <w:webHidden/>
               </w:rPr>
-              <w:instrText xml:space="preserve"> PAGEREF _Toc23665367 \h </w:instrText>
+              <w:instrText xml:space="preserve"> PAGEREF _Toc26268725 \h </w:instrText>
             </w:r>
             <w:r>
               <w:rPr>
@@ -1119,7 +1917,7 @@
                 <w:noProof/>
                 <w:webHidden/>
               </w:rPr>
-              <w:t>3</w:t>
+              <w:t>8</w:t>
             </w:r>
             <w:r>
               <w:rPr>
@@ -1143,14 +1941,13 @@
               <w:lang w:val="en-US" w:eastAsia="en-US"/>
             </w:rPr>
           </w:pPr>
-          <w:hyperlink w:anchor="_Toc23665368" w:history="1">
+          <w:hyperlink w:anchor="_Toc26268726" w:history="1">
             <w:r>
               <w:rPr>
                 <w:rStyle w:val="Hyperlink"/>
                 <w:noProof/>
-                <w:lang w:val="es-ES"/>
-              </w:rPr>
-              <w:t>3.1</w:t>
+              </w:rPr>
+              <w:t>4.1</w:t>
             </w:r>
             <w:r>
               <w:rPr>
@@ -1164,9 +1961,8 @@
               <w:rPr>
                 <w:rStyle w:val="Hyperlink"/>
                 <w:noProof/>
-                <w:lang w:val="es-ES"/>
-              </w:rPr>
-              <w:t>Tablas generadas</w:t>
+              </w:rPr>
+              <w:t>Diseño de datos</w:t>
             </w:r>
             <w:r>
               <w:rPr>
@@ -1187,7 +1983,7 @@
                 <w:noProof/>
                 <w:webHidden/>
               </w:rPr>
-              <w:instrText xml:space="preserve"> PAGEREF _Toc23665368 \h </w:instrText>
+              <w:instrText xml:space="preserve"> PAGEREF _Toc26268726 \h </w:instrText>
             </w:r>
             <w:r>
               <w:rPr>
@@ -1207,7 +2003,7 @@
                 <w:noProof/>
                 <w:webHidden/>
               </w:rPr>
-              <w:t>3</w:t>
+              <w:t>8</w:t>
             </w:r>
             <w:r>
               <w:rPr>
@@ -1231,14 +2027,96 @@
               <w:lang w:val="en-US" w:eastAsia="en-US"/>
             </w:rPr>
           </w:pPr>
-          <w:hyperlink w:anchor="_Toc23665369" w:history="1">
+          <w:hyperlink w:anchor="_Toc26268727" w:history="1">
             <w:r>
               <w:rPr>
                 <w:rStyle w:val="Hyperlink"/>
                 <w:noProof/>
+              </w:rPr>
+              <w:t>4.2</w:t>
+            </w:r>
+            <w:r>
+              <w:rPr>
+                <w:rFonts w:asciiTheme="minorHAnsi" w:eastAsiaTheme="minorEastAsia" w:hAnsiTheme="minorHAnsi" w:cstheme="minorBidi"/>
+                <w:noProof/>
+                <w:lang w:val="en-US" w:eastAsia="en-US"/>
+              </w:rPr>
+              <w:tab/>
+            </w:r>
+            <w:r>
+              <w:rPr>
+                <w:rStyle w:val="Hyperlink"/>
+                <w:noProof/>
+              </w:rPr>
+              <w:t>Análisis de optimización</w:t>
+            </w:r>
+            <w:r>
+              <w:rPr>
+                <w:noProof/>
+                <w:webHidden/>
+              </w:rPr>
+              <w:tab/>
+            </w:r>
+            <w:r>
+              <w:rPr>
+                <w:noProof/>
+                <w:webHidden/>
+              </w:rPr>
+              <w:fldChar w:fldCharType="begin"/>
+            </w:r>
+            <w:r>
+              <w:rPr>
+                <w:noProof/>
+                <w:webHidden/>
+              </w:rPr>
+              <w:instrText xml:space="preserve"> PAGEREF _Toc26268727 \h </w:instrText>
+            </w:r>
+            <w:r>
+              <w:rPr>
+                <w:noProof/>
+                <w:webHidden/>
+              </w:rPr>
+            </w:r>
+            <w:r>
+              <w:rPr>
+                <w:noProof/>
+                <w:webHidden/>
+              </w:rPr>
+              <w:fldChar w:fldCharType="separate"/>
+            </w:r>
+            <w:r>
+              <w:rPr>
+                <w:noProof/>
+                <w:webHidden/>
+              </w:rPr>
+              <w:t>8</w:t>
+            </w:r>
+            <w:r>
+              <w:rPr>
+                <w:noProof/>
+                <w:webHidden/>
+              </w:rPr>
+              <w:fldChar w:fldCharType="end"/>
+            </w:r>
+          </w:hyperlink>
+        </w:p>
+        <w:p>
+          <w:pPr>
+            <w:pStyle w:val="TOC1"/>
+            <w:rPr>
+              <w:rFonts w:asciiTheme="minorHAnsi" w:eastAsiaTheme="minorEastAsia" w:hAnsiTheme="minorHAnsi" w:cstheme="minorBidi"/>
+              <w:noProof/>
+              <w:lang w:val="en-US" w:eastAsia="en-US"/>
+            </w:rPr>
+          </w:pPr>
+          <w:hyperlink w:anchor="_Toc26268728" w:history="1">
+            <w:r>
+              <w:rPr>
+                <w:rStyle w:val="Hyperlink"/>
+                <w:noProof/>
                 <w:lang w:val="es-ES"/>
               </w:rPr>
-              <w:t>3.2</w:t>
+              <w:t>5</w:t>
             </w:r>
             <w:r>
               <w:rPr>
@@ -1254,7 +2132,7 @@
                 <w:noProof/>
                 <w:lang w:val="es-ES"/>
               </w:rPr>
-              <w:t>Validación del modelo</w:t>
+              <w:t>Resultados</w:t>
             </w:r>
             <w:r>
               <w:rPr>
@@ -1275,7 +2153,7 @@
                 <w:noProof/>
                 <w:webHidden/>
               </w:rPr>
-              <w:instrText xml:space="preserve"> PAGEREF _Toc23665369 \h </w:instrText>
+              <w:instrText xml:space="preserve"> PAGEREF _Toc26268728 \h </w:instrText>
             </w:r>
             <w:r>
               <w:rPr>
@@ -1295,7 +2173,7 @@
                 <w:noProof/>
                 <w:webHidden/>
               </w:rPr>
-              <w:t>3</w:t>
+              <w:t>8</w:t>
             </w:r>
             <w:r>
               <w:rPr>
@@ -1319,13 +2197,14 @@
               <w:lang w:val="en-US" w:eastAsia="en-US"/>
             </w:rPr>
           </w:pPr>
-          <w:hyperlink w:anchor="_Toc23665370" w:history="1">
+          <w:hyperlink w:anchor="_Toc26268729" w:history="1">
             <w:r>
               <w:rPr>
                 <w:rStyle w:val="Hyperlink"/>
                 <w:noProof/>
-              </w:rPr>
-              <w:t>3.3</w:t>
+                <w:lang w:val="es-ES"/>
+              </w:rPr>
+              <w:t>5.1</w:t>
             </w:r>
             <w:r>
               <w:rPr>
@@ -1339,8 +2218,9 @@
               <w:rPr>
                 <w:rStyle w:val="Hyperlink"/>
                 <w:noProof/>
-              </w:rPr>
-              <w:t>Nuevos requerimientos funcionales</w:t>
+                <w:lang w:val="es-ES"/>
+              </w:rPr>
+              <w:t>Resultados logrados</w:t>
             </w:r>
             <w:r>
               <w:rPr>
@@ -1361,7 +2241,7 @@
                 <w:noProof/>
                 <w:webHidden/>
               </w:rPr>
-              <w:instrText xml:space="preserve"> PAGEREF _Toc23665370 \h </w:instrText>
+              <w:instrText xml:space="preserve"> PAGEREF _Toc26268729 \h </w:instrText>
             </w:r>
             <w:r>
               <w:rPr>
@@ -1381,91 +2261,7 @@
                 <w:noProof/>
                 <w:webHidden/>
               </w:rPr>
-              <w:t>3</w:t>
-            </w:r>
-            <w:r>
-              <w:rPr>
-                <w:noProof/>
-                <w:webHidden/>
-              </w:rPr>
-              <w:fldChar w:fldCharType="end"/>
-            </w:r>
-          </w:hyperlink>
-        </w:p>
-        <w:p>
-          <w:pPr>
-            <w:pStyle w:val="TOC1"/>
-            <w:rPr>
-              <w:rFonts w:asciiTheme="minorHAnsi" w:eastAsiaTheme="minorEastAsia" w:hAnsiTheme="minorHAnsi" w:cstheme="minorBidi"/>
-              <w:noProof/>
-              <w:lang w:val="en-US" w:eastAsia="en-US"/>
-            </w:rPr>
-          </w:pPr>
-          <w:hyperlink w:anchor="_Toc23665371" w:history="1">
-            <w:r>
-              <w:rPr>
-                <w:rStyle w:val="Hyperlink"/>
-                <w:noProof/>
-                <w:lang w:val="es-ES"/>
-              </w:rPr>
-              <w:t>4</w:t>
-            </w:r>
-            <w:r>
-              <w:rPr>
-                <w:rFonts w:asciiTheme="minorHAnsi" w:eastAsiaTheme="minorEastAsia" w:hAnsiTheme="minorHAnsi" w:cstheme="minorBidi"/>
-                <w:noProof/>
-                <w:lang w:val="en-US" w:eastAsia="en-US"/>
-              </w:rPr>
-              <w:tab/>
-            </w:r>
-            <w:r>
-              <w:rPr>
-                <w:rStyle w:val="Hyperlink"/>
-                <w:noProof/>
-                <w:lang w:val="es-ES"/>
-              </w:rPr>
-              <w:t>Construcción de la aplicación</w:t>
-            </w:r>
-            <w:r>
-              <w:rPr>
-                <w:noProof/>
-                <w:webHidden/>
-              </w:rPr>
-              <w:tab/>
-            </w:r>
-            <w:r>
-              <w:rPr>
-                <w:noProof/>
-                <w:webHidden/>
-              </w:rPr>
-              <w:fldChar w:fldCharType="begin"/>
-            </w:r>
-            <w:r>
-              <w:rPr>
-                <w:noProof/>
-                <w:webHidden/>
-              </w:rPr>
-              <w:instrText xml:space="preserve"> PAGEREF _Toc23665371 \h </w:instrText>
-            </w:r>
-            <w:r>
-              <w:rPr>
-                <w:noProof/>
-                <w:webHidden/>
-              </w:rPr>
-            </w:r>
-            <w:r>
-              <w:rPr>
-                <w:noProof/>
-                <w:webHidden/>
-              </w:rPr>
-              <w:fldChar w:fldCharType="separate"/>
-            </w:r>
-            <w:r>
-              <w:rPr>
-                <w:noProof/>
-                <w:webHidden/>
-              </w:rPr>
-              <w:t>4</w:t>
+              <w:t>8</w:t>
             </w:r>
             <w:r>
               <w:rPr>
@@ -1489,13 +2285,14 @@
               <w:lang w:val="en-US" w:eastAsia="en-US"/>
             </w:rPr>
           </w:pPr>
-          <w:hyperlink w:anchor="_Toc23665372" w:history="1">
+          <w:hyperlink w:anchor="_Toc26268730" w:history="1">
             <w:r>
               <w:rPr>
                 <w:rStyle w:val="Hyperlink"/>
                 <w:noProof/>
-              </w:rPr>
-              <w:t>4.1</w:t>
+                <w:lang w:val="es-ES"/>
+              </w:rPr>
+              <w:t>5.2</w:t>
             </w:r>
             <w:r>
               <w:rPr>
@@ -1509,8 +2306,9 @@
               <w:rPr>
                 <w:rStyle w:val="Hyperlink"/>
                 <w:noProof/>
-              </w:rPr>
-              <w:t>Transaccionalidad</w:t>
+                <w:lang w:val="es-ES"/>
+              </w:rPr>
+              <w:t>Resultados no logrados</w:t>
             </w:r>
             <w:r>
               <w:rPr>
@@ -1531,7 +2329,7 @@
                 <w:noProof/>
                 <w:webHidden/>
               </w:rPr>
-              <w:instrText xml:space="preserve"> PAGEREF _Toc23665372 \h </w:instrText>
+              <w:instrText xml:space="preserve"> PAGEREF _Toc26268730 \h </w:instrText>
             </w:r>
             <w:r>
               <w:rPr>
@@ -1551,267 +2349,7 @@
                 <w:noProof/>
                 <w:webHidden/>
               </w:rPr>
-              <w:t>4</w:t>
-            </w:r>
-            <w:r>
-              <w:rPr>
-                <w:noProof/>
-                <w:webHidden/>
-              </w:rPr>
-              <w:fldChar w:fldCharType="end"/>
-            </w:r>
-          </w:hyperlink>
-        </w:p>
-        <w:p>
-          <w:pPr>
-            <w:pStyle w:val="TOC1"/>
-            <w:rPr>
-              <w:rFonts w:asciiTheme="minorHAnsi" w:eastAsiaTheme="minorEastAsia" w:hAnsiTheme="minorHAnsi" w:cstheme="minorBidi"/>
-              <w:noProof/>
-              <w:lang w:val="en-US" w:eastAsia="en-US"/>
-            </w:rPr>
-          </w:pPr>
-          <w:hyperlink w:anchor="_Toc23665373" w:history="1">
-            <w:r>
-              <w:rPr>
-                <w:rStyle w:val="Hyperlink"/>
-                <w:noProof/>
-                <w:lang w:val="es-ES"/>
-              </w:rPr>
-              <w:t>5</w:t>
-            </w:r>
-            <w:r>
-              <w:rPr>
-                <w:rFonts w:asciiTheme="minorHAnsi" w:eastAsiaTheme="minorEastAsia" w:hAnsiTheme="minorHAnsi" w:cstheme="minorBidi"/>
-                <w:noProof/>
-                <w:lang w:val="en-US" w:eastAsia="en-US"/>
-              </w:rPr>
-              <w:tab/>
-            </w:r>
-            <w:r>
-              <w:rPr>
-                <w:rStyle w:val="Hyperlink"/>
-                <w:noProof/>
-                <w:lang w:val="es-ES"/>
-              </w:rPr>
-              <w:t>Resultados</w:t>
-            </w:r>
-            <w:r>
-              <w:rPr>
-                <w:noProof/>
-                <w:webHidden/>
-              </w:rPr>
-              <w:tab/>
-            </w:r>
-            <w:r>
-              <w:rPr>
-                <w:noProof/>
-                <w:webHidden/>
-              </w:rPr>
-              <w:fldChar w:fldCharType="begin"/>
-            </w:r>
-            <w:r>
-              <w:rPr>
-                <w:noProof/>
-                <w:webHidden/>
-              </w:rPr>
-              <w:instrText xml:space="preserve"> PAGEREF _Toc23665373 \h </w:instrText>
-            </w:r>
-            <w:r>
-              <w:rPr>
-                <w:noProof/>
-                <w:webHidden/>
-              </w:rPr>
-            </w:r>
-            <w:r>
-              <w:rPr>
-                <w:noProof/>
-                <w:webHidden/>
-              </w:rPr>
-              <w:fldChar w:fldCharType="separate"/>
-            </w:r>
-            <w:r>
-              <w:rPr>
-                <w:noProof/>
-                <w:webHidden/>
-              </w:rPr>
-              <w:t>4</w:t>
-            </w:r>
-            <w:r>
-              <w:rPr>
-                <w:noProof/>
-                <w:webHidden/>
-              </w:rPr>
-              <w:fldChar w:fldCharType="end"/>
-            </w:r>
-          </w:hyperlink>
-        </w:p>
-        <w:p>
-          <w:pPr>
-            <w:pStyle w:val="TOC2"/>
-            <w:tabs>
-              <w:tab w:val="left" w:pos="1200"/>
-              <w:tab w:val="right" w:leader="dot" w:pos="9060"/>
-            </w:tabs>
-            <w:rPr>
-              <w:rFonts w:asciiTheme="minorHAnsi" w:eastAsiaTheme="minorEastAsia" w:hAnsiTheme="minorHAnsi" w:cstheme="minorBidi"/>
-              <w:noProof/>
-              <w:lang w:val="en-US" w:eastAsia="en-US"/>
-            </w:rPr>
-          </w:pPr>
-          <w:hyperlink w:anchor="_Toc23665374" w:history="1">
-            <w:r>
-              <w:rPr>
-                <w:rStyle w:val="Hyperlink"/>
-                <w:noProof/>
-                <w:lang w:val="es-ES"/>
-              </w:rPr>
-              <w:t>5.1</w:t>
-            </w:r>
-            <w:r>
-              <w:rPr>
-                <w:rFonts w:asciiTheme="minorHAnsi" w:eastAsiaTheme="minorEastAsia" w:hAnsiTheme="minorHAnsi" w:cstheme="minorBidi"/>
-                <w:noProof/>
-                <w:lang w:val="en-US" w:eastAsia="en-US"/>
-              </w:rPr>
-              <w:tab/>
-            </w:r>
-            <w:r>
-              <w:rPr>
-                <w:rStyle w:val="Hyperlink"/>
-                <w:noProof/>
-                <w:lang w:val="es-ES"/>
-              </w:rPr>
-              <w:t>Resultados logrados</w:t>
-            </w:r>
-            <w:r>
-              <w:rPr>
-                <w:noProof/>
-                <w:webHidden/>
-              </w:rPr>
-              <w:tab/>
-            </w:r>
-            <w:r>
-              <w:rPr>
-                <w:noProof/>
-                <w:webHidden/>
-              </w:rPr>
-              <w:fldChar w:fldCharType="begin"/>
-            </w:r>
-            <w:r>
-              <w:rPr>
-                <w:noProof/>
-                <w:webHidden/>
-              </w:rPr>
-              <w:instrText xml:space="preserve"> PAGEREF _Toc23665374 \h </w:instrText>
-            </w:r>
-            <w:r>
-              <w:rPr>
-                <w:noProof/>
-                <w:webHidden/>
-              </w:rPr>
-            </w:r>
-            <w:r>
-              <w:rPr>
-                <w:noProof/>
-                <w:webHidden/>
-              </w:rPr>
-              <w:fldChar w:fldCharType="separate"/>
-            </w:r>
-            <w:r>
-              <w:rPr>
-                <w:noProof/>
-                <w:webHidden/>
-              </w:rPr>
-              <w:t>4</w:t>
-            </w:r>
-            <w:r>
-              <w:rPr>
-                <w:noProof/>
-                <w:webHidden/>
-              </w:rPr>
-              <w:fldChar w:fldCharType="end"/>
-            </w:r>
-          </w:hyperlink>
-        </w:p>
-        <w:p>
-          <w:pPr>
-            <w:pStyle w:val="TOC2"/>
-            <w:tabs>
-              <w:tab w:val="left" w:pos="1200"/>
-              <w:tab w:val="right" w:leader="dot" w:pos="9060"/>
-            </w:tabs>
-            <w:rPr>
-              <w:rFonts w:asciiTheme="minorHAnsi" w:eastAsiaTheme="minorEastAsia" w:hAnsiTheme="minorHAnsi" w:cstheme="minorBidi"/>
-              <w:noProof/>
-              <w:lang w:val="en-US" w:eastAsia="en-US"/>
-            </w:rPr>
-          </w:pPr>
-          <w:hyperlink w:anchor="_Toc23665375" w:history="1">
-            <w:r>
-              <w:rPr>
-                <w:rStyle w:val="Hyperlink"/>
-                <w:noProof/>
-                <w:lang w:val="es-ES"/>
-              </w:rPr>
-              <w:t>5.2</w:t>
-            </w:r>
-            <w:r>
-              <w:rPr>
-                <w:rFonts w:asciiTheme="minorHAnsi" w:eastAsiaTheme="minorEastAsia" w:hAnsiTheme="minorHAnsi" w:cstheme="minorBidi"/>
-                <w:noProof/>
-                <w:lang w:val="en-US" w:eastAsia="en-US"/>
-              </w:rPr>
-              <w:tab/>
-            </w:r>
-            <w:r>
-              <w:rPr>
-                <w:rStyle w:val="Hyperlink"/>
-                <w:noProof/>
-                <w:lang w:val="es-ES"/>
-              </w:rPr>
-              <w:t>Resultados no logrados</w:t>
-            </w:r>
-            <w:r>
-              <w:rPr>
-                <w:noProof/>
-                <w:webHidden/>
-              </w:rPr>
-              <w:tab/>
-            </w:r>
-            <w:r>
-              <w:rPr>
-                <w:noProof/>
-                <w:webHidden/>
-              </w:rPr>
-              <w:fldChar w:fldCharType="begin"/>
-            </w:r>
-            <w:r>
-              <w:rPr>
-                <w:noProof/>
-                <w:webHidden/>
-              </w:rPr>
-              <w:instrText xml:space="preserve"> PAGEREF _Toc23665375 \h </w:instrText>
-            </w:r>
-            <w:r>
-              <w:rPr>
-                <w:noProof/>
-                <w:webHidden/>
-              </w:rPr>
-            </w:r>
-            <w:r>
-              <w:rPr>
-                <w:noProof/>
-                <w:webHidden/>
-              </w:rPr>
-              <w:fldChar w:fldCharType="separate"/>
-            </w:r>
-            <w:r>
-              <w:rPr>
-                <w:noProof/>
-                <w:webHidden/>
-              </w:rPr>
-              <w:t>4</w:t>
+              <w:t>8</w:t>
             </w:r>
             <w:r>
               <w:rPr>
@@ -1845,8 +2383,8 @@
           <w:lang w:val="es-ES"/>
         </w:rPr>
       </w:pPr>
-      <w:bookmarkStart w:id="0" w:name="_Toc23665357"/>
-      <w:bookmarkStart w:id="1" w:name="_Ref23668113"/>
+      <w:bookmarkStart w:id="0" w:name="_Ref23668113"/>
+      <w:bookmarkStart w:id="1" w:name="_Toc26268706"/>
       <w:r>
         <w:rPr>
           <w:lang w:val="es-ES"/>
@@ -1884,13 +2422,25 @@
         <w:rPr>
           <w:lang w:val="es-ES"/>
         </w:rPr>
-        <w:t>segunda</w:t>
+        <w:t>tercera</w:t>
       </w:r>
       <w:r>
         <w:rPr>
           <w:lang w:val="es-ES"/>
         </w:rPr>
-        <w:t xml:space="preserve"> iteración del proyecto del curso de Sistemas Transaccionales basado en el caso de estudio de una aplicación transaccional para una EPS, </w:t>
+        <w:t xml:space="preserve"> iteración del proyecto del curso de Sistemas Transaccionales basado en el caso de estudio de una aplicación transaccional para una EPS</w:t>
+      </w:r>
+      <w:r>
+        <w:rPr>
+          <w:lang w:val="es-ES"/>
+        </w:rPr>
+        <w:t>:</w:t>
+      </w:r>
+      <w:r>
+        <w:rPr>
+          <w:lang w:val="es-ES"/>
+        </w:rPr>
+        <w:t xml:space="preserve"> </w:t>
       </w:r>
       <w:proofErr w:type="spellStart"/>
       <w:r>
@@ -1914,11 +2464,12 @@
           <w:lang w:val="es-ES"/>
         </w:rPr>
       </w:pPr>
-      <w:bookmarkStart w:id="2" w:name="_Toc23665358"/>
+      <w:bookmarkStart w:id="2" w:name="_Toc26268707"/>
       <w:r>
         <w:rPr>
           <w:lang w:val="es-ES"/>
         </w:rPr>
+        <w:lastRenderedPageBreak/>
         <w:t>Análisis</w:t>
       </w:r>
       <w:bookmarkEnd w:id="2"/>
@@ -1927,7 +2478,7 @@
       <w:pPr>
         <w:pStyle w:val="Heading2"/>
       </w:pPr>
-      <w:bookmarkStart w:id="3" w:name="_Toc23665359"/>
+      <w:bookmarkStart w:id="3" w:name="_Toc26268708"/>
       <w:r>
         <w:t>Ajustes en el modelo conceptual</w:t>
       </w:r>
@@ -1943,264 +2494,19 @@
         <w:rPr>
           <w:lang w:val="es-ES"/>
         </w:rPr>
-        <w:t xml:space="preserve">Primero, se adicionaron nuevas clases para representar los elementos necesarios para esta nueva iteración: </w:t>
-      </w:r>
-      <w:r>
-        <w:rPr>
-          <w:rStyle w:val="CdigoFuente"/>
-        </w:rPr>
-        <w:t>Inhabilitación</w:t>
+        <w:t xml:space="preserve">No se halló necesidad de hacer ninguna modificación en el UML. </w:t>
       </w:r>
       <w:r>
         <w:rPr>
           <w:lang w:val="es-ES"/>
         </w:rPr>
-        <w:t xml:space="preserve">, </w:t>
-      </w:r>
-      <w:r>
-        <w:rPr>
-          <w:rStyle w:val="CdigoFuente"/>
-        </w:rPr>
-        <w:t>Campaña</w:t>
+        <w:t>A continuación se halla la representación del negocio en UML que permite el funcionamiento del negocio</w:t>
       </w:r>
       <w:r>
         <w:rPr>
           <w:lang w:val="es-ES"/>
         </w:rPr>
-        <w:t xml:space="preserve"> y </w:t>
-      </w:r>
-      <w:proofErr w:type="spellStart"/>
-      <w:r>
-        <w:rPr>
-          <w:rStyle w:val="CdigoFuente"/>
-        </w:rPr>
-        <w:t>TipoServicio</w:t>
-      </w:r>
-      <w:proofErr w:type="spellEnd"/>
-      <w:r>
-        <w:rPr>
-          <w:lang w:val="es-ES"/>
-        </w:rPr>
-        <w:t>. Correspondiente con esto, se añadieron los siguientes atributos/relaciones a las clases que ya existían:</w:t>
-      </w:r>
-    </w:p>
-    <w:p>
-      <w:pPr>
-        <w:pStyle w:val="ListParagraph"/>
-        <w:numPr>
-          <w:ilvl w:val="0"/>
-          <w:numId w:val="31"/>
-        </w:numPr>
-        <w:rPr>
-          <w:lang w:val="es-ES"/>
-        </w:rPr>
-      </w:pPr>
-      <w:r>
-        <w:rPr>
-          <w:rStyle w:val="CdigoFuente"/>
-        </w:rPr>
-        <w:t xml:space="preserve">tipo: </w:t>
-      </w:r>
-      <w:proofErr w:type="spellStart"/>
-      <w:r>
-        <w:rPr>
-          <w:rStyle w:val="CdigoFuente"/>
-        </w:rPr>
-        <w:t>TipoServicio</w:t>
-      </w:r>
-      <w:proofErr w:type="spellEnd"/>
-      <w:r>
-        <w:rPr>
-          <w:lang w:val="es-ES"/>
-        </w:rPr>
-        <w:t xml:space="preserve"> en la clase </w:t>
-      </w:r>
-      <w:proofErr w:type="spellStart"/>
-      <w:r>
-        <w:rPr>
-          <w:rStyle w:val="CdigoFuente"/>
-        </w:rPr>
-        <w:t>ServicioSalud</w:t>
-      </w:r>
-      <w:proofErr w:type="spellEnd"/>
-    </w:p>
-    <w:p>
-      <w:pPr>
-        <w:pStyle w:val="ListParagraph"/>
-        <w:numPr>
-          <w:ilvl w:val="0"/>
-          <w:numId w:val="31"/>
-        </w:numPr>
-        <w:rPr>
-          <w:lang w:val="es-ES"/>
-        </w:rPr>
-      </w:pPr>
-      <w:r>
-        <w:rPr>
-          <w:rStyle w:val="CdigoFuente"/>
-        </w:rPr>
-        <w:t>campaña: Campaña</w:t>
-      </w:r>
-      <w:r>
-        <w:rPr>
-          <w:lang w:val="es-ES"/>
-        </w:rPr>
-        <w:t xml:space="preserve"> como relación de </w:t>
-      </w:r>
-      <w:proofErr w:type="spellStart"/>
-      <w:r>
-        <w:rPr>
-          <w:rStyle w:val="CdigoFuente"/>
-        </w:rPr>
-        <w:t>ReservaServicio</w:t>
-      </w:r>
-      <w:proofErr w:type="spellEnd"/>
-    </w:p>
-    <w:p>
-      <w:pPr>
-        <w:pStyle w:val="ListParagraph"/>
-        <w:numPr>
-          <w:ilvl w:val="0"/>
-          <w:numId w:val="31"/>
-        </w:numPr>
-        <w:rPr>
-          <w:lang w:val="es-ES"/>
-        </w:rPr>
-      </w:pPr>
-      <w:r>
-        <w:rPr>
-          <w:lang w:val="es-ES"/>
-        </w:rPr>
-        <w:t xml:space="preserve">multiplicidad de </w:t>
-      </w:r>
-      <w:proofErr w:type="gramStart"/>
-      <w:r>
-        <w:rPr>
-          <w:lang w:val="es-ES"/>
-        </w:rPr>
-        <w:t>0..</w:t>
-      </w:r>
-      <w:proofErr w:type="gramEnd"/>
-      <w:r>
-        <w:rPr>
-          <w:lang w:val="es-ES"/>
-        </w:rPr>
-        <w:t xml:space="preserve">1 de </w:t>
-      </w:r>
-      <w:proofErr w:type="spellStart"/>
-      <w:r>
-        <w:rPr>
-          <w:rStyle w:val="CdigoFuente"/>
-        </w:rPr>
-        <w:t>ReservaServicio</w:t>
-      </w:r>
-      <w:proofErr w:type="spellEnd"/>
-      <w:r>
-        <w:rPr>
-          <w:lang w:val="es-ES"/>
-        </w:rPr>
-        <w:t xml:space="preserve"> a </w:t>
-      </w:r>
-      <w:r>
-        <w:rPr>
-          <w:rStyle w:val="CdigoFuente"/>
-        </w:rPr>
-        <w:t>Afiliado</w:t>
-      </w:r>
-    </w:p>
-    <w:p>
-      <w:pPr>
-        <w:pStyle w:val="ListParagraph"/>
-        <w:numPr>
-          <w:ilvl w:val="0"/>
-          <w:numId w:val="31"/>
-        </w:numPr>
-        <w:rPr>
-          <w:lang w:val="es-ES"/>
-        </w:rPr>
-      </w:pPr>
-      <w:proofErr w:type="spellStart"/>
-      <w:r>
-        <w:rPr>
-          <w:rStyle w:val="CdigoFuente"/>
-        </w:rPr>
-        <w:lastRenderedPageBreak/>
-        <w:t>horarioInicio</w:t>
-      </w:r>
-      <w:proofErr w:type="spellEnd"/>
-      <w:r>
-        <w:rPr>
-          <w:rStyle w:val="CdigoFuente"/>
-        </w:rPr>
-        <w:t>: Date</w:t>
-      </w:r>
-      <w:r>
-        <w:rPr>
-          <w:lang w:val="es-ES"/>
-        </w:rPr>
-        <w:t xml:space="preserve"> y </w:t>
-      </w:r>
-      <w:proofErr w:type="spellStart"/>
-      <w:r>
-        <w:rPr>
-          <w:rStyle w:val="CdigoFuente"/>
-        </w:rPr>
-        <w:t>horarioFin</w:t>
-      </w:r>
-      <w:proofErr w:type="spellEnd"/>
-      <w:r>
-        <w:rPr>
-          <w:rStyle w:val="CdigoFuente"/>
-        </w:rPr>
-        <w:t>: Date</w:t>
-      </w:r>
-      <w:r>
-        <w:rPr>
-          <w:lang w:val="es-ES"/>
-        </w:rPr>
-        <w:t xml:space="preserve"> en </w:t>
-      </w:r>
-      <w:proofErr w:type="spellStart"/>
-      <w:r>
-        <w:rPr>
-          <w:rStyle w:val="CdigoFuente"/>
-        </w:rPr>
-        <w:t>ServiciosIPS</w:t>
-      </w:r>
-      <w:proofErr w:type="spellEnd"/>
-      <w:r>
-        <w:rPr>
-          <w:lang w:val="es-ES"/>
-        </w:rPr>
-        <w:t xml:space="preserve"> a cambio del </w:t>
-      </w:r>
-      <w:proofErr w:type="spellStart"/>
-      <w:r>
-        <w:rPr>
-          <w:rStyle w:val="CdigoFuente"/>
-        </w:rPr>
-        <w:t>String</w:t>
-      </w:r>
-      <w:proofErr w:type="spellEnd"/>
-      <w:r>
-        <w:rPr>
-          <w:lang w:val="es-ES"/>
-        </w:rPr>
-        <w:t xml:space="preserve"> de horario de atención</w:t>
-      </w:r>
-    </w:p>
-    <w:p>
-      <w:pPr>
-        <w:ind w:firstLine="284"/>
-        <w:rPr>
-          <w:lang w:val="es-ES"/>
-        </w:rPr>
-      </w:pPr>
-      <w:r>
-        <w:rPr>
-          <w:lang w:val="es-ES"/>
-        </w:rPr>
-        <w:t>A continuación se halla la representación del negocio en UML que permite el funcionamiento del negocio con los ajustes necesarios.</w:t>
+        <w:t>.</w:t>
       </w:r>
     </w:p>
     <w:p>
@@ -2212,6 +2518,7 @@
           <w:lang w:val="es-ES"/>
         </w:rPr>
       </w:pPr>
+      <w:bookmarkStart w:id="4" w:name="_GoBack"/>
       <w:r>
         <w:rPr>
           <w:noProof/>
@@ -2259,6 +2566,7 @@
           </wp:inline>
         </w:drawing>
       </w:r>
+      <w:bookmarkEnd w:id="4"/>
     </w:p>
     <w:p>
       <w:pPr>
@@ -2321,2516 +2629,152 @@
     </w:p>
     <w:p>
       <w:pPr>
+        <w:pStyle w:val="Heading1"/>
         <w:rPr>
           <w:lang w:val="es-ES"/>
         </w:rPr>
       </w:pPr>
+      <w:bookmarkStart w:id="5" w:name="_Toc26268709"/>
       <w:r>
         <w:rPr>
           <w:lang w:val="es-ES"/>
         </w:rPr>
-        <w:t xml:space="preserve">Estos cambios se hicieron así pensando en que una Campaña, que es un elemento nuevo en el negocio, </w:t>
-      </w:r>
-      <w:r>
+        <w:t>Diseño físico</w:t>
+      </w:r>
+      <w:bookmarkEnd w:id="5"/>
+    </w:p>
+    <w:p>
+      <w:pPr>
+        <w:pStyle w:val="Heading2"/>
         <w:rPr>
           <w:lang w:val="es-ES"/>
         </w:rPr>
-        <w:t>debe tener reservas que fácilmente un participante pueda reservar. Por lo tanto, se decidió que lo más sensato era tener solo un tipo de reserva, el cual puede o no</w:t>
-      </w:r>
+      </w:pPr>
+      <w:bookmarkStart w:id="6" w:name="_Toc26268710"/>
       <w:r>
         <w:rPr>
           <w:lang w:val="es-ES"/>
         </w:rPr>
-        <w:t xml:space="preserve"> tener una campaña asociada y puede o no tener un afiliado asociado. A la hora de que el afiliado reserve un espacio reservado para la campaña solo se debe cambiar la asociación del afiliado.</w:t>
-      </w:r>
-    </w:p>
-    <w:p>
-      <w:pPr>
-        <w:rPr>
+        <w:t>Índices preexistentes</w:t>
+      </w:r>
+      <w:bookmarkEnd w:id="6"/>
+    </w:p>
+    <w:p>
+      <w:pPr>
+        <w:ind w:firstLine="0"/>
+        <w:rPr>
+          <w:color w:val="FF0000"/>
           <w:lang w:val="es-ES"/>
         </w:rPr>
       </w:pPr>
       <w:r>
         <w:rPr>
+          <w:color w:val="FF0000"/>
           <w:lang w:val="es-ES"/>
         </w:rPr>
-        <w:t>En cuanto al requerimiento de inhabilitación, se decidió las fechas de los servicios (con su respectiva IPS) en las que se inhabilitan los mismos. Esto implica que se deba hacer un manejo transaccional, puesto que como regla de negocio se tiene que si un servicio está inhabilitado, entonces no se debe poder reservar durante esas fechas.</w:t>
-      </w:r>
-    </w:p>
-    <w:p>
-      <w:pPr>
-        <w:rPr>
+        <w:t>Según su modelo de datos, para los índices creados de forma automática por Oracle</w:t>
+      </w:r>
+      <w:r>
+        <w:rPr>
+          <w:color w:val="FF0000"/>
           <w:lang w:val="es-ES"/>
         </w:rPr>
-      </w:pPr>
-      <w:r>
-        <w:rPr>
+        <w:t>:</w:t>
+      </w:r>
+    </w:p>
+    <w:p>
+      <w:pPr>
+        <w:pStyle w:val="ListParagraph"/>
+        <w:numPr>
+          <w:ilvl w:val="0"/>
+          <w:numId w:val="33"/>
+        </w:numPr>
+        <w:rPr>
+          <w:color w:val="FF0000"/>
           <w:lang w:val="es-ES"/>
         </w:rPr>
-        <w:t>Los demás cambios de atributos se hicieron para facilitar implementación y para ajustar nuevos detalles que no habían sido modelados correctamente en la primera iteración.</w:t>
-      </w:r>
-    </w:p>
-    <w:p>
-      <w:pPr>
-        <w:rPr>
+      </w:pPr>
+      <w:r>
+        <w:rPr>
+          <w:color w:val="FF0000"/>
           <w:lang w:val="es-ES"/>
         </w:rPr>
-      </w:pPr>
-    </w:p>
-    <w:p>
-      <w:pPr>
-        <w:pStyle w:val="Heading2"/>
-        <w:rPr>
+        <w:t>Incluya una foto de pantalla con la información generada por Oracle asociada a los índices</w:t>
+      </w:r>
+      <w:r>
+        <w:rPr>
+          <w:color w:val="FF0000"/>
           <w:lang w:val="es-ES"/>
         </w:rPr>
-      </w:pPr>
-      <w:bookmarkStart w:id="4" w:name="_Toc23665360"/>
-      <w:bookmarkStart w:id="5" w:name="_Ref23668089"/>
-      <w:bookmarkStart w:id="6" w:name="_Ref23668116"/>
-      <w:r>
-        <w:rPr>
+        <w:t xml:space="preserve"> </w:t>
+      </w:r>
+      <w:r>
+        <w:rPr>
+          <w:color w:val="FF0000"/>
           <w:lang w:val="es-ES"/>
         </w:rPr>
-        <w:t>Ajustes en el modelo relacional</w:t>
-      </w:r>
-      <w:bookmarkEnd w:id="4"/>
-      <w:bookmarkEnd w:id="5"/>
-      <w:bookmarkEnd w:id="6"/>
-    </w:p>
-    <w:p>
-      <w:pPr>
-        <w:pStyle w:val="Heading3"/>
-      </w:pPr>
-      <w:bookmarkStart w:id="7" w:name="_Toc23665361"/>
-      <w:r>
-        <w:t>Campania</w:t>
-      </w:r>
-      <w:bookmarkEnd w:id="7"/>
-    </w:p>
-    <w:tbl>
-      <w:tblPr>
-        <w:tblStyle w:val="TableGrid"/>
-        <w:tblW w:w="0" w:type="auto"/>
-        <w:jc w:val="center"/>
-        <w:tblLook w:val="04A0" w:firstRow="1" w:lastRow="0" w:firstColumn="1" w:lastColumn="0" w:noHBand="0" w:noVBand="1"/>
-      </w:tblPr>
-      <w:tblGrid>
-        <w:gridCol w:w="905"/>
-        <w:gridCol w:w="916"/>
-        <w:gridCol w:w="1908"/>
-        <w:gridCol w:w="1208"/>
-        <w:gridCol w:w="998"/>
-      </w:tblGrid>
-      <w:tr>
-        <w:trPr>
-          <w:trHeight w:val="269"/>
-          <w:jc w:val="center"/>
-        </w:trPr>
-        <w:tc>
-          <w:tcPr>
-            <w:tcW w:w="0" w:type="auto"/>
-            <w:shd w:val="clear" w:color="auto" w:fill="8DB3E2" w:themeFill="text2" w:themeFillTint="66"/>
-          </w:tcPr>
-          <w:p>
-            <w:pPr>
-              <w:pStyle w:val="NoSpacing"/>
-              <w:spacing w:before="60" w:after="60"/>
-              <w:jc w:val="center"/>
-              <w:rPr>
-                <w:b/>
-                <w:bCs/>
-                <w:noProof/>
-                <w:sz w:val="21"/>
-                <w:szCs w:val="22"/>
-              </w:rPr>
-            </w:pPr>
-            <w:r>
-              <w:rPr>
-                <w:b/>
-                <w:bCs/>
-                <w:noProof/>
-                <w:sz w:val="21"/>
-                <w:szCs w:val="22"/>
-              </w:rPr>
-              <w:t>id</w:t>
-            </w:r>
-          </w:p>
-        </w:tc>
-        <w:tc>
-          <w:tcPr>
-            <w:tcW w:w="0" w:type="auto"/>
-            <w:shd w:val="clear" w:color="auto" w:fill="8DB3E2" w:themeFill="text2" w:themeFillTint="66"/>
-          </w:tcPr>
-          <w:p>
-            <w:pPr>
-              <w:pStyle w:val="NoSpacing"/>
-              <w:spacing w:before="60" w:after="60"/>
-              <w:jc w:val="center"/>
-              <w:rPr>
-                <w:b/>
-                <w:bCs/>
-                <w:noProof/>
-                <w:sz w:val="21"/>
-                <w:szCs w:val="22"/>
-              </w:rPr>
-            </w:pPr>
-            <w:r>
-              <w:rPr>
-                <w:b/>
-                <w:bCs/>
-                <w:noProof/>
-                <w:sz w:val="21"/>
-                <w:szCs w:val="22"/>
-              </w:rPr>
-              <w:t>nombre</w:t>
-            </w:r>
-          </w:p>
-        </w:tc>
-        <w:tc>
-          <w:tcPr>
-            <w:tcW w:w="0" w:type="auto"/>
-            <w:shd w:val="clear" w:color="auto" w:fill="8DB3E2" w:themeFill="text2" w:themeFillTint="66"/>
-          </w:tcPr>
-          <w:p>
-            <w:pPr>
-              <w:pStyle w:val="NoSpacing"/>
-              <w:spacing w:before="60" w:after="60"/>
-              <w:jc w:val="center"/>
-              <w:rPr>
-                <w:b/>
-                <w:bCs/>
-                <w:noProof/>
-                <w:sz w:val="21"/>
-                <w:szCs w:val="22"/>
-              </w:rPr>
-            </w:pPr>
-            <w:r>
-              <w:rPr>
-                <w:b/>
-                <w:bCs/>
-                <w:noProof/>
-                <w:sz w:val="21"/>
-                <w:szCs w:val="22"/>
-              </w:rPr>
-              <w:t>afiliadosEsperados</w:t>
-            </w:r>
-          </w:p>
-        </w:tc>
-        <w:tc>
-          <w:tcPr>
-            <w:tcW w:w="0" w:type="auto"/>
-            <w:shd w:val="clear" w:color="auto" w:fill="8DB3E2" w:themeFill="text2" w:themeFillTint="66"/>
-          </w:tcPr>
-          <w:p>
-            <w:pPr>
-              <w:pStyle w:val="NoSpacing"/>
-              <w:spacing w:before="60" w:after="60"/>
-              <w:jc w:val="center"/>
-              <w:rPr>
-                <w:b/>
-                <w:bCs/>
-                <w:noProof/>
-                <w:sz w:val="21"/>
-                <w:szCs w:val="22"/>
-              </w:rPr>
-            </w:pPr>
-            <w:r>
-              <w:rPr>
-                <w:b/>
-                <w:bCs/>
-                <w:noProof/>
-                <w:sz w:val="21"/>
-                <w:szCs w:val="22"/>
-              </w:rPr>
-              <w:t>fechaInicio</w:t>
-            </w:r>
-          </w:p>
-        </w:tc>
-        <w:tc>
-          <w:tcPr>
-            <w:tcW w:w="0" w:type="auto"/>
-            <w:shd w:val="clear" w:color="auto" w:fill="8DB3E2" w:themeFill="text2" w:themeFillTint="66"/>
-          </w:tcPr>
-          <w:p>
-            <w:pPr>
-              <w:pStyle w:val="NoSpacing"/>
-              <w:spacing w:before="60" w:after="60"/>
-              <w:jc w:val="center"/>
-              <w:rPr>
-                <w:b/>
-                <w:bCs/>
-                <w:noProof/>
-                <w:sz w:val="21"/>
-                <w:szCs w:val="22"/>
-              </w:rPr>
-            </w:pPr>
-            <w:r>
-              <w:rPr>
-                <w:b/>
-                <w:bCs/>
-                <w:noProof/>
-                <w:sz w:val="21"/>
-                <w:szCs w:val="22"/>
-              </w:rPr>
-              <w:t>fechaFin</w:t>
-            </w:r>
-          </w:p>
-        </w:tc>
-      </w:tr>
-      <w:tr>
-        <w:trPr>
-          <w:trHeight w:val="282"/>
-          <w:jc w:val="center"/>
-        </w:trPr>
-        <w:tc>
-          <w:tcPr>
-            <w:tcW w:w="0" w:type="auto"/>
-            <w:shd w:val="clear" w:color="auto" w:fill="B8CCE4" w:themeFill="accent1" w:themeFillTint="66"/>
-          </w:tcPr>
-          <w:p>
-            <w:pPr>
-              <w:pStyle w:val="NoSpacing"/>
-              <w:spacing w:before="60" w:after="60"/>
-              <w:jc w:val="center"/>
-              <w:rPr>
-                <w:noProof/>
-                <w:sz w:val="21"/>
-                <w:szCs w:val="22"/>
-              </w:rPr>
-            </w:pPr>
-            <w:r>
-              <w:rPr>
-                <w:noProof/>
-                <w:sz w:val="21"/>
-                <w:szCs w:val="22"/>
-              </w:rPr>
-              <w:t>Number</w:t>
-            </w:r>
-          </w:p>
-        </w:tc>
-        <w:tc>
-          <w:tcPr>
-            <w:tcW w:w="0" w:type="auto"/>
-            <w:shd w:val="clear" w:color="auto" w:fill="B8CCE4" w:themeFill="accent1" w:themeFillTint="66"/>
-          </w:tcPr>
-          <w:p>
-            <w:pPr>
-              <w:pStyle w:val="NoSpacing"/>
-              <w:spacing w:before="60" w:after="60"/>
-              <w:jc w:val="center"/>
-              <w:rPr>
-                <w:noProof/>
-                <w:sz w:val="21"/>
-                <w:szCs w:val="22"/>
-              </w:rPr>
-            </w:pPr>
-            <w:r>
-              <w:rPr>
-                <w:noProof/>
-                <w:sz w:val="21"/>
-                <w:szCs w:val="22"/>
-              </w:rPr>
-              <w:t>Number</w:t>
-            </w:r>
-          </w:p>
-        </w:tc>
-        <w:tc>
-          <w:tcPr>
-            <w:tcW w:w="0" w:type="auto"/>
-            <w:shd w:val="clear" w:color="auto" w:fill="B8CCE4" w:themeFill="accent1" w:themeFillTint="66"/>
-          </w:tcPr>
-          <w:p>
-            <w:pPr>
-              <w:pStyle w:val="NoSpacing"/>
-              <w:spacing w:before="60" w:after="60"/>
-              <w:jc w:val="center"/>
-              <w:rPr>
-                <w:noProof/>
-                <w:sz w:val="21"/>
-                <w:szCs w:val="22"/>
-              </w:rPr>
-            </w:pPr>
-            <w:r>
-              <w:rPr>
-                <w:noProof/>
-                <w:sz w:val="21"/>
-                <w:szCs w:val="22"/>
-              </w:rPr>
-              <w:t>Number</w:t>
-            </w:r>
-          </w:p>
-        </w:tc>
-        <w:tc>
-          <w:tcPr>
-            <w:tcW w:w="0" w:type="auto"/>
-            <w:shd w:val="clear" w:color="auto" w:fill="B8CCE4" w:themeFill="accent1" w:themeFillTint="66"/>
-          </w:tcPr>
-          <w:p>
-            <w:pPr>
-              <w:pStyle w:val="NoSpacing"/>
-              <w:spacing w:before="60" w:after="60"/>
-              <w:jc w:val="center"/>
-              <w:rPr>
-                <w:noProof/>
-                <w:sz w:val="21"/>
-                <w:szCs w:val="22"/>
-              </w:rPr>
-            </w:pPr>
-            <w:r>
-              <w:rPr>
-                <w:noProof/>
-                <w:sz w:val="21"/>
-                <w:szCs w:val="22"/>
-              </w:rPr>
-              <w:t>Date</w:t>
-            </w:r>
-          </w:p>
-        </w:tc>
-        <w:tc>
-          <w:tcPr>
-            <w:tcW w:w="0" w:type="auto"/>
-            <w:shd w:val="clear" w:color="auto" w:fill="B8CCE4" w:themeFill="accent1" w:themeFillTint="66"/>
-          </w:tcPr>
-          <w:p>
-            <w:pPr>
-              <w:pStyle w:val="NoSpacing"/>
-              <w:spacing w:before="60" w:after="60"/>
-              <w:jc w:val="center"/>
-              <w:rPr>
-                <w:noProof/>
-                <w:sz w:val="21"/>
-                <w:szCs w:val="22"/>
-              </w:rPr>
-            </w:pPr>
-            <w:r>
-              <w:rPr>
-                <w:noProof/>
-                <w:sz w:val="21"/>
-                <w:szCs w:val="22"/>
-              </w:rPr>
-              <w:t>Date</w:t>
-            </w:r>
-          </w:p>
-        </w:tc>
-      </w:tr>
-      <w:tr>
-        <w:trPr>
-          <w:trHeight w:val="269"/>
-          <w:jc w:val="center"/>
-        </w:trPr>
-        <w:tc>
-          <w:tcPr>
-            <w:tcW w:w="0" w:type="auto"/>
-            <w:shd w:val="clear" w:color="auto" w:fill="FBD4B4" w:themeFill="accent6" w:themeFillTint="66"/>
-          </w:tcPr>
-          <w:p>
-            <w:pPr>
-              <w:pStyle w:val="NoSpacing"/>
-              <w:spacing w:before="60" w:after="60"/>
-              <w:jc w:val="center"/>
-              <w:rPr>
-                <w:noProof/>
-                <w:sz w:val="21"/>
-                <w:szCs w:val="22"/>
-              </w:rPr>
-            </w:pPr>
-            <w:r>
-              <w:rPr>
-                <w:noProof/>
-                <w:sz w:val="21"/>
-                <w:szCs w:val="22"/>
-              </w:rPr>
-              <w:t>PK</w:t>
-            </w:r>
-          </w:p>
-        </w:tc>
-        <w:tc>
-          <w:tcPr>
-            <w:tcW w:w="0" w:type="auto"/>
-            <w:shd w:val="clear" w:color="auto" w:fill="FBD4B4" w:themeFill="accent6" w:themeFillTint="66"/>
-          </w:tcPr>
-          <w:p>
-            <w:pPr>
-              <w:pStyle w:val="NoSpacing"/>
-              <w:spacing w:before="60" w:after="60"/>
-              <w:jc w:val="center"/>
-              <w:rPr>
-                <w:noProof/>
-                <w:sz w:val="21"/>
-                <w:szCs w:val="22"/>
-                <w:vertAlign w:val="subscript"/>
-              </w:rPr>
-            </w:pPr>
-            <w:r>
-              <w:rPr>
-                <w:noProof/>
-                <w:sz w:val="21"/>
-                <w:szCs w:val="22"/>
-              </w:rPr>
-              <w:t>NN</w:t>
-            </w:r>
-          </w:p>
-        </w:tc>
-        <w:tc>
-          <w:tcPr>
-            <w:tcW w:w="0" w:type="auto"/>
-            <w:shd w:val="clear" w:color="auto" w:fill="FBD4B4" w:themeFill="accent6" w:themeFillTint="66"/>
-          </w:tcPr>
-          <w:p>
-            <w:pPr>
-              <w:pStyle w:val="NoSpacing"/>
-              <w:spacing w:before="60" w:after="60"/>
-              <w:jc w:val="center"/>
-              <w:rPr>
-                <w:noProof/>
-                <w:sz w:val="21"/>
-                <w:szCs w:val="22"/>
-                <w:vertAlign w:val="subscript"/>
-              </w:rPr>
-            </w:pPr>
-            <w:r>
-              <w:rPr>
-                <w:noProof/>
-                <w:sz w:val="21"/>
-                <w:szCs w:val="22"/>
-              </w:rPr>
-              <w:t>CK(&gt;0)</w:t>
-            </w:r>
-          </w:p>
-        </w:tc>
-        <w:tc>
-          <w:tcPr>
-            <w:tcW w:w="0" w:type="auto"/>
-            <w:shd w:val="clear" w:color="auto" w:fill="FBD4B4" w:themeFill="accent6" w:themeFillTint="66"/>
-          </w:tcPr>
-          <w:p>
-            <w:pPr>
-              <w:pStyle w:val="NoSpacing"/>
-              <w:spacing w:before="60" w:after="60"/>
-              <w:jc w:val="center"/>
-              <w:rPr>
-                <w:noProof/>
-                <w:sz w:val="21"/>
-                <w:szCs w:val="22"/>
-              </w:rPr>
-            </w:pPr>
-            <w:r>
-              <w:rPr>
-                <w:noProof/>
-                <w:sz w:val="21"/>
-                <w:szCs w:val="22"/>
-              </w:rPr>
-              <w:t>NN</w:t>
-            </w:r>
-          </w:p>
-        </w:tc>
-        <w:tc>
-          <w:tcPr>
-            <w:tcW w:w="0" w:type="auto"/>
-            <w:shd w:val="clear" w:color="auto" w:fill="FBD4B4" w:themeFill="accent6" w:themeFillTint="66"/>
-          </w:tcPr>
-          <w:p>
-            <w:pPr>
-              <w:pStyle w:val="NoSpacing"/>
-              <w:spacing w:before="60" w:after="60"/>
-              <w:jc w:val="center"/>
-              <w:rPr>
-                <w:noProof/>
-                <w:sz w:val="21"/>
-                <w:szCs w:val="22"/>
-              </w:rPr>
-            </w:pPr>
-            <w:r>
-              <w:rPr>
-                <w:noProof/>
-                <w:sz w:val="21"/>
-                <w:szCs w:val="22"/>
-              </w:rPr>
-              <w:t>NN</w:t>
-            </w:r>
-          </w:p>
-        </w:tc>
-      </w:tr>
-    </w:tbl>
-    <w:p/>
-    <w:p>
-      <w:pPr>
-        <w:pStyle w:val="Heading3"/>
-      </w:pPr>
-      <w:bookmarkStart w:id="8" w:name="_Toc23665362"/>
-      <w:proofErr w:type="spellStart"/>
-      <w:r>
-        <w:lastRenderedPageBreak/>
-        <w:t>Inhabilitacion</w:t>
-      </w:r>
-      <w:bookmarkEnd w:id="8"/>
-      <w:proofErr w:type="spellEnd"/>
-    </w:p>
-    <w:tbl>
-      <w:tblPr>
-        <w:tblStyle w:val="TableGrid"/>
-        <w:tblW w:w="0" w:type="auto"/>
-        <w:jc w:val="center"/>
-        <w:tblLook w:val="04A0" w:firstRow="1" w:lastRow="0" w:firstColumn="1" w:lastColumn="0" w:noHBand="0" w:noVBand="1"/>
-      </w:tblPr>
-      <w:tblGrid>
-        <w:gridCol w:w="2060"/>
-        <w:gridCol w:w="1477"/>
-        <w:gridCol w:w="1208"/>
-        <w:gridCol w:w="998"/>
-      </w:tblGrid>
-      <w:tr>
-        <w:trPr>
-          <w:trHeight w:val="269"/>
-          <w:jc w:val="center"/>
-        </w:trPr>
-        <w:tc>
-          <w:tcPr>
-            <w:tcW w:w="0" w:type="auto"/>
-            <w:shd w:val="clear" w:color="auto" w:fill="8DB3E2" w:themeFill="text2" w:themeFillTint="66"/>
-          </w:tcPr>
-          <w:p>
-            <w:pPr>
-              <w:pStyle w:val="NoSpacing"/>
-              <w:spacing w:before="60" w:after="60"/>
-              <w:jc w:val="center"/>
-              <w:rPr>
-                <w:b/>
-                <w:bCs/>
-                <w:noProof/>
-                <w:sz w:val="21"/>
-                <w:szCs w:val="22"/>
-              </w:rPr>
-            </w:pPr>
-            <w:r>
-              <w:rPr>
-                <w:b/>
-                <w:bCs/>
-                <w:noProof/>
-                <w:sz w:val="21"/>
-                <w:szCs w:val="22"/>
-              </w:rPr>
-              <w:t>servicio</w:t>
-            </w:r>
-          </w:p>
-        </w:tc>
-        <w:tc>
-          <w:tcPr>
-            <w:tcW w:w="0" w:type="auto"/>
-            <w:shd w:val="clear" w:color="auto" w:fill="8DB3E2" w:themeFill="text2" w:themeFillTint="66"/>
-          </w:tcPr>
-          <w:p>
-            <w:pPr>
-              <w:pStyle w:val="NoSpacing"/>
-              <w:spacing w:before="60" w:after="60"/>
-              <w:jc w:val="center"/>
-              <w:rPr>
-                <w:b/>
-                <w:bCs/>
-                <w:noProof/>
-                <w:sz w:val="21"/>
-                <w:szCs w:val="22"/>
-              </w:rPr>
-            </w:pPr>
-            <w:r>
-              <w:rPr>
-                <w:b/>
-                <w:bCs/>
-                <w:noProof/>
-                <w:sz w:val="21"/>
-                <w:szCs w:val="22"/>
-              </w:rPr>
-              <w:t>IPS</w:t>
-            </w:r>
-          </w:p>
-        </w:tc>
-        <w:tc>
-          <w:tcPr>
-            <w:tcW w:w="0" w:type="auto"/>
-            <w:shd w:val="clear" w:color="auto" w:fill="8DB3E2" w:themeFill="text2" w:themeFillTint="66"/>
-          </w:tcPr>
-          <w:p>
-            <w:pPr>
-              <w:pStyle w:val="NoSpacing"/>
-              <w:spacing w:before="60" w:after="60"/>
-              <w:jc w:val="center"/>
-              <w:rPr>
-                <w:b/>
-                <w:bCs/>
-                <w:noProof/>
-                <w:sz w:val="21"/>
-                <w:szCs w:val="22"/>
-              </w:rPr>
-            </w:pPr>
-            <w:r>
-              <w:rPr>
-                <w:b/>
-                <w:bCs/>
-                <w:noProof/>
-                <w:sz w:val="21"/>
-                <w:szCs w:val="22"/>
-              </w:rPr>
-              <w:t>fechaInicio</w:t>
-            </w:r>
-          </w:p>
-        </w:tc>
-        <w:tc>
-          <w:tcPr>
-            <w:tcW w:w="0" w:type="auto"/>
-            <w:shd w:val="clear" w:color="auto" w:fill="8DB3E2" w:themeFill="text2" w:themeFillTint="66"/>
-          </w:tcPr>
-          <w:p>
-            <w:pPr>
-              <w:pStyle w:val="NoSpacing"/>
-              <w:spacing w:before="60" w:after="60"/>
-              <w:jc w:val="center"/>
-              <w:rPr>
-                <w:b/>
-                <w:bCs/>
-                <w:noProof/>
-                <w:sz w:val="21"/>
-                <w:szCs w:val="22"/>
-              </w:rPr>
-            </w:pPr>
-            <w:r>
-              <w:rPr>
-                <w:b/>
-                <w:bCs/>
-                <w:noProof/>
-                <w:sz w:val="21"/>
-                <w:szCs w:val="22"/>
-              </w:rPr>
-              <w:t>fechaFin</w:t>
-            </w:r>
-          </w:p>
-        </w:tc>
-      </w:tr>
-      <w:tr>
-        <w:trPr>
-          <w:trHeight w:val="282"/>
-          <w:jc w:val="center"/>
-        </w:trPr>
-        <w:tc>
-          <w:tcPr>
-            <w:tcW w:w="0" w:type="auto"/>
-            <w:shd w:val="clear" w:color="auto" w:fill="B8CCE4" w:themeFill="accent1" w:themeFillTint="66"/>
-          </w:tcPr>
-          <w:p>
-            <w:pPr>
-              <w:pStyle w:val="NoSpacing"/>
-              <w:spacing w:before="60" w:after="60"/>
-              <w:jc w:val="center"/>
-              <w:rPr>
-                <w:noProof/>
-                <w:sz w:val="21"/>
-                <w:szCs w:val="22"/>
-              </w:rPr>
-            </w:pPr>
-            <w:r>
-              <w:rPr>
-                <w:noProof/>
-                <w:sz w:val="21"/>
-                <w:szCs w:val="22"/>
-              </w:rPr>
-              <w:t>Number</w:t>
-            </w:r>
-          </w:p>
-        </w:tc>
-        <w:tc>
-          <w:tcPr>
-            <w:tcW w:w="0" w:type="auto"/>
-            <w:shd w:val="clear" w:color="auto" w:fill="B8CCE4" w:themeFill="accent1" w:themeFillTint="66"/>
-          </w:tcPr>
-          <w:p>
-            <w:pPr>
-              <w:pStyle w:val="NoSpacing"/>
-              <w:spacing w:before="60" w:after="60"/>
-              <w:jc w:val="center"/>
-              <w:rPr>
-                <w:noProof/>
-                <w:sz w:val="21"/>
-                <w:szCs w:val="22"/>
-              </w:rPr>
-            </w:pPr>
-            <w:r>
-              <w:rPr>
-                <w:noProof/>
-                <w:sz w:val="21"/>
-                <w:szCs w:val="22"/>
-              </w:rPr>
-              <w:t>Number</w:t>
-            </w:r>
-          </w:p>
-        </w:tc>
-        <w:tc>
-          <w:tcPr>
-            <w:tcW w:w="0" w:type="auto"/>
-            <w:shd w:val="clear" w:color="auto" w:fill="B8CCE4" w:themeFill="accent1" w:themeFillTint="66"/>
-          </w:tcPr>
-          <w:p>
-            <w:pPr>
-              <w:pStyle w:val="NoSpacing"/>
-              <w:spacing w:before="60" w:after="60"/>
-              <w:jc w:val="center"/>
-              <w:rPr>
-                <w:noProof/>
-                <w:sz w:val="21"/>
-                <w:szCs w:val="22"/>
-              </w:rPr>
-            </w:pPr>
-            <w:r>
-              <w:rPr>
-                <w:noProof/>
-                <w:sz w:val="21"/>
-                <w:szCs w:val="22"/>
-              </w:rPr>
-              <w:t>Date</w:t>
-            </w:r>
-          </w:p>
-        </w:tc>
-        <w:tc>
-          <w:tcPr>
-            <w:tcW w:w="0" w:type="auto"/>
-            <w:shd w:val="clear" w:color="auto" w:fill="B8CCE4" w:themeFill="accent1" w:themeFillTint="66"/>
-          </w:tcPr>
-          <w:p>
-            <w:pPr>
-              <w:pStyle w:val="NoSpacing"/>
-              <w:spacing w:before="60" w:after="60"/>
-              <w:jc w:val="center"/>
-              <w:rPr>
-                <w:noProof/>
-                <w:sz w:val="21"/>
-                <w:szCs w:val="22"/>
-              </w:rPr>
-            </w:pPr>
-            <w:r>
-              <w:rPr>
-                <w:noProof/>
-                <w:sz w:val="21"/>
-                <w:szCs w:val="22"/>
-              </w:rPr>
-              <w:t>Date</w:t>
-            </w:r>
-          </w:p>
-        </w:tc>
-      </w:tr>
-      <w:tr>
-        <w:trPr>
-          <w:trHeight w:val="269"/>
-          <w:jc w:val="center"/>
-        </w:trPr>
-        <w:tc>
-          <w:tcPr>
-            <w:tcW w:w="0" w:type="auto"/>
-            <w:shd w:val="clear" w:color="auto" w:fill="FBD4B4" w:themeFill="accent6" w:themeFillTint="66"/>
-          </w:tcPr>
-          <w:p>
-            <w:pPr>
-              <w:pStyle w:val="NoSpacing"/>
-              <w:spacing w:before="60" w:after="60"/>
-              <w:jc w:val="center"/>
-              <w:rPr>
-                <w:noProof/>
-                <w:sz w:val="21"/>
-                <w:szCs w:val="22"/>
-                <w:vertAlign w:val="subscript"/>
-              </w:rPr>
-            </w:pPr>
-            <w:r>
-              <w:rPr>
-                <w:noProof/>
-                <w:sz w:val="21"/>
-                <w:szCs w:val="22"/>
-              </w:rPr>
-              <w:t>PK, FK</w:t>
-            </w:r>
-            <w:r>
-              <w:rPr>
-                <w:noProof/>
-                <w:sz w:val="21"/>
-                <w:szCs w:val="22"/>
-                <w:vertAlign w:val="subscript"/>
-              </w:rPr>
-              <w:t>Servicios.id_Servicio</w:t>
-            </w:r>
-          </w:p>
-        </w:tc>
-        <w:tc>
-          <w:tcPr>
-            <w:tcW w:w="0" w:type="auto"/>
-            <w:shd w:val="clear" w:color="auto" w:fill="FBD4B4" w:themeFill="accent6" w:themeFillTint="66"/>
-          </w:tcPr>
-          <w:p>
-            <w:pPr>
-              <w:pStyle w:val="NoSpacing"/>
-              <w:spacing w:before="60" w:after="60"/>
-              <w:jc w:val="center"/>
-              <w:rPr>
-                <w:noProof/>
-                <w:sz w:val="21"/>
-                <w:szCs w:val="22"/>
-                <w:vertAlign w:val="subscript"/>
-              </w:rPr>
-            </w:pPr>
-            <w:r>
-              <w:rPr>
-                <w:noProof/>
-                <w:sz w:val="21"/>
-                <w:szCs w:val="22"/>
-              </w:rPr>
-              <w:t>PK, FK</w:t>
-            </w:r>
-            <w:r>
-              <w:rPr>
-                <w:noProof/>
-                <w:sz w:val="21"/>
-                <w:szCs w:val="22"/>
-                <w:vertAlign w:val="subscript"/>
-              </w:rPr>
-              <w:t>IPS.id_IPS</w:t>
-            </w:r>
-          </w:p>
-        </w:tc>
-        <w:tc>
-          <w:tcPr>
-            <w:tcW w:w="0" w:type="auto"/>
-            <w:shd w:val="clear" w:color="auto" w:fill="FBD4B4" w:themeFill="accent6" w:themeFillTint="66"/>
-          </w:tcPr>
-          <w:p>
-            <w:pPr>
-              <w:pStyle w:val="NoSpacing"/>
-              <w:spacing w:before="60" w:after="60"/>
-              <w:jc w:val="center"/>
-              <w:rPr>
-                <w:noProof/>
-                <w:sz w:val="21"/>
-                <w:szCs w:val="22"/>
-              </w:rPr>
-            </w:pPr>
-            <w:r>
-              <w:rPr>
-                <w:noProof/>
-                <w:sz w:val="21"/>
-                <w:szCs w:val="22"/>
-              </w:rPr>
-              <w:t>NN</w:t>
-            </w:r>
-          </w:p>
-        </w:tc>
-        <w:tc>
-          <w:tcPr>
-            <w:tcW w:w="0" w:type="auto"/>
-            <w:shd w:val="clear" w:color="auto" w:fill="FBD4B4" w:themeFill="accent6" w:themeFillTint="66"/>
-          </w:tcPr>
-          <w:p>
-            <w:pPr>
-              <w:pStyle w:val="NoSpacing"/>
-              <w:spacing w:before="60" w:after="60"/>
-              <w:jc w:val="center"/>
-              <w:rPr>
-                <w:noProof/>
-                <w:sz w:val="21"/>
-                <w:szCs w:val="22"/>
-              </w:rPr>
-            </w:pPr>
-            <w:r>
-              <w:rPr>
-                <w:noProof/>
-                <w:sz w:val="21"/>
-                <w:szCs w:val="22"/>
-              </w:rPr>
-              <w:t>NN</w:t>
-            </w:r>
-          </w:p>
-        </w:tc>
-      </w:tr>
-    </w:tbl>
-    <w:p>
-      <w:pPr>
-        <w:rPr>
+        <w:t>existentes.</w:t>
+      </w:r>
+    </w:p>
+    <w:p>
+      <w:pPr>
+        <w:pStyle w:val="ListParagraph"/>
+        <w:numPr>
+          <w:ilvl w:val="0"/>
+          <w:numId w:val="33"/>
+        </w:numPr>
+        <w:rPr>
+          <w:color w:val="FF0000"/>
           <w:lang w:val="es-ES"/>
         </w:rPr>
       </w:pPr>
-    </w:p>
-    <w:p>
-      <w:pPr>
-        <w:pStyle w:val="Heading3"/>
-      </w:pPr>
-      <w:bookmarkStart w:id="9" w:name="_Toc23665363"/>
-      <w:proofErr w:type="spellStart"/>
-      <w:r>
-        <w:t>TipoServicio</w:t>
-      </w:r>
-      <w:bookmarkEnd w:id="9"/>
-      <w:proofErr w:type="spellEnd"/>
-    </w:p>
-    <w:tbl>
-      <w:tblPr>
-        <w:tblStyle w:val="TableGrid"/>
-        <w:tblW w:w="0" w:type="auto"/>
-        <w:jc w:val="center"/>
-        <w:tblLook w:val="04A0" w:firstRow="1" w:lastRow="0" w:firstColumn="1" w:lastColumn="0" w:noHBand="0" w:noVBand="1"/>
-      </w:tblPr>
-      <w:tblGrid>
-        <w:gridCol w:w="905"/>
-        <w:gridCol w:w="928"/>
-      </w:tblGrid>
-      <w:tr>
-        <w:trPr>
-          <w:trHeight w:val="269"/>
-          <w:jc w:val="center"/>
-        </w:trPr>
-        <w:tc>
-          <w:tcPr>
-            <w:tcW w:w="0" w:type="auto"/>
-            <w:shd w:val="clear" w:color="auto" w:fill="8DB3E2" w:themeFill="text2" w:themeFillTint="66"/>
-            <w:vAlign w:val="center"/>
-          </w:tcPr>
-          <w:p>
-            <w:pPr>
-              <w:pStyle w:val="NoSpacing"/>
-              <w:spacing w:before="60" w:after="60"/>
-              <w:jc w:val="center"/>
-              <w:rPr>
-                <w:b/>
-                <w:bCs/>
-                <w:noProof/>
-                <w:sz w:val="21"/>
-                <w:szCs w:val="22"/>
-              </w:rPr>
-            </w:pPr>
-            <w:r>
-              <w:rPr>
-                <w:b/>
-                <w:bCs/>
-                <w:noProof/>
-                <w:sz w:val="21"/>
-                <w:szCs w:val="22"/>
-              </w:rPr>
-              <w:t>id</w:t>
-            </w:r>
-          </w:p>
-        </w:tc>
-        <w:tc>
-          <w:tcPr>
-            <w:tcW w:w="0" w:type="auto"/>
-            <w:shd w:val="clear" w:color="auto" w:fill="8DB3E2" w:themeFill="text2" w:themeFillTint="66"/>
-          </w:tcPr>
-          <w:p>
-            <w:pPr>
-              <w:pStyle w:val="NoSpacing"/>
-              <w:spacing w:before="60" w:after="60"/>
-              <w:jc w:val="center"/>
-              <w:rPr>
-                <w:b/>
-                <w:bCs/>
-                <w:noProof/>
-                <w:sz w:val="21"/>
-                <w:szCs w:val="22"/>
-              </w:rPr>
-            </w:pPr>
-            <w:r>
-              <w:rPr>
-                <w:b/>
-                <w:bCs/>
-                <w:noProof/>
-                <w:sz w:val="21"/>
-                <w:szCs w:val="22"/>
-              </w:rPr>
-              <w:t>nombre</w:t>
-            </w:r>
-          </w:p>
-        </w:tc>
-      </w:tr>
-      <w:tr>
-        <w:trPr>
-          <w:trHeight w:val="282"/>
-          <w:jc w:val="center"/>
-        </w:trPr>
-        <w:tc>
-          <w:tcPr>
-            <w:tcW w:w="0" w:type="auto"/>
-            <w:shd w:val="clear" w:color="auto" w:fill="B8CCE4" w:themeFill="accent1" w:themeFillTint="66"/>
-            <w:vAlign w:val="center"/>
-          </w:tcPr>
-          <w:p>
-            <w:pPr>
-              <w:pStyle w:val="NoSpacing"/>
-              <w:spacing w:before="60" w:after="60"/>
-              <w:jc w:val="center"/>
-              <w:rPr>
-                <w:noProof/>
-                <w:sz w:val="21"/>
-                <w:szCs w:val="22"/>
-              </w:rPr>
-            </w:pPr>
-            <w:r>
-              <w:rPr>
-                <w:noProof/>
-                <w:sz w:val="21"/>
-                <w:szCs w:val="22"/>
-              </w:rPr>
-              <w:t>Number</w:t>
-            </w:r>
-          </w:p>
-        </w:tc>
-        <w:tc>
-          <w:tcPr>
-            <w:tcW w:w="0" w:type="auto"/>
-            <w:shd w:val="clear" w:color="auto" w:fill="B8CCE4" w:themeFill="accent1" w:themeFillTint="66"/>
-          </w:tcPr>
-          <w:p>
-            <w:pPr>
-              <w:pStyle w:val="NoSpacing"/>
-              <w:spacing w:before="60" w:after="60"/>
-              <w:jc w:val="center"/>
-              <w:rPr>
-                <w:noProof/>
-                <w:sz w:val="21"/>
-                <w:szCs w:val="22"/>
-              </w:rPr>
-            </w:pPr>
-            <w:r>
-              <w:rPr>
-                <w:noProof/>
-                <w:sz w:val="21"/>
-                <w:szCs w:val="22"/>
-              </w:rPr>
-              <w:t>Varchar</w:t>
-            </w:r>
-          </w:p>
-        </w:tc>
-      </w:tr>
-      <w:tr>
-        <w:trPr>
-          <w:trHeight w:val="269"/>
-          <w:jc w:val="center"/>
-        </w:trPr>
-        <w:tc>
-          <w:tcPr>
-            <w:tcW w:w="0" w:type="auto"/>
-            <w:shd w:val="clear" w:color="auto" w:fill="FBD4B4" w:themeFill="accent6" w:themeFillTint="66"/>
-            <w:vAlign w:val="center"/>
-          </w:tcPr>
-          <w:p>
-            <w:pPr>
-              <w:pStyle w:val="NoSpacing"/>
-              <w:spacing w:before="60" w:after="60"/>
-              <w:jc w:val="center"/>
-              <w:rPr>
-                <w:noProof/>
-                <w:sz w:val="21"/>
-                <w:szCs w:val="22"/>
-              </w:rPr>
-            </w:pPr>
-            <w:r>
-              <w:rPr>
-                <w:noProof/>
-                <w:sz w:val="21"/>
-                <w:szCs w:val="22"/>
-              </w:rPr>
-              <w:t>PK, S</w:t>
-            </w:r>
-            <w:r>
-              <w:rPr>
-                <w:noProof/>
-                <w:sz w:val="21"/>
-                <w:szCs w:val="22"/>
-              </w:rPr>
-              <w:t>A</w:t>
-            </w:r>
-          </w:p>
-        </w:tc>
-        <w:tc>
-          <w:tcPr>
-            <w:tcW w:w="0" w:type="auto"/>
-            <w:shd w:val="clear" w:color="auto" w:fill="FBD4B4" w:themeFill="accent6" w:themeFillTint="66"/>
-          </w:tcPr>
-          <w:p>
-            <w:pPr>
-              <w:pStyle w:val="NoSpacing"/>
-              <w:spacing w:before="60" w:after="60"/>
-              <w:jc w:val="center"/>
-              <w:rPr>
-                <w:noProof/>
-                <w:sz w:val="21"/>
-                <w:szCs w:val="22"/>
-              </w:rPr>
-            </w:pPr>
-            <w:r>
-              <w:rPr>
-                <w:noProof/>
-                <w:sz w:val="21"/>
-                <w:szCs w:val="22"/>
-              </w:rPr>
-              <w:t>NN, UA</w:t>
-            </w:r>
-          </w:p>
-        </w:tc>
-      </w:tr>
-    </w:tbl>
-    <w:p>
-      <w:pPr>
-        <w:rPr>
-          <w:lang w:val="es-ES_tradnl"/>
-        </w:rPr>
-      </w:pPr>
-    </w:p>
-    <w:p>
-      <w:pPr>
-        <w:pStyle w:val="Heading3"/>
-      </w:pPr>
-      <w:bookmarkStart w:id="10" w:name="_Toc23665364"/>
-      <w:r>
-        <w:t>Servicios</w:t>
-      </w:r>
-      <w:bookmarkEnd w:id="10"/>
-    </w:p>
-    <w:tbl>
-      <w:tblPr>
-        <w:tblStyle w:val="TableGrid"/>
-        <w:tblW w:w="0" w:type="auto"/>
-        <w:jc w:val="center"/>
-        <w:tblLook w:val="04A0" w:firstRow="1" w:lastRow="0" w:firstColumn="1" w:lastColumn="0" w:noHBand="0" w:noVBand="1"/>
-      </w:tblPr>
-      <w:tblGrid>
-        <w:gridCol w:w="1220"/>
-        <w:gridCol w:w="928"/>
-        <w:gridCol w:w="1816"/>
-      </w:tblGrid>
-      <w:tr>
-        <w:trPr>
-          <w:trHeight w:val="269"/>
-          <w:jc w:val="center"/>
-        </w:trPr>
-        <w:tc>
-          <w:tcPr>
-            <w:tcW w:w="0" w:type="auto"/>
-            <w:shd w:val="clear" w:color="auto" w:fill="8DB3E2" w:themeFill="text2" w:themeFillTint="66"/>
-            <w:vAlign w:val="center"/>
-          </w:tcPr>
-          <w:p>
-            <w:pPr>
-              <w:pStyle w:val="NoSpacing"/>
-              <w:spacing w:before="60" w:after="60"/>
-              <w:jc w:val="center"/>
-              <w:rPr>
-                <w:b/>
-                <w:bCs/>
-                <w:noProof/>
-                <w:sz w:val="21"/>
-                <w:szCs w:val="22"/>
-              </w:rPr>
-            </w:pPr>
-            <w:r>
-              <w:rPr>
-                <w:b/>
-                <w:bCs/>
-                <w:noProof/>
-                <w:sz w:val="21"/>
-                <w:szCs w:val="22"/>
-              </w:rPr>
-              <w:t>id_Servicio</w:t>
-            </w:r>
-          </w:p>
-        </w:tc>
-        <w:tc>
-          <w:tcPr>
-            <w:tcW w:w="0" w:type="auto"/>
-            <w:shd w:val="clear" w:color="auto" w:fill="8DB3E2" w:themeFill="text2" w:themeFillTint="66"/>
-          </w:tcPr>
-          <w:p>
-            <w:pPr>
-              <w:pStyle w:val="NoSpacing"/>
-              <w:spacing w:before="60" w:after="60"/>
-              <w:jc w:val="center"/>
-              <w:rPr>
-                <w:b/>
-                <w:bCs/>
-                <w:noProof/>
-                <w:sz w:val="21"/>
-                <w:szCs w:val="22"/>
-              </w:rPr>
-            </w:pPr>
-            <w:r>
-              <w:rPr>
-                <w:b/>
-                <w:bCs/>
-                <w:noProof/>
-                <w:sz w:val="21"/>
-                <w:szCs w:val="22"/>
-              </w:rPr>
-              <w:t>nombre</w:t>
-            </w:r>
-          </w:p>
-        </w:tc>
-        <w:tc>
-          <w:tcPr>
-            <w:tcW w:w="1816" w:type="dxa"/>
-            <w:shd w:val="clear" w:color="auto" w:fill="8DB3E2" w:themeFill="text2" w:themeFillTint="66"/>
-          </w:tcPr>
-          <w:p>
-            <w:pPr>
-              <w:pStyle w:val="NoSpacing"/>
-              <w:spacing w:before="60" w:after="60"/>
-              <w:jc w:val="center"/>
-              <w:rPr>
-                <w:b/>
-                <w:bCs/>
-                <w:noProof/>
-                <w:sz w:val="21"/>
-                <w:szCs w:val="22"/>
-              </w:rPr>
-            </w:pPr>
-            <w:r>
-              <w:rPr>
-                <w:b/>
-                <w:bCs/>
-                <w:noProof/>
-                <w:sz w:val="21"/>
-                <w:szCs w:val="22"/>
-              </w:rPr>
-              <w:t>tipo</w:t>
-            </w:r>
-          </w:p>
-        </w:tc>
-      </w:tr>
-      <w:tr>
-        <w:trPr>
-          <w:trHeight w:val="282"/>
-          <w:jc w:val="center"/>
-        </w:trPr>
-        <w:tc>
-          <w:tcPr>
-            <w:tcW w:w="0" w:type="auto"/>
-            <w:shd w:val="clear" w:color="auto" w:fill="B8CCE4" w:themeFill="accent1" w:themeFillTint="66"/>
-            <w:vAlign w:val="center"/>
-          </w:tcPr>
-          <w:p>
-            <w:pPr>
-              <w:pStyle w:val="NoSpacing"/>
-              <w:spacing w:before="60" w:after="60"/>
-              <w:jc w:val="center"/>
-              <w:rPr>
-                <w:noProof/>
-                <w:sz w:val="21"/>
-                <w:szCs w:val="22"/>
-              </w:rPr>
-            </w:pPr>
-            <w:r>
-              <w:rPr>
-                <w:noProof/>
-                <w:sz w:val="21"/>
-                <w:szCs w:val="22"/>
-              </w:rPr>
-              <w:t>Number</w:t>
-            </w:r>
-          </w:p>
-        </w:tc>
-        <w:tc>
-          <w:tcPr>
-            <w:tcW w:w="0" w:type="auto"/>
-            <w:shd w:val="clear" w:color="auto" w:fill="B8CCE4" w:themeFill="accent1" w:themeFillTint="66"/>
-          </w:tcPr>
-          <w:p>
-            <w:pPr>
-              <w:pStyle w:val="NoSpacing"/>
-              <w:spacing w:before="60" w:after="60"/>
-              <w:jc w:val="center"/>
-              <w:rPr>
-                <w:noProof/>
-                <w:sz w:val="21"/>
-                <w:szCs w:val="22"/>
-              </w:rPr>
-            </w:pPr>
-            <w:r>
-              <w:rPr>
-                <w:noProof/>
-                <w:sz w:val="21"/>
-                <w:szCs w:val="22"/>
-              </w:rPr>
-              <w:t>Varchar</w:t>
-            </w:r>
-          </w:p>
-        </w:tc>
-        <w:tc>
-          <w:tcPr>
-            <w:tcW w:w="1816" w:type="dxa"/>
-            <w:shd w:val="clear" w:color="auto" w:fill="B8CCE4" w:themeFill="accent1" w:themeFillTint="66"/>
-          </w:tcPr>
-          <w:p>
-            <w:pPr>
-              <w:pStyle w:val="NoSpacing"/>
-              <w:spacing w:before="60" w:after="60"/>
-              <w:jc w:val="center"/>
-              <w:rPr>
-                <w:noProof/>
-                <w:sz w:val="21"/>
-                <w:szCs w:val="22"/>
-              </w:rPr>
-            </w:pPr>
-            <w:r>
-              <w:rPr>
-                <w:noProof/>
-                <w:sz w:val="21"/>
-                <w:szCs w:val="22"/>
-              </w:rPr>
-              <w:t>Number</w:t>
-            </w:r>
-          </w:p>
-        </w:tc>
-      </w:tr>
-      <w:tr>
-        <w:trPr>
-          <w:trHeight w:val="269"/>
-          <w:jc w:val="center"/>
-        </w:trPr>
-        <w:tc>
-          <w:tcPr>
-            <w:tcW w:w="0" w:type="auto"/>
-            <w:shd w:val="clear" w:color="auto" w:fill="FBD4B4" w:themeFill="accent6" w:themeFillTint="66"/>
-            <w:vAlign w:val="center"/>
-          </w:tcPr>
-          <w:p>
-            <w:pPr>
-              <w:pStyle w:val="NoSpacing"/>
-              <w:spacing w:before="60" w:after="60"/>
-              <w:jc w:val="center"/>
-              <w:rPr>
-                <w:noProof/>
-                <w:sz w:val="21"/>
-                <w:szCs w:val="22"/>
-              </w:rPr>
-            </w:pPr>
-            <w:r>
-              <w:rPr>
-                <w:noProof/>
-                <w:sz w:val="21"/>
-                <w:szCs w:val="22"/>
-              </w:rPr>
-              <w:t>PK, S</w:t>
-            </w:r>
-            <w:r>
-              <w:rPr>
-                <w:noProof/>
-                <w:sz w:val="21"/>
-                <w:szCs w:val="22"/>
-              </w:rPr>
-              <w:t>A</w:t>
-            </w:r>
-          </w:p>
-        </w:tc>
-        <w:tc>
-          <w:tcPr>
-            <w:tcW w:w="0" w:type="auto"/>
-            <w:shd w:val="clear" w:color="auto" w:fill="FBD4B4" w:themeFill="accent6" w:themeFillTint="66"/>
-          </w:tcPr>
-          <w:p>
-            <w:pPr>
-              <w:pStyle w:val="NoSpacing"/>
-              <w:spacing w:before="60" w:after="60"/>
-              <w:jc w:val="center"/>
-              <w:rPr>
-                <w:noProof/>
-                <w:sz w:val="21"/>
-                <w:szCs w:val="22"/>
-              </w:rPr>
-            </w:pPr>
-            <w:r>
-              <w:rPr>
-                <w:noProof/>
-                <w:sz w:val="21"/>
-                <w:szCs w:val="22"/>
-              </w:rPr>
-              <w:t>NN, UA</w:t>
-            </w:r>
-          </w:p>
-        </w:tc>
-        <w:tc>
-          <w:tcPr>
-            <w:tcW w:w="1816" w:type="dxa"/>
-            <w:shd w:val="clear" w:color="auto" w:fill="FBD4B4" w:themeFill="accent6" w:themeFillTint="66"/>
-          </w:tcPr>
-          <w:p>
-            <w:pPr>
-              <w:pStyle w:val="NoSpacing"/>
-              <w:spacing w:before="60" w:after="60"/>
-              <w:jc w:val="center"/>
-              <w:rPr>
-                <w:noProof/>
-                <w:sz w:val="21"/>
-                <w:szCs w:val="22"/>
-              </w:rPr>
-            </w:pPr>
-            <w:r>
-              <w:rPr>
-                <w:noProof/>
-                <w:sz w:val="21"/>
-                <w:szCs w:val="22"/>
-              </w:rPr>
-              <w:t>FK</w:t>
-            </w:r>
-            <w:r>
-              <w:rPr>
-                <w:noProof/>
-                <w:sz w:val="21"/>
-                <w:szCs w:val="22"/>
-                <w:vertAlign w:val="subscript"/>
-              </w:rPr>
-              <w:t>TipoServicio.id</w:t>
-            </w:r>
-            <w:r>
-              <w:rPr>
-                <w:noProof/>
-                <w:sz w:val="21"/>
-                <w:szCs w:val="22"/>
-              </w:rPr>
-              <w:t>, NN</w:t>
-            </w:r>
-          </w:p>
-        </w:tc>
-      </w:tr>
-    </w:tbl>
-    <w:p>
-      <w:pPr>
-        <w:rPr>
-          <w:lang w:val="es-ES_tradnl"/>
-        </w:rPr>
-      </w:pPr>
-    </w:p>
-    <w:p>
-      <w:pPr>
-        <w:pStyle w:val="Heading3"/>
-      </w:pPr>
-      <w:bookmarkStart w:id="11" w:name="_Toc23665365"/>
-      <w:proofErr w:type="spellStart"/>
-      <w:r>
-        <w:t>ServiciosIPS</w:t>
-      </w:r>
-      <w:bookmarkEnd w:id="11"/>
-      <w:proofErr w:type="spellEnd"/>
-    </w:p>
-    <w:tbl>
-      <w:tblPr>
-        <w:tblStyle w:val="TableGrid"/>
-        <w:tblW w:w="0" w:type="auto"/>
-        <w:jc w:val="center"/>
-        <w:tblLook w:val="04A0" w:firstRow="1" w:lastRow="0" w:firstColumn="1" w:lastColumn="0" w:noHBand="0" w:noVBand="1"/>
-      </w:tblPr>
-      <w:tblGrid>
-        <w:gridCol w:w="1477"/>
-        <w:gridCol w:w="2060"/>
-        <w:gridCol w:w="1280"/>
-        <w:gridCol w:w="1406"/>
-        <w:gridCol w:w="1196"/>
-      </w:tblGrid>
-      <w:tr>
-        <w:trPr>
-          <w:trHeight w:val="269"/>
-          <w:jc w:val="center"/>
-        </w:trPr>
-        <w:tc>
-          <w:tcPr>
-            <w:tcW w:w="0" w:type="auto"/>
-            <w:shd w:val="clear" w:color="auto" w:fill="8DB3E2" w:themeFill="text2" w:themeFillTint="66"/>
-            <w:vAlign w:val="center"/>
-          </w:tcPr>
-          <w:p>
-            <w:pPr>
-              <w:pStyle w:val="NoSpacing"/>
-              <w:spacing w:before="60" w:after="60"/>
-              <w:jc w:val="center"/>
-              <w:rPr>
-                <w:b/>
-                <w:bCs/>
-                <w:noProof/>
-                <w:sz w:val="21"/>
-                <w:szCs w:val="22"/>
-              </w:rPr>
-            </w:pPr>
-            <w:r>
-              <w:rPr>
-                <w:b/>
-                <w:bCs/>
-                <w:noProof/>
-                <w:sz w:val="21"/>
-                <w:szCs w:val="22"/>
-              </w:rPr>
-              <w:t>id_IPS</w:t>
-            </w:r>
-          </w:p>
-        </w:tc>
-        <w:tc>
-          <w:tcPr>
-            <w:tcW w:w="0" w:type="auto"/>
-            <w:shd w:val="clear" w:color="auto" w:fill="8DB3E2" w:themeFill="text2" w:themeFillTint="66"/>
-          </w:tcPr>
-          <w:p>
-            <w:pPr>
-              <w:pStyle w:val="NoSpacing"/>
-              <w:spacing w:before="60" w:after="60"/>
-              <w:jc w:val="center"/>
-              <w:rPr>
-                <w:b/>
-                <w:bCs/>
-                <w:noProof/>
-                <w:sz w:val="21"/>
-                <w:szCs w:val="22"/>
-              </w:rPr>
-            </w:pPr>
-            <w:r>
-              <w:rPr>
-                <w:b/>
-                <w:bCs/>
-                <w:noProof/>
-                <w:sz w:val="21"/>
-                <w:szCs w:val="22"/>
-              </w:rPr>
-              <w:t>id_Servicio</w:t>
-            </w:r>
-          </w:p>
-        </w:tc>
-        <w:tc>
-          <w:tcPr>
-            <w:tcW w:w="0" w:type="auto"/>
-            <w:shd w:val="clear" w:color="auto" w:fill="8DB3E2" w:themeFill="text2" w:themeFillTint="66"/>
-          </w:tcPr>
-          <w:p>
-            <w:pPr>
-              <w:pStyle w:val="NoSpacing"/>
-              <w:spacing w:before="60" w:after="60"/>
-              <w:jc w:val="center"/>
-              <w:rPr>
-                <w:b/>
-                <w:bCs/>
-                <w:noProof/>
-                <w:sz w:val="21"/>
-                <w:szCs w:val="22"/>
-              </w:rPr>
-            </w:pPr>
-            <w:r>
-              <w:rPr>
-                <w:b/>
-                <w:bCs/>
-                <w:noProof/>
-                <w:sz w:val="21"/>
-                <w:szCs w:val="22"/>
-              </w:rPr>
-              <w:t>capacidad</w:t>
-            </w:r>
-          </w:p>
-        </w:tc>
-        <w:tc>
-          <w:tcPr>
-            <w:tcW w:w="0" w:type="auto"/>
-            <w:shd w:val="clear" w:color="auto" w:fill="8DB3E2" w:themeFill="text2" w:themeFillTint="66"/>
-          </w:tcPr>
-          <w:p>
-            <w:pPr>
-              <w:pStyle w:val="NoSpacing"/>
-              <w:spacing w:before="60" w:after="60"/>
-              <w:jc w:val="center"/>
-              <w:rPr>
-                <w:b/>
-                <w:bCs/>
-                <w:noProof/>
-                <w:sz w:val="21"/>
-                <w:szCs w:val="22"/>
-              </w:rPr>
-            </w:pPr>
-            <w:r>
-              <w:rPr>
-                <w:b/>
-                <w:bCs/>
-                <w:noProof/>
-                <w:sz w:val="21"/>
-                <w:szCs w:val="22"/>
-              </w:rPr>
-              <w:t>horarioInicio</w:t>
-            </w:r>
-          </w:p>
-        </w:tc>
-        <w:tc>
-          <w:tcPr>
-            <w:tcW w:w="236" w:type="dxa"/>
-            <w:shd w:val="clear" w:color="auto" w:fill="8DB3E2" w:themeFill="text2" w:themeFillTint="66"/>
-          </w:tcPr>
-          <w:p>
-            <w:pPr>
-              <w:pStyle w:val="NoSpacing"/>
-              <w:spacing w:before="60" w:after="60"/>
-              <w:jc w:val="center"/>
-              <w:rPr>
-                <w:b/>
-                <w:bCs/>
-                <w:noProof/>
-                <w:sz w:val="21"/>
-                <w:szCs w:val="22"/>
-              </w:rPr>
-            </w:pPr>
-            <w:r>
-              <w:rPr>
-                <w:b/>
-                <w:bCs/>
-                <w:noProof/>
-                <w:sz w:val="21"/>
-                <w:szCs w:val="22"/>
-              </w:rPr>
-              <w:t>horarioFin</w:t>
-            </w:r>
-          </w:p>
-        </w:tc>
-      </w:tr>
-      <w:tr>
-        <w:trPr>
-          <w:trHeight w:val="282"/>
-          <w:jc w:val="center"/>
-        </w:trPr>
-        <w:tc>
-          <w:tcPr>
-            <w:tcW w:w="0" w:type="auto"/>
-            <w:shd w:val="clear" w:color="auto" w:fill="B8CCE4" w:themeFill="accent1" w:themeFillTint="66"/>
-            <w:vAlign w:val="center"/>
-          </w:tcPr>
-          <w:p>
-            <w:pPr>
-              <w:pStyle w:val="NoSpacing"/>
-              <w:spacing w:before="60" w:after="60"/>
-              <w:jc w:val="center"/>
-              <w:rPr>
-                <w:noProof/>
-                <w:sz w:val="21"/>
-                <w:szCs w:val="22"/>
-              </w:rPr>
-            </w:pPr>
-            <w:r>
-              <w:rPr>
-                <w:noProof/>
-                <w:sz w:val="21"/>
-                <w:szCs w:val="22"/>
-              </w:rPr>
-              <w:t>Number</w:t>
-            </w:r>
-          </w:p>
-        </w:tc>
-        <w:tc>
-          <w:tcPr>
-            <w:tcW w:w="0" w:type="auto"/>
-            <w:shd w:val="clear" w:color="auto" w:fill="B8CCE4" w:themeFill="accent1" w:themeFillTint="66"/>
-          </w:tcPr>
-          <w:p>
-            <w:pPr>
-              <w:pStyle w:val="NoSpacing"/>
-              <w:spacing w:before="60" w:after="60"/>
-              <w:jc w:val="center"/>
-              <w:rPr>
-                <w:noProof/>
-                <w:sz w:val="21"/>
-                <w:szCs w:val="22"/>
-              </w:rPr>
-            </w:pPr>
-            <w:r>
-              <w:rPr>
-                <w:noProof/>
-                <w:sz w:val="21"/>
-                <w:szCs w:val="22"/>
-              </w:rPr>
-              <w:t>Number</w:t>
-            </w:r>
-          </w:p>
-        </w:tc>
-        <w:tc>
-          <w:tcPr>
-            <w:tcW w:w="0" w:type="auto"/>
-            <w:shd w:val="clear" w:color="auto" w:fill="B8CCE4" w:themeFill="accent1" w:themeFillTint="66"/>
-          </w:tcPr>
-          <w:p>
-            <w:pPr>
-              <w:pStyle w:val="NoSpacing"/>
-              <w:spacing w:before="60" w:after="60"/>
-              <w:jc w:val="center"/>
-              <w:rPr>
-                <w:noProof/>
-                <w:sz w:val="21"/>
-                <w:szCs w:val="22"/>
-              </w:rPr>
-            </w:pPr>
-            <w:r>
-              <w:rPr>
-                <w:noProof/>
-                <w:sz w:val="21"/>
-                <w:szCs w:val="22"/>
-              </w:rPr>
-              <w:t>Number</w:t>
-            </w:r>
-          </w:p>
-        </w:tc>
-        <w:tc>
-          <w:tcPr>
-            <w:tcW w:w="0" w:type="auto"/>
-            <w:shd w:val="clear" w:color="auto" w:fill="B8CCE4" w:themeFill="accent1" w:themeFillTint="66"/>
-          </w:tcPr>
-          <w:p>
-            <w:pPr>
-              <w:pStyle w:val="NoSpacing"/>
-              <w:spacing w:before="60" w:after="60"/>
-              <w:jc w:val="center"/>
-              <w:rPr>
-                <w:noProof/>
-                <w:sz w:val="21"/>
-                <w:szCs w:val="22"/>
-              </w:rPr>
-            </w:pPr>
-            <w:r>
-              <w:rPr>
-                <w:noProof/>
-                <w:sz w:val="21"/>
-                <w:szCs w:val="22"/>
-              </w:rPr>
-              <w:t>Date</w:t>
-            </w:r>
-          </w:p>
-        </w:tc>
-        <w:tc>
-          <w:tcPr>
-            <w:tcW w:w="236" w:type="dxa"/>
-            <w:shd w:val="clear" w:color="auto" w:fill="B8CCE4" w:themeFill="accent1" w:themeFillTint="66"/>
-          </w:tcPr>
-          <w:p>
-            <w:pPr>
-              <w:pStyle w:val="NoSpacing"/>
-              <w:spacing w:before="60" w:after="60"/>
-              <w:jc w:val="center"/>
-              <w:rPr>
-                <w:noProof/>
-                <w:sz w:val="21"/>
-                <w:szCs w:val="22"/>
-              </w:rPr>
-            </w:pPr>
-            <w:r>
-              <w:rPr>
-                <w:noProof/>
-                <w:sz w:val="21"/>
-                <w:szCs w:val="22"/>
-              </w:rPr>
-              <w:t>Date</w:t>
-            </w:r>
-          </w:p>
-        </w:tc>
-      </w:tr>
-      <w:tr>
-        <w:trPr>
-          <w:trHeight w:val="269"/>
-          <w:jc w:val="center"/>
-        </w:trPr>
-        <w:tc>
-          <w:tcPr>
-            <w:tcW w:w="0" w:type="auto"/>
-            <w:shd w:val="clear" w:color="auto" w:fill="FBD4B4" w:themeFill="accent6" w:themeFillTint="66"/>
-            <w:vAlign w:val="center"/>
-          </w:tcPr>
-          <w:p>
-            <w:pPr>
-              <w:pStyle w:val="NoSpacing"/>
-              <w:spacing w:before="60" w:after="60"/>
-              <w:jc w:val="center"/>
-              <w:rPr>
-                <w:noProof/>
-                <w:sz w:val="21"/>
-                <w:szCs w:val="22"/>
-                <w:vertAlign w:val="subscript"/>
-              </w:rPr>
-            </w:pPr>
-            <w:r>
-              <w:rPr>
-                <w:noProof/>
-                <w:sz w:val="21"/>
-                <w:szCs w:val="22"/>
-              </w:rPr>
-              <w:t>PK, FK</w:t>
-            </w:r>
-            <w:r>
-              <w:rPr>
-                <w:noProof/>
-                <w:sz w:val="21"/>
-                <w:szCs w:val="22"/>
-                <w:vertAlign w:val="subscript"/>
-              </w:rPr>
-              <w:t>IPS.id_IPS</w:t>
-            </w:r>
-          </w:p>
-        </w:tc>
-        <w:tc>
-          <w:tcPr>
-            <w:tcW w:w="0" w:type="auto"/>
-            <w:shd w:val="clear" w:color="auto" w:fill="FBD4B4" w:themeFill="accent6" w:themeFillTint="66"/>
-          </w:tcPr>
-          <w:p>
-            <w:pPr>
-              <w:pStyle w:val="NoSpacing"/>
-              <w:spacing w:before="60" w:after="60"/>
-              <w:jc w:val="center"/>
-              <w:rPr>
-                <w:noProof/>
-                <w:sz w:val="21"/>
-                <w:szCs w:val="22"/>
-                <w:vertAlign w:val="subscript"/>
-              </w:rPr>
-            </w:pPr>
-            <w:r>
-              <w:rPr>
-                <w:noProof/>
-                <w:sz w:val="21"/>
-                <w:szCs w:val="22"/>
-              </w:rPr>
-              <w:t>PK, FK</w:t>
-            </w:r>
-            <w:r>
-              <w:rPr>
-                <w:noProof/>
-                <w:sz w:val="21"/>
-                <w:szCs w:val="22"/>
-                <w:vertAlign w:val="subscript"/>
-              </w:rPr>
-              <w:t>Servicios.id_Servicio</w:t>
-            </w:r>
-          </w:p>
-        </w:tc>
-        <w:tc>
-          <w:tcPr>
-            <w:tcW w:w="0" w:type="auto"/>
-            <w:shd w:val="clear" w:color="auto" w:fill="FBD4B4" w:themeFill="accent6" w:themeFillTint="66"/>
-          </w:tcPr>
-          <w:p>
-            <w:pPr>
-              <w:pStyle w:val="NoSpacing"/>
-              <w:spacing w:before="60" w:after="60"/>
-              <w:jc w:val="center"/>
-              <w:rPr>
-                <w:noProof/>
-                <w:sz w:val="21"/>
-                <w:szCs w:val="22"/>
-              </w:rPr>
-            </w:pPr>
-            <w:r>
-              <w:rPr>
-                <w:noProof/>
-                <w:sz w:val="21"/>
-                <w:szCs w:val="22"/>
-              </w:rPr>
-              <w:t>CK(&gt;0), UA</w:t>
-            </w:r>
-          </w:p>
-        </w:tc>
-        <w:tc>
-          <w:tcPr>
-            <w:tcW w:w="0" w:type="auto"/>
-            <w:shd w:val="clear" w:color="auto" w:fill="FBD4B4" w:themeFill="accent6" w:themeFillTint="66"/>
-          </w:tcPr>
-          <w:p>
-            <w:pPr>
-              <w:pStyle w:val="NoSpacing"/>
-              <w:spacing w:before="60" w:after="60"/>
-              <w:jc w:val="center"/>
-              <w:rPr>
-                <w:noProof/>
-                <w:sz w:val="21"/>
-                <w:szCs w:val="22"/>
-              </w:rPr>
-            </w:pPr>
-            <w:r>
-              <w:rPr>
-                <w:noProof/>
-                <w:sz w:val="21"/>
-                <w:szCs w:val="22"/>
-              </w:rPr>
-              <w:t>NN</w:t>
-            </w:r>
-          </w:p>
-        </w:tc>
-        <w:tc>
-          <w:tcPr>
-            <w:tcW w:w="236" w:type="dxa"/>
-            <w:shd w:val="clear" w:color="auto" w:fill="FBD4B4" w:themeFill="accent6" w:themeFillTint="66"/>
-          </w:tcPr>
-          <w:p>
-            <w:pPr>
-              <w:pStyle w:val="NoSpacing"/>
-              <w:spacing w:before="60" w:after="60"/>
-              <w:jc w:val="center"/>
-              <w:rPr>
-                <w:noProof/>
-                <w:sz w:val="21"/>
-                <w:szCs w:val="22"/>
-              </w:rPr>
-            </w:pPr>
-            <w:r>
-              <w:rPr>
-                <w:noProof/>
-                <w:sz w:val="21"/>
-                <w:szCs w:val="22"/>
-              </w:rPr>
-              <w:t>NN</w:t>
-            </w:r>
-          </w:p>
-        </w:tc>
-      </w:tr>
-    </w:tbl>
-    <w:p>
-      <w:pPr>
-        <w:rPr>
-          <w:lang w:val="es-ES_tradnl"/>
-        </w:rPr>
-      </w:pPr>
-    </w:p>
-    <w:p>
-      <w:pPr>
-        <w:pStyle w:val="Heading3"/>
-      </w:pPr>
-      <w:bookmarkStart w:id="12" w:name="_Toc23665366"/>
-      <w:proofErr w:type="spellStart"/>
-      <w:r>
-        <w:t>ReservaServicio</w:t>
-      </w:r>
-      <w:bookmarkEnd w:id="12"/>
-      <w:proofErr w:type="spellEnd"/>
-    </w:p>
-    <w:tbl>
-      <w:tblPr>
-        <w:tblStyle w:val="TableGrid"/>
-        <w:tblW w:w="0" w:type="auto"/>
-        <w:jc w:val="center"/>
-        <w:tblLook w:val="04A0" w:firstRow="1" w:lastRow="0" w:firstColumn="1" w:lastColumn="0" w:noHBand="0" w:noVBand="1"/>
-      </w:tblPr>
-      <w:tblGrid>
-        <w:gridCol w:w="1558"/>
-        <w:gridCol w:w="2060"/>
-        <w:gridCol w:w="1477"/>
-        <w:gridCol w:w="1161"/>
-        <w:gridCol w:w="1196"/>
-      </w:tblGrid>
-      <w:tr>
-        <w:trPr>
-          <w:trHeight w:val="269"/>
-          <w:jc w:val="center"/>
-        </w:trPr>
-        <w:tc>
-          <w:tcPr>
-            <w:tcW w:w="0" w:type="auto"/>
-            <w:shd w:val="clear" w:color="auto" w:fill="8DB3E2" w:themeFill="text2" w:themeFillTint="66"/>
-          </w:tcPr>
-          <w:p>
-            <w:pPr>
-              <w:pStyle w:val="NoSpacing"/>
-              <w:spacing w:before="60" w:after="60"/>
-              <w:jc w:val="center"/>
-              <w:rPr>
-                <w:b/>
-                <w:bCs/>
-                <w:noProof/>
-                <w:sz w:val="21"/>
-                <w:szCs w:val="22"/>
-              </w:rPr>
-            </w:pPr>
-            <w:r>
-              <w:rPr>
-                <w:b/>
-                <w:bCs/>
-                <w:noProof/>
-                <w:sz w:val="21"/>
-                <w:szCs w:val="22"/>
-              </w:rPr>
-              <w:t>numDoc</w:t>
-            </w:r>
-          </w:p>
-        </w:tc>
-        <w:tc>
-          <w:tcPr>
-            <w:tcW w:w="0" w:type="auto"/>
-            <w:shd w:val="clear" w:color="auto" w:fill="8DB3E2" w:themeFill="text2" w:themeFillTint="66"/>
-          </w:tcPr>
-          <w:p>
-            <w:pPr>
-              <w:pStyle w:val="NoSpacing"/>
-              <w:spacing w:before="60" w:after="60"/>
-              <w:jc w:val="center"/>
-              <w:rPr>
-                <w:b/>
-                <w:bCs/>
-                <w:noProof/>
-                <w:sz w:val="21"/>
-                <w:szCs w:val="22"/>
-              </w:rPr>
-            </w:pPr>
-            <w:r>
-              <w:rPr>
-                <w:b/>
-                <w:bCs/>
-                <w:noProof/>
-                <w:sz w:val="21"/>
-                <w:szCs w:val="22"/>
-              </w:rPr>
-              <w:t>id_Servicio</w:t>
-            </w:r>
-          </w:p>
-        </w:tc>
-        <w:tc>
-          <w:tcPr>
-            <w:tcW w:w="0" w:type="auto"/>
-            <w:shd w:val="clear" w:color="auto" w:fill="8DB3E2" w:themeFill="text2" w:themeFillTint="66"/>
-          </w:tcPr>
-          <w:p>
-            <w:pPr>
-              <w:pStyle w:val="NoSpacing"/>
-              <w:spacing w:before="60" w:after="60"/>
-              <w:jc w:val="center"/>
-              <w:rPr>
-                <w:b/>
-                <w:bCs/>
-                <w:noProof/>
-                <w:sz w:val="21"/>
-                <w:szCs w:val="22"/>
-              </w:rPr>
-            </w:pPr>
-            <w:r>
-              <w:rPr>
-                <w:b/>
-                <w:bCs/>
-                <w:noProof/>
-                <w:sz w:val="21"/>
-                <w:szCs w:val="22"/>
-              </w:rPr>
-              <w:t>id_IPS</w:t>
-            </w:r>
-          </w:p>
-        </w:tc>
-        <w:tc>
-          <w:tcPr>
-            <w:tcW w:w="0" w:type="auto"/>
-            <w:shd w:val="clear" w:color="auto" w:fill="8DB3E2" w:themeFill="text2" w:themeFillTint="66"/>
-          </w:tcPr>
-          <w:p>
-            <w:pPr>
-              <w:pStyle w:val="NoSpacing"/>
-              <w:spacing w:before="60" w:after="60"/>
-              <w:jc w:val="center"/>
-              <w:rPr>
-                <w:b/>
-                <w:bCs/>
-                <w:noProof/>
-                <w:sz w:val="21"/>
-                <w:szCs w:val="22"/>
-              </w:rPr>
-            </w:pPr>
-            <w:r>
-              <w:rPr>
-                <w:b/>
-                <w:bCs/>
-                <w:noProof/>
-                <w:sz w:val="21"/>
-                <w:szCs w:val="22"/>
-              </w:rPr>
-              <w:t>fechaHora</w:t>
-            </w:r>
-          </w:p>
-        </w:tc>
-        <w:tc>
-          <w:tcPr>
-            <w:tcW w:w="0" w:type="auto"/>
-            <w:shd w:val="clear" w:color="auto" w:fill="8DB3E2" w:themeFill="text2" w:themeFillTint="66"/>
-          </w:tcPr>
-          <w:p>
-            <w:pPr>
-              <w:pStyle w:val="NoSpacing"/>
-              <w:spacing w:before="60" w:after="60"/>
-              <w:jc w:val="center"/>
-              <w:rPr>
-                <w:b/>
-                <w:bCs/>
-                <w:noProof/>
-                <w:sz w:val="21"/>
-                <w:szCs w:val="22"/>
-              </w:rPr>
-            </w:pPr>
-            <w:r>
-              <w:rPr>
-                <w:b/>
-                <w:bCs/>
-                <w:noProof/>
-                <w:sz w:val="21"/>
-                <w:szCs w:val="22"/>
-              </w:rPr>
-              <w:t>campania</w:t>
-            </w:r>
-          </w:p>
-        </w:tc>
-      </w:tr>
-      <w:tr>
-        <w:trPr>
-          <w:trHeight w:val="282"/>
-          <w:jc w:val="center"/>
-        </w:trPr>
-        <w:tc>
-          <w:tcPr>
-            <w:tcW w:w="0" w:type="auto"/>
-            <w:shd w:val="clear" w:color="auto" w:fill="B8CCE4" w:themeFill="accent1" w:themeFillTint="66"/>
-          </w:tcPr>
-          <w:p>
-            <w:pPr>
-              <w:pStyle w:val="NoSpacing"/>
-              <w:spacing w:before="60" w:after="60"/>
-              <w:jc w:val="center"/>
-              <w:rPr>
-                <w:noProof/>
-                <w:sz w:val="21"/>
-                <w:szCs w:val="22"/>
-              </w:rPr>
-            </w:pPr>
-            <w:r>
-              <w:rPr>
-                <w:noProof/>
-                <w:sz w:val="21"/>
-                <w:szCs w:val="22"/>
-              </w:rPr>
-              <w:t>Number</w:t>
-            </w:r>
-          </w:p>
-        </w:tc>
-        <w:tc>
-          <w:tcPr>
-            <w:tcW w:w="0" w:type="auto"/>
-            <w:shd w:val="clear" w:color="auto" w:fill="B8CCE4" w:themeFill="accent1" w:themeFillTint="66"/>
-          </w:tcPr>
-          <w:p>
-            <w:pPr>
-              <w:pStyle w:val="NoSpacing"/>
-              <w:spacing w:before="60" w:after="60"/>
-              <w:jc w:val="center"/>
-              <w:rPr>
-                <w:noProof/>
-                <w:sz w:val="21"/>
-                <w:szCs w:val="22"/>
-              </w:rPr>
-            </w:pPr>
-            <w:r>
-              <w:rPr>
-                <w:noProof/>
-                <w:sz w:val="21"/>
-                <w:szCs w:val="22"/>
-              </w:rPr>
-              <w:t>Number</w:t>
-            </w:r>
-          </w:p>
-        </w:tc>
-        <w:tc>
-          <w:tcPr>
-            <w:tcW w:w="0" w:type="auto"/>
-            <w:shd w:val="clear" w:color="auto" w:fill="B8CCE4" w:themeFill="accent1" w:themeFillTint="66"/>
-          </w:tcPr>
-          <w:p>
-            <w:pPr>
-              <w:pStyle w:val="NoSpacing"/>
-              <w:spacing w:before="60" w:after="60"/>
-              <w:jc w:val="center"/>
-              <w:rPr>
-                <w:noProof/>
-                <w:sz w:val="21"/>
-                <w:szCs w:val="22"/>
-              </w:rPr>
-            </w:pPr>
-            <w:r>
-              <w:rPr>
-                <w:noProof/>
-                <w:sz w:val="21"/>
-                <w:szCs w:val="22"/>
-              </w:rPr>
-              <w:t>Number</w:t>
-            </w:r>
-          </w:p>
-        </w:tc>
-        <w:tc>
-          <w:tcPr>
-            <w:tcW w:w="0" w:type="auto"/>
-            <w:shd w:val="clear" w:color="auto" w:fill="B8CCE4" w:themeFill="accent1" w:themeFillTint="66"/>
-          </w:tcPr>
-          <w:p>
-            <w:pPr>
-              <w:pStyle w:val="NoSpacing"/>
-              <w:spacing w:before="60" w:after="60"/>
-              <w:jc w:val="center"/>
-              <w:rPr>
-                <w:noProof/>
-                <w:sz w:val="21"/>
-                <w:szCs w:val="22"/>
-              </w:rPr>
-            </w:pPr>
-            <w:r>
-              <w:rPr>
-                <w:noProof/>
-                <w:sz w:val="21"/>
-                <w:szCs w:val="22"/>
-              </w:rPr>
-              <w:t>Date</w:t>
-            </w:r>
-          </w:p>
-        </w:tc>
-        <w:tc>
-          <w:tcPr>
-            <w:tcW w:w="0" w:type="auto"/>
-            <w:shd w:val="clear" w:color="auto" w:fill="B8CCE4" w:themeFill="accent1" w:themeFillTint="66"/>
-          </w:tcPr>
-          <w:p>
-            <w:pPr>
-              <w:pStyle w:val="NoSpacing"/>
-              <w:spacing w:before="60" w:after="60"/>
-              <w:jc w:val="center"/>
-              <w:rPr>
-                <w:noProof/>
-                <w:sz w:val="21"/>
-                <w:szCs w:val="22"/>
-              </w:rPr>
-            </w:pPr>
-            <w:r>
-              <w:rPr>
-                <w:noProof/>
-                <w:sz w:val="21"/>
-                <w:szCs w:val="22"/>
-              </w:rPr>
-              <w:t>Number</w:t>
-            </w:r>
-          </w:p>
-        </w:tc>
-      </w:tr>
-      <w:tr>
-        <w:trPr>
-          <w:trHeight w:val="269"/>
-          <w:jc w:val="center"/>
-        </w:trPr>
-        <w:tc>
-          <w:tcPr>
-            <w:tcW w:w="0" w:type="auto"/>
-            <w:shd w:val="clear" w:color="auto" w:fill="FBD4B4" w:themeFill="accent6" w:themeFillTint="66"/>
-          </w:tcPr>
-          <w:p>
-            <w:pPr>
-              <w:pStyle w:val="NoSpacing"/>
-              <w:spacing w:before="60" w:after="60"/>
-              <w:jc w:val="center"/>
-              <w:rPr>
-                <w:noProof/>
-                <w:sz w:val="21"/>
-                <w:szCs w:val="22"/>
-              </w:rPr>
-            </w:pPr>
-            <w:r>
-              <w:rPr>
-                <w:noProof/>
-                <w:sz w:val="21"/>
-                <w:szCs w:val="22"/>
-              </w:rPr>
-              <w:t>FK</w:t>
-            </w:r>
-            <w:r>
-              <w:rPr>
-                <w:noProof/>
-                <w:sz w:val="21"/>
-                <w:szCs w:val="22"/>
-                <w:vertAlign w:val="subscript"/>
-              </w:rPr>
-              <w:t xml:space="preserve"> Afiliados.</w:t>
-            </w:r>
-            <w:r>
-              <w:rPr>
-                <w:noProof/>
-                <w:sz w:val="21"/>
-                <w:szCs w:val="22"/>
-                <w:vertAlign w:val="subscript"/>
-              </w:rPr>
-              <w:t>numDoc</w:t>
-            </w:r>
-          </w:p>
-        </w:tc>
-        <w:tc>
-          <w:tcPr>
-            <w:tcW w:w="0" w:type="auto"/>
-            <w:shd w:val="clear" w:color="auto" w:fill="FBD4B4" w:themeFill="accent6" w:themeFillTint="66"/>
-          </w:tcPr>
-          <w:p>
-            <w:pPr>
-              <w:pStyle w:val="NoSpacing"/>
-              <w:spacing w:before="60" w:after="60"/>
-              <w:jc w:val="center"/>
-              <w:rPr>
-                <w:noProof/>
-                <w:sz w:val="21"/>
-                <w:szCs w:val="22"/>
-                <w:vertAlign w:val="subscript"/>
-              </w:rPr>
-            </w:pPr>
-            <w:r>
-              <w:rPr>
-                <w:noProof/>
-                <w:sz w:val="21"/>
-                <w:szCs w:val="22"/>
-              </w:rPr>
-              <w:t>PK, FK</w:t>
-            </w:r>
-            <w:r>
-              <w:rPr>
-                <w:noProof/>
-                <w:sz w:val="21"/>
-                <w:szCs w:val="22"/>
-                <w:vertAlign w:val="subscript"/>
-              </w:rPr>
-              <w:t>Servicios.id_Servicio</w:t>
-            </w:r>
-          </w:p>
-        </w:tc>
-        <w:tc>
-          <w:tcPr>
-            <w:tcW w:w="0" w:type="auto"/>
-            <w:shd w:val="clear" w:color="auto" w:fill="FBD4B4" w:themeFill="accent6" w:themeFillTint="66"/>
-          </w:tcPr>
-          <w:p>
-            <w:pPr>
-              <w:pStyle w:val="NoSpacing"/>
-              <w:spacing w:before="60" w:after="60"/>
-              <w:jc w:val="center"/>
-              <w:rPr>
-                <w:noProof/>
-                <w:sz w:val="21"/>
-                <w:szCs w:val="22"/>
-                <w:vertAlign w:val="subscript"/>
-              </w:rPr>
-            </w:pPr>
-            <w:r>
-              <w:rPr>
-                <w:noProof/>
-                <w:sz w:val="21"/>
-                <w:szCs w:val="22"/>
-              </w:rPr>
-              <w:t>PK, FK</w:t>
-            </w:r>
-            <w:r>
-              <w:rPr>
-                <w:noProof/>
-                <w:sz w:val="21"/>
-                <w:szCs w:val="22"/>
-                <w:vertAlign w:val="subscript"/>
-              </w:rPr>
-              <w:t>IPS.id_IPS</w:t>
-            </w:r>
-          </w:p>
-        </w:tc>
-        <w:tc>
-          <w:tcPr>
-            <w:tcW w:w="0" w:type="auto"/>
-            <w:shd w:val="clear" w:color="auto" w:fill="FBD4B4" w:themeFill="accent6" w:themeFillTint="66"/>
-          </w:tcPr>
-          <w:p>
-            <w:pPr>
-              <w:pStyle w:val="NoSpacing"/>
-              <w:spacing w:before="60" w:after="60"/>
-              <w:jc w:val="center"/>
-              <w:rPr>
-                <w:noProof/>
-                <w:sz w:val="21"/>
-                <w:szCs w:val="22"/>
-                <w:vertAlign w:val="subscript"/>
-              </w:rPr>
-            </w:pPr>
-            <w:r>
-              <w:rPr>
-                <w:noProof/>
-                <w:sz w:val="21"/>
-                <w:szCs w:val="22"/>
-              </w:rPr>
-              <w:t>PK, UA</w:t>
-            </w:r>
-          </w:p>
-        </w:tc>
-        <w:tc>
-          <w:tcPr>
-            <w:tcW w:w="0" w:type="auto"/>
-            <w:shd w:val="clear" w:color="auto" w:fill="FBD4B4" w:themeFill="accent6" w:themeFillTint="66"/>
-          </w:tcPr>
-          <w:p>
-            <w:pPr>
-              <w:pStyle w:val="NoSpacing"/>
-              <w:spacing w:before="60" w:after="60"/>
-              <w:jc w:val="center"/>
-              <w:rPr>
-                <w:noProof/>
-                <w:sz w:val="21"/>
-                <w:szCs w:val="22"/>
-              </w:rPr>
-            </w:pPr>
-            <w:r>
-              <w:rPr>
-                <w:noProof/>
-                <w:sz w:val="21"/>
-                <w:szCs w:val="22"/>
-              </w:rPr>
-              <w:t>FK</w:t>
-            </w:r>
-            <w:r>
-              <w:rPr>
-                <w:noProof/>
-                <w:sz w:val="21"/>
-                <w:szCs w:val="22"/>
-                <w:vertAlign w:val="subscript"/>
-              </w:rPr>
-              <w:t>Campania.id</w:t>
-            </w:r>
-          </w:p>
-        </w:tc>
-      </w:tr>
-    </w:tbl>
-    <w:p>
-      <w:pPr>
-        <w:rPr>
-          <w:lang w:val="es-ES_tradnl"/>
-        </w:rPr>
-      </w:pPr>
-    </w:p>
-    <w:p>
-      <w:pPr>
-        <w:pStyle w:val="Heading1"/>
-        <w:rPr>
+      <w:r>
+        <w:rPr>
+          <w:color w:val="FF0000"/>
           <w:lang w:val="es-ES"/>
         </w:rPr>
-      </w:pPr>
-      <w:bookmarkStart w:id="13" w:name="_Toc23665367"/>
-      <w:r>
-        <w:rPr>
+        <w:t>Analice los índices encontrados:</w:t>
+      </w:r>
+    </w:p>
+    <w:p>
+      <w:pPr>
+        <w:pStyle w:val="ListParagraph"/>
+        <w:numPr>
+          <w:ilvl w:val="1"/>
+          <w:numId w:val="33"/>
+        </w:numPr>
+        <w:rPr>
+          <w:color w:val="FF0000"/>
           <w:lang w:val="es-ES"/>
         </w:rPr>
-        <w:t xml:space="preserve">Diseño de </w:t>
-      </w:r>
-      <w:r>
-        <w:rPr>
+      </w:pPr>
+      <w:r>
+        <w:rPr>
+          <w:color w:val="FF0000"/>
           <w:lang w:val="es-ES"/>
         </w:rPr>
-        <w:t>la aplicación</w:t>
-      </w:r>
-      <w:bookmarkEnd w:id="13"/>
-    </w:p>
-    <w:p>
-      <w:pPr>
-        <w:pStyle w:val="Heading2"/>
-        <w:rPr>
+        <w:t>Analice por qué fueron creados por Oracle.</w:t>
+      </w:r>
+    </w:p>
+    <w:p>
+      <w:pPr>
+        <w:pStyle w:val="ListParagraph"/>
+        <w:numPr>
+          <w:ilvl w:val="1"/>
+          <w:numId w:val="33"/>
+        </w:numPr>
+        <w:rPr>
+          <w:color w:val="FF0000"/>
           <w:lang w:val="es-ES"/>
         </w:rPr>
       </w:pPr>
-      <w:bookmarkStart w:id="14" w:name="_Toc23665368"/>
-      <w:r>
-        <w:rPr>
+      <w:r>
+        <w:rPr>
+          <w:color w:val="FF0000"/>
           <w:lang w:val="es-ES"/>
         </w:rPr>
-        <w:t>Tablas generadas</w:t>
-      </w:r>
-      <w:bookmarkEnd w:id="14"/>
+        <w:t>Identifique si estos ayudan al rendimiento de los requerimientos funcionales.</w:t>
+      </w:r>
     </w:p>
     <w:p>
       <w:pPr>
@@ -4838,506 +2782,10 @@
           <w:lang w:val="es-ES"/>
         </w:rPr>
       </w:pPr>
-      <w:r>
-        <w:rPr>
-          <w:lang w:val="es-ES"/>
-        </w:rPr>
-        <w:t xml:space="preserve">A continuación se presenta la información de las columnas de cada tabla junto con el tipo de dato de cada campo y las restricciones tanto de llaves primarias, de llaves foráneas y de chequeo. </w:t>
-      </w:r>
-      <w:r>
-        <w:rPr>
-          <w:lang w:val="es-ES"/>
-        </w:rPr>
-        <w:t>La secuencia de SQL utilizada se presenta a continuación:</w:t>
-      </w:r>
-    </w:p>
-    <w:p>
-      <w:pPr>
-        <w:rPr>
-          <w:lang w:val="es-ES"/>
-        </w:rPr>
-      </w:pPr>
-    </w:p>
-    <w:p>
-      <w:pPr>
-        <w:ind w:left="641" w:firstLine="0"/>
-        <w:rPr>
-          <w:rStyle w:val="CdigoFuente"/>
-          <w:sz w:val="16"/>
-          <w:szCs w:val="16"/>
-          <w:lang w:val="es-ES"/>
-        </w:rPr>
-      </w:pPr>
-      <w:r>
-        <w:rPr>
-          <w:rStyle w:val="CdigoFuente"/>
-          <w:color w:val="0070C0"/>
-          <w:sz w:val="16"/>
-          <w:szCs w:val="16"/>
-          <w:lang w:val="es-ES"/>
-        </w:rPr>
-        <w:t xml:space="preserve">SELECT </w:t>
-      </w:r>
-      <w:r>
-        <w:rPr>
-          <w:rStyle w:val="CdigoFuente"/>
-          <w:sz w:val="16"/>
-          <w:szCs w:val="16"/>
-          <w:lang w:val="es-ES"/>
-        </w:rPr>
-        <w:t xml:space="preserve">TABLE_NAME </w:t>
-      </w:r>
-      <w:r>
-        <w:rPr>
-          <w:rStyle w:val="CdigoFuente"/>
-          <w:color w:val="0070C0"/>
-          <w:sz w:val="16"/>
-          <w:szCs w:val="16"/>
-          <w:lang w:val="es-ES"/>
-        </w:rPr>
-        <w:t xml:space="preserve">AS </w:t>
-      </w:r>
-      <w:r>
-        <w:rPr>
-          <w:rStyle w:val="CdigoFuente"/>
-          <w:color w:val="F79646" w:themeColor="accent6"/>
-          <w:sz w:val="16"/>
-          <w:szCs w:val="16"/>
-          <w:lang w:val="es-ES"/>
-        </w:rPr>
-        <w:t>NOMBRETABLA</w:t>
-      </w:r>
-      <w:r>
-        <w:rPr>
-          <w:rStyle w:val="CdigoFuente"/>
-          <w:sz w:val="16"/>
-          <w:szCs w:val="16"/>
-          <w:lang w:val="es-ES"/>
-        </w:rPr>
-        <w:t xml:space="preserve">, COLUMN_NAME </w:t>
-      </w:r>
-      <w:r>
-        <w:rPr>
-          <w:rStyle w:val="CdigoFuente"/>
-          <w:color w:val="0070C0"/>
-          <w:sz w:val="16"/>
-          <w:szCs w:val="16"/>
-          <w:lang w:val="es-ES"/>
-        </w:rPr>
-        <w:t xml:space="preserve">AS </w:t>
-      </w:r>
-      <w:r>
-        <w:rPr>
-          <w:rStyle w:val="CdigoFuente"/>
-          <w:color w:val="F79646" w:themeColor="accent6"/>
-          <w:sz w:val="16"/>
-          <w:szCs w:val="16"/>
-          <w:lang w:val="es-ES"/>
-        </w:rPr>
-        <w:t>NOMBRECOLUMNA</w:t>
-      </w:r>
-      <w:r>
-        <w:rPr>
-          <w:rStyle w:val="CdigoFuente"/>
-          <w:sz w:val="16"/>
-          <w:szCs w:val="16"/>
-          <w:lang w:val="es-ES"/>
-        </w:rPr>
-        <w:t xml:space="preserve">, DATA_TYPE </w:t>
-      </w:r>
-      <w:r>
-        <w:rPr>
-          <w:rStyle w:val="CdigoFuente"/>
-          <w:color w:val="0070C0"/>
-          <w:sz w:val="16"/>
-          <w:szCs w:val="16"/>
-          <w:lang w:val="es-ES"/>
-        </w:rPr>
-        <w:t xml:space="preserve">AS </w:t>
-      </w:r>
-      <w:r>
-        <w:rPr>
-          <w:rStyle w:val="CdigoFuente"/>
-          <w:color w:val="F79646" w:themeColor="accent6"/>
-          <w:sz w:val="16"/>
-          <w:szCs w:val="16"/>
-          <w:lang w:val="es-ES"/>
-        </w:rPr>
-        <w:t>TIPODEDATO</w:t>
-      </w:r>
-      <w:r>
-        <w:rPr>
-          <w:rStyle w:val="CdigoFuente"/>
-          <w:sz w:val="16"/>
-          <w:szCs w:val="16"/>
-          <w:lang w:val="es-ES"/>
-        </w:rPr>
-        <w:t>,</w:t>
-      </w:r>
-    </w:p>
-    <w:p>
-      <w:pPr>
-        <w:ind w:left="1136" w:firstLine="284"/>
-        <w:rPr>
-          <w:rStyle w:val="CdigoFuente"/>
-          <w:sz w:val="16"/>
-          <w:szCs w:val="16"/>
-          <w:lang w:val="es-ES"/>
-        </w:rPr>
-      </w:pPr>
-      <w:r>
-        <w:rPr>
-          <w:rStyle w:val="CdigoFuente"/>
-          <w:sz w:val="16"/>
-          <w:szCs w:val="16"/>
-          <w:lang w:val="es-ES"/>
-        </w:rPr>
-        <w:t>NVL(CONSTRAINT_NAME,</w:t>
-      </w:r>
-      <w:r>
-        <w:rPr>
-          <w:rStyle w:val="CdigoFuente"/>
-          <w:color w:val="0432FF"/>
-          <w:sz w:val="16"/>
-          <w:szCs w:val="16"/>
-          <w:lang w:val="es-ES"/>
-        </w:rPr>
-        <w:t>'NO TIENE'</w:t>
-      </w:r>
-      <w:r>
-        <w:rPr>
-          <w:rStyle w:val="CdigoFuente"/>
-          <w:sz w:val="16"/>
-          <w:szCs w:val="16"/>
-          <w:lang w:val="es-ES"/>
-        </w:rPr>
-        <w:t xml:space="preserve">) </w:t>
-      </w:r>
-      <w:r>
-        <w:rPr>
-          <w:rStyle w:val="CdigoFuente"/>
-          <w:color w:val="0070C0"/>
-          <w:sz w:val="16"/>
-          <w:szCs w:val="16"/>
-          <w:lang w:val="es-ES"/>
-        </w:rPr>
-        <w:t xml:space="preserve">AS </w:t>
-      </w:r>
-      <w:r>
-        <w:rPr>
-          <w:rStyle w:val="CdigoFuente"/>
-          <w:color w:val="F79646" w:themeColor="accent6"/>
-          <w:sz w:val="16"/>
-          <w:szCs w:val="16"/>
-          <w:lang w:val="es-ES"/>
-        </w:rPr>
-        <w:t>NOMBRERESTRICCION</w:t>
-      </w:r>
-      <w:r>
-        <w:rPr>
-          <w:rStyle w:val="CdigoFuente"/>
-          <w:sz w:val="16"/>
-          <w:szCs w:val="16"/>
-          <w:lang w:val="es-ES"/>
-        </w:rPr>
-        <w:t xml:space="preserve">, NULLABLE </w:t>
-      </w:r>
-      <w:r>
-        <w:rPr>
-          <w:rStyle w:val="CdigoFuente"/>
-          <w:color w:val="0070C0"/>
-          <w:sz w:val="16"/>
-          <w:szCs w:val="16"/>
-          <w:lang w:val="es-ES"/>
-        </w:rPr>
-        <w:t xml:space="preserve">AS </w:t>
-      </w:r>
-      <w:r>
-        <w:rPr>
-          <w:rStyle w:val="CdigoFuente"/>
-          <w:color w:val="F79646" w:themeColor="accent6"/>
-          <w:sz w:val="16"/>
-          <w:szCs w:val="16"/>
-          <w:lang w:val="es-ES"/>
-        </w:rPr>
-        <w:t>PERMITENULOS</w:t>
-      </w:r>
-    </w:p>
-    <w:p>
-      <w:pPr>
-        <w:ind w:left="284"/>
-        <w:rPr>
-          <w:rStyle w:val="CdigoFuente"/>
-          <w:color w:val="0070C0"/>
-          <w:sz w:val="16"/>
-          <w:szCs w:val="16"/>
-          <w:lang w:val="es-ES"/>
-        </w:rPr>
-      </w:pPr>
-      <w:r>
-        <w:rPr>
-          <w:rStyle w:val="CdigoFuente"/>
-          <w:color w:val="0070C0"/>
-          <w:sz w:val="16"/>
-          <w:szCs w:val="16"/>
-          <w:lang w:val="es-ES"/>
-        </w:rPr>
-        <w:t xml:space="preserve">FROM </w:t>
-      </w:r>
-      <w:r>
-        <w:rPr>
-          <w:rStyle w:val="CdigoFuente"/>
-          <w:sz w:val="16"/>
-          <w:szCs w:val="16"/>
-          <w:lang w:val="es-ES"/>
-        </w:rPr>
-        <w:t xml:space="preserve">ALL_TAB_COLUMNS </w:t>
-      </w:r>
-      <w:r>
-        <w:rPr>
-          <w:rStyle w:val="CdigoFuente"/>
-          <w:color w:val="0070C0"/>
-          <w:sz w:val="16"/>
-          <w:szCs w:val="16"/>
-          <w:lang w:val="es-ES"/>
-        </w:rPr>
-        <w:t xml:space="preserve">NATURAL LEFT OUTER JOIN </w:t>
-      </w:r>
-    </w:p>
-    <w:p>
-      <w:pPr>
-        <w:ind w:left="1063"/>
-        <w:rPr>
-          <w:rStyle w:val="CdigoFuente"/>
-          <w:sz w:val="16"/>
-          <w:szCs w:val="16"/>
-          <w:lang w:val="es-ES"/>
-        </w:rPr>
-      </w:pPr>
-      <w:r>
-        <w:rPr>
-          <w:rStyle w:val="CdigoFuente"/>
-          <w:sz w:val="16"/>
-          <w:szCs w:val="16"/>
-          <w:lang w:val="es-ES"/>
-        </w:rPr>
-        <w:t>(</w:t>
-      </w:r>
-      <w:r>
-        <w:rPr>
-          <w:rStyle w:val="CdigoFuente"/>
-          <w:color w:val="0070C0"/>
-          <w:sz w:val="16"/>
-          <w:szCs w:val="16"/>
-          <w:lang w:val="es-ES"/>
-        </w:rPr>
-        <w:t xml:space="preserve">SELECT </w:t>
-      </w:r>
-      <w:r>
-        <w:rPr>
-          <w:rStyle w:val="CdigoFuente"/>
-          <w:sz w:val="16"/>
-          <w:szCs w:val="16"/>
-          <w:lang w:val="es-ES"/>
-        </w:rPr>
-        <w:t xml:space="preserve">* </w:t>
-      </w:r>
-      <w:r>
-        <w:rPr>
-          <w:rStyle w:val="CdigoFuente"/>
-          <w:color w:val="0070C0"/>
-          <w:sz w:val="16"/>
-          <w:szCs w:val="16"/>
-          <w:lang w:val="es-ES"/>
-        </w:rPr>
-        <w:t xml:space="preserve">FROM </w:t>
-      </w:r>
-      <w:r>
-        <w:rPr>
-          <w:rStyle w:val="CdigoFuente"/>
-          <w:sz w:val="16"/>
-          <w:szCs w:val="16"/>
-          <w:lang w:val="es-ES"/>
-        </w:rPr>
-        <w:t xml:space="preserve">ALL_CONS_COLUMNS </w:t>
-      </w:r>
-      <w:r>
-        <w:rPr>
-          <w:rStyle w:val="CdigoFuente"/>
-          <w:color w:val="0070C0"/>
-          <w:sz w:val="16"/>
-          <w:szCs w:val="16"/>
-          <w:lang w:val="es-ES"/>
-        </w:rPr>
-        <w:t>WHERE NOT</w:t>
-      </w:r>
-      <w:r>
-        <w:rPr>
-          <w:rStyle w:val="CdigoFuente"/>
-          <w:sz w:val="16"/>
-          <w:szCs w:val="16"/>
-          <w:lang w:val="es-ES"/>
-        </w:rPr>
-        <w:t xml:space="preserve">(CONSTRAINT_NAME </w:t>
-      </w:r>
-      <w:r>
-        <w:rPr>
-          <w:rStyle w:val="CdigoFuente"/>
-          <w:color w:val="0070C0"/>
-          <w:sz w:val="16"/>
-          <w:szCs w:val="16"/>
-          <w:lang w:val="es-ES"/>
-        </w:rPr>
-        <w:t xml:space="preserve">LIKE </w:t>
-      </w:r>
-      <w:r>
-        <w:rPr>
-          <w:rStyle w:val="CdigoFuente"/>
-          <w:sz w:val="16"/>
-          <w:szCs w:val="16"/>
-          <w:lang w:val="es-ES"/>
-        </w:rPr>
-        <w:t>'SYS%'))</w:t>
-      </w:r>
-    </w:p>
-    <w:p>
-      <w:pPr>
-        <w:ind w:left="284"/>
-        <w:rPr>
-          <w:rStyle w:val="CdigoFuente"/>
-          <w:sz w:val="16"/>
-          <w:szCs w:val="16"/>
-          <w:lang w:val="es-ES"/>
-        </w:rPr>
-      </w:pPr>
-      <w:r>
-        <w:rPr>
-          <w:rStyle w:val="CdigoFuente"/>
-          <w:color w:val="0070C0"/>
-          <w:sz w:val="16"/>
-          <w:szCs w:val="16"/>
-          <w:lang w:val="es-ES"/>
-        </w:rPr>
-        <w:t xml:space="preserve">WHERE </w:t>
-      </w:r>
-      <w:r>
-        <w:rPr>
-          <w:rStyle w:val="CdigoFuente"/>
-          <w:sz w:val="16"/>
-          <w:szCs w:val="16"/>
-          <w:lang w:val="es-ES"/>
-        </w:rPr>
-        <w:t xml:space="preserve">OWNER = </w:t>
-      </w:r>
-      <w:r>
-        <w:rPr>
-          <w:rStyle w:val="CdigoFuente"/>
-          <w:color w:val="0432FF"/>
-          <w:sz w:val="16"/>
-          <w:szCs w:val="16"/>
-          <w:lang w:val="es-ES"/>
-        </w:rPr>
-        <w:t>'ISIS2304B191920'</w:t>
-      </w:r>
-    </w:p>
-    <w:p>
-      <w:pPr>
-        <w:ind w:left="284"/>
-        <w:rPr>
-          <w:rStyle w:val="CdigoFuente"/>
-          <w:sz w:val="16"/>
-          <w:szCs w:val="16"/>
-          <w:lang w:val="es-ES"/>
-        </w:rPr>
-      </w:pPr>
-      <w:r>
-        <w:rPr>
-          <w:rStyle w:val="CdigoFuente"/>
-          <w:color w:val="0070C0"/>
-          <w:sz w:val="16"/>
-          <w:szCs w:val="16"/>
-          <w:lang w:val="es-ES"/>
-        </w:rPr>
-        <w:t xml:space="preserve">ORDER BY </w:t>
-      </w:r>
-      <w:r>
-        <w:rPr>
-          <w:rStyle w:val="CdigoFuente"/>
-          <w:sz w:val="16"/>
-          <w:szCs w:val="16"/>
-          <w:lang w:val="es-ES"/>
-        </w:rPr>
-        <w:t xml:space="preserve">NOMBRETABLA </w:t>
-      </w:r>
-      <w:r>
-        <w:rPr>
-          <w:rStyle w:val="CdigoFuente"/>
-          <w:color w:val="0070C0"/>
-          <w:sz w:val="16"/>
-          <w:szCs w:val="16"/>
-          <w:lang w:val="es-ES"/>
-        </w:rPr>
-        <w:t>ASC</w:t>
-      </w:r>
-      <w:r>
-        <w:rPr>
-          <w:rStyle w:val="CdigoFuente"/>
-          <w:sz w:val="16"/>
-          <w:szCs w:val="16"/>
-          <w:lang w:val="es-ES"/>
-        </w:rPr>
-        <w:t xml:space="preserve">, NOMBRECOLUMNA </w:t>
-      </w:r>
-      <w:r>
-        <w:rPr>
-          <w:rStyle w:val="CdigoFuente"/>
-          <w:color w:val="0070C0"/>
-          <w:sz w:val="16"/>
-          <w:szCs w:val="16"/>
-          <w:lang w:val="es-ES"/>
-        </w:rPr>
-        <w:t>ASC</w:t>
-      </w:r>
-      <w:r>
-        <w:rPr>
-          <w:rStyle w:val="CdigoFuente"/>
-          <w:sz w:val="16"/>
-          <w:szCs w:val="16"/>
-          <w:lang w:val="es-ES"/>
-        </w:rPr>
-        <w:t xml:space="preserve">, NOMBRERESTRICCION </w:t>
-      </w:r>
-      <w:r>
-        <w:rPr>
-          <w:rStyle w:val="CdigoFuente"/>
-          <w:color w:val="0070C0"/>
-          <w:sz w:val="16"/>
-          <w:szCs w:val="16"/>
-          <w:lang w:val="es-ES"/>
-        </w:rPr>
-        <w:t>ASC</w:t>
-      </w:r>
-      <w:r>
-        <w:rPr>
-          <w:rStyle w:val="CdigoFuente"/>
-          <w:sz w:val="16"/>
-          <w:szCs w:val="16"/>
-          <w:lang w:val="es-ES"/>
-        </w:rPr>
-        <w:t>;</w:t>
-      </w:r>
-    </w:p>
-    <w:p>
-      <w:pPr>
-        <w:rPr>
-          <w:lang w:val="es-ES"/>
-        </w:rPr>
-      </w:pPr>
     </w:p>
     <w:p>
       <w:pPr>
         <w:keepNext/>
-        <w:ind w:left="284" w:firstLine="0"/>
         <w:jc w:val="center"/>
       </w:pPr>
       <w:r>
@@ -5347,10 +2795,10 @@
         </w:rPr>
         <w:lastRenderedPageBreak/>
         <w:drawing>
-          <wp:inline distT="0" distB="0" distL="0" distR="0" wp14:anchorId="29A9391B" wp14:editId="1B9EC1FC">
-            <wp:extent cx="4914900" cy="5346700"/>
+          <wp:inline distT="0" distB="0" distL="0" distR="0" wp14:anchorId="12A95F76" wp14:editId="0DDC0F78">
+            <wp:extent cx="3073400" cy="4089400"/>
             <wp:effectExtent l="0" t="0" r="0" b="0"/>
-            <wp:docPr id="4" name="Picture 4" descr="A close up of text on a white background&#10;&#10;Description automatically generated"/>
+            <wp:docPr id="7" name="Picture 7" descr="A close up of text on a white background&#10;&#10;Description automatically generated"/>
             <wp:cNvGraphicFramePr>
               <a:graphicFrameLocks xmlns:a="http://schemas.openxmlformats.org/drawingml/2006/main" noChangeAspect="1"/>
             </wp:cNvGraphicFramePr>
@@ -5358,7 +2806,7 @@
               <a:graphicData uri="http://schemas.openxmlformats.org/drawingml/2006/picture">
                 <pic:pic xmlns:pic="http://schemas.openxmlformats.org/drawingml/2006/picture">
                   <pic:nvPicPr>
-                    <pic:cNvPr id="4" name="Screen Shot 2019-11-03 at 9.55.30 AM.png"/>
+                    <pic:cNvPr id="7" name="Screen Shot 2019-12-03 at 6.25.48 PM.png"/>
                     <pic:cNvPicPr/>
                   </pic:nvPicPr>
                   <pic:blipFill>
@@ -5376,7 +2824,7 @@
                   <pic:spPr>
                     <a:xfrm>
                       <a:off x="0" y="0"/>
-                      <a:ext cx="4914900" cy="5346700"/>
+                      <a:ext cx="3073400" cy="4089400"/>
                     </a:xfrm>
                     <a:prstGeom prst="rect">
                       <a:avLst/>
@@ -5393,7 +2841,6 @@
       <w:pPr>
         <w:pStyle w:val="TtuloFigura"/>
       </w:pPr>
-      <w:bookmarkStart w:id="15" w:name="_Ref23668229"/>
       <w:r>
         <w:t xml:space="preserve">Figura </w:t>
       </w:r>
@@ -5415,655 +2862,2108 @@
       <w:r>
         <w:fldChar w:fldCharType="end"/>
       </w:r>
+      <w:r>
+        <w:t>: Resultado de consulta de índices</w:t>
+      </w:r>
+    </w:p>
+    <w:p>
+      <w:pPr>
+        <w:rPr>
+          <w:lang w:val="es-ES"/>
+        </w:rPr>
+      </w:pPr>
+    </w:p>
+    <w:p>
+      <w:pPr>
+        <w:rPr>
+          <w:lang w:val="es-ES"/>
+        </w:rPr>
+      </w:pPr>
+    </w:p>
+    <w:p>
+      <w:pPr>
+        <w:pStyle w:val="Heading2"/>
+      </w:pPr>
+      <w:bookmarkStart w:id="7" w:name="_Toc26268711"/>
+      <w:r>
+        <w:t>Índices utilizados</w:t>
+      </w:r>
+      <w:bookmarkEnd w:id="7"/>
+    </w:p>
+    <w:p>
+      <w:pPr>
+        <w:rPr>
+          <w:color w:val="FF0000"/>
+          <w:lang w:val="es-ES"/>
+        </w:rPr>
+      </w:pPr>
+      <w:r>
+        <w:rPr>
+          <w:color w:val="FF0000"/>
+          <w:lang w:val="es-ES"/>
+        </w:rPr>
+        <w:t>J</w:t>
+      </w:r>
+      <w:r>
+        <w:rPr>
+          <w:color w:val="FF0000"/>
+          <w:lang w:val="es-ES"/>
+        </w:rPr>
+        <w:t>ustifique la selección de índices desde el punto de vista de cada uno de los requerimientos funcionales. Indique claramente cuál es el tipo de índice utilizado (B+, Hash, ..., primario, secundario) y tenga en cuenta el costo de almacenamiento y mantenimiento asociado a los índices.</w:t>
+      </w:r>
+    </w:p>
+    <w:p>
+      <w:pPr>
+        <w:pStyle w:val="TtuloFigura"/>
+        <w:rPr>
+          <w:rStyle w:val="Strong"/>
+        </w:rPr>
+      </w:pPr>
+    </w:p>
+    <w:p>
+      <w:pPr>
+        <w:ind w:firstLine="0"/>
+        <w:rPr>
+          <w:lang w:val="es-ES"/>
+        </w:rPr>
+      </w:pPr>
+      <w:r>
+        <w:rPr>
+          <w:lang w:val="es-ES"/>
+        </w:rPr>
+        <w:tab/>
+      </w:r>
+    </w:p>
+    <w:p>
+      <w:pPr>
+        <w:pStyle w:val="Heading2"/>
+        <w:rPr>
+          <w:lang w:val="es-ES"/>
+        </w:rPr>
+      </w:pPr>
+      <w:bookmarkStart w:id="8" w:name="_Toc26268712"/>
+      <w:r>
+        <w:rPr>
+          <w:lang w:val="es-ES"/>
+        </w:rPr>
+        <w:t>Análisis de requerimientos funcionales de consulta</w:t>
+      </w:r>
+      <w:bookmarkEnd w:id="8"/>
+    </w:p>
+    <w:p>
+      <w:pPr>
+        <w:pStyle w:val="Heading3"/>
+      </w:pPr>
+      <w:bookmarkStart w:id="9" w:name="_Toc26268713"/>
+      <w:r>
+        <w:t>RFC1</w:t>
+      </w:r>
+      <w:bookmarkEnd w:id="9"/>
+    </w:p>
+    <w:p>
+      <w:pPr>
+        <w:rPr>
+          <w:lang w:val="es-ES_tradnl"/>
+        </w:rPr>
+      </w:pPr>
+      <w:r>
+        <w:rPr>
+          <w:lang w:val="es-ES_tradnl"/>
+        </w:rPr>
+        <w:t>Sentencias utilizadas:</w:t>
+      </w:r>
+    </w:p>
+    <w:p>
+      <w:pPr>
+        <w:rPr>
+          <w:lang w:val="es-ES_tradnl"/>
+        </w:rPr>
+      </w:pPr>
+    </w:p>
+    <w:p>
+      <w:pPr>
+        <w:rPr>
+          <w:lang w:val="es-ES_tradnl"/>
+        </w:rPr>
+      </w:pPr>
+      <w:r>
+        <w:rPr>
+          <w:lang w:val="es-ES_tradnl"/>
+        </w:rPr>
+        <w:t>Distribución de datos:</w:t>
+      </w:r>
+    </w:p>
+    <w:p>
+      <w:pPr>
+        <w:rPr>
+          <w:lang w:val="es-ES_tradnl"/>
+        </w:rPr>
+      </w:pPr>
+    </w:p>
+    <w:p>
+      <w:pPr>
+        <w:rPr>
+          <w:lang w:val="es-ES_tradnl"/>
+        </w:rPr>
+      </w:pPr>
+      <w:r>
+        <w:rPr>
+          <w:lang w:val="es-ES_tradnl"/>
+        </w:rPr>
+        <w:t>Valores específicos de parámetros:</w:t>
+      </w:r>
+    </w:p>
+    <w:p>
+      <w:pPr>
+        <w:rPr>
+          <w:lang w:val="es-ES_tradnl"/>
+        </w:rPr>
+      </w:pPr>
+    </w:p>
+    <w:p>
+      <w:pPr>
+        <w:rPr>
+          <w:lang w:val="es-ES_tradnl"/>
+        </w:rPr>
+      </w:pPr>
+      <w:r>
+        <w:rPr>
+          <w:lang w:val="es-ES_tradnl"/>
+        </w:rPr>
+        <w:t>Planes de consulta de Oracle:</w:t>
+      </w:r>
+    </w:p>
+    <w:p>
+      <w:pPr>
+        <w:rPr>
+          <w:lang w:val="es-ES_tradnl"/>
+        </w:rPr>
+      </w:pPr>
+    </w:p>
+    <w:p>
+      <w:pPr>
+        <w:rPr>
+          <w:lang w:val="es-ES_tradnl"/>
+        </w:rPr>
+      </w:pPr>
+      <w:r>
+        <w:rPr>
+          <w:lang w:val="es-ES_tradnl"/>
+        </w:rPr>
+        <w:t>Tiempos:</w:t>
+      </w:r>
+    </w:p>
+    <w:p>
+      <w:pPr>
+        <w:rPr>
+          <w:lang w:val="es-ES_tradnl"/>
+        </w:rPr>
+      </w:pPr>
+    </w:p>
+    <w:p>
+      <w:pPr>
+        <w:rPr>
+          <w:lang w:val="es-ES_tradnl"/>
+        </w:rPr>
+      </w:pPr>
+      <w:r>
+        <w:rPr>
+          <w:lang w:val="es-ES_tradnl"/>
+        </w:rPr>
+        <w:t>Plan de consulta propuesto:</w:t>
+      </w:r>
+    </w:p>
+    <w:p>
+      <w:pPr>
+        <w:rPr>
+          <w:lang w:val="es-ES_tradnl"/>
+        </w:rPr>
+      </w:pPr>
+    </w:p>
+    <w:p>
+      <w:pPr>
+        <w:rPr>
+          <w:lang w:val="es-ES_tradnl"/>
+        </w:rPr>
+      </w:pPr>
+      <w:r>
+        <w:rPr>
+          <w:lang w:val="es-ES_tradnl"/>
+        </w:rPr>
+        <w:t>Análisis:</w:t>
+      </w:r>
+    </w:p>
+    <w:p>
+      <w:pPr>
+        <w:rPr>
+          <w:lang w:val="es-ES_tradnl"/>
+        </w:rPr>
+      </w:pPr>
+    </w:p>
+    <w:p>
+      <w:pPr>
+        <w:rPr>
+          <w:lang w:val="es-ES_tradnl"/>
+        </w:rPr>
+      </w:pPr>
+    </w:p>
+    <w:p>
+      <w:pPr>
+        <w:pStyle w:val="Heading3"/>
+      </w:pPr>
+      <w:bookmarkStart w:id="10" w:name="_Toc26268714"/>
+      <w:r>
+        <w:t>RFC</w:t>
+      </w:r>
+      <w:r>
+        <w:t>2</w:t>
+      </w:r>
+      <w:bookmarkEnd w:id="10"/>
+    </w:p>
+    <w:p>
+      <w:pPr>
+        <w:rPr>
+          <w:lang w:val="es-ES_tradnl"/>
+        </w:rPr>
+      </w:pPr>
+      <w:r>
+        <w:rPr>
+          <w:lang w:val="es-ES_tradnl"/>
+        </w:rPr>
+        <w:t>Sentencias utilizadas:</w:t>
+      </w:r>
+    </w:p>
+    <w:p>
+      <w:pPr>
+        <w:rPr>
+          <w:lang w:val="es-ES_tradnl"/>
+        </w:rPr>
+      </w:pPr>
+    </w:p>
+    <w:p>
+      <w:pPr>
+        <w:rPr>
+          <w:lang w:val="es-ES_tradnl"/>
+        </w:rPr>
+      </w:pPr>
+      <w:r>
+        <w:rPr>
+          <w:lang w:val="es-ES_tradnl"/>
+        </w:rPr>
+        <w:t>Distribución de datos:</w:t>
+      </w:r>
+    </w:p>
+    <w:p>
+      <w:pPr>
+        <w:rPr>
+          <w:lang w:val="es-ES_tradnl"/>
+        </w:rPr>
+      </w:pPr>
+    </w:p>
+    <w:p>
+      <w:pPr>
+        <w:rPr>
+          <w:lang w:val="es-ES_tradnl"/>
+        </w:rPr>
+      </w:pPr>
+      <w:r>
+        <w:rPr>
+          <w:lang w:val="es-ES_tradnl"/>
+        </w:rPr>
+        <w:t>Valores específicos de parámetros:</w:t>
+      </w:r>
+    </w:p>
+    <w:p>
+      <w:pPr>
+        <w:rPr>
+          <w:lang w:val="es-ES_tradnl"/>
+        </w:rPr>
+      </w:pPr>
+    </w:p>
+    <w:p>
+      <w:pPr>
+        <w:rPr>
+          <w:lang w:val="es-ES_tradnl"/>
+        </w:rPr>
+      </w:pPr>
+      <w:r>
+        <w:rPr>
+          <w:lang w:val="es-ES_tradnl"/>
+        </w:rPr>
+        <w:t>Planes de consulta de Oracle:</w:t>
+      </w:r>
+    </w:p>
+    <w:p>
+      <w:pPr>
+        <w:rPr>
+          <w:lang w:val="es-ES_tradnl"/>
+        </w:rPr>
+      </w:pPr>
+    </w:p>
+    <w:p>
+      <w:pPr>
+        <w:rPr>
+          <w:lang w:val="es-ES_tradnl"/>
+        </w:rPr>
+      </w:pPr>
+      <w:r>
+        <w:rPr>
+          <w:lang w:val="es-ES_tradnl"/>
+        </w:rPr>
+        <w:t>Tiempos:</w:t>
+      </w:r>
+    </w:p>
+    <w:p>
+      <w:pPr>
+        <w:rPr>
+          <w:lang w:val="es-ES_tradnl"/>
+        </w:rPr>
+      </w:pPr>
+    </w:p>
+    <w:p>
+      <w:pPr>
+        <w:rPr>
+          <w:lang w:val="es-ES_tradnl"/>
+        </w:rPr>
+      </w:pPr>
+      <w:r>
+        <w:rPr>
+          <w:lang w:val="es-ES_tradnl"/>
+        </w:rPr>
+        <w:t>Plan de consulta propuesto:</w:t>
+      </w:r>
+    </w:p>
+    <w:p>
+      <w:pPr>
+        <w:rPr>
+          <w:lang w:val="es-ES_tradnl"/>
+        </w:rPr>
+      </w:pPr>
+    </w:p>
+    <w:p>
+      <w:pPr>
+        <w:rPr>
+          <w:lang w:val="es-ES_tradnl"/>
+        </w:rPr>
+      </w:pPr>
+      <w:r>
+        <w:rPr>
+          <w:lang w:val="es-ES_tradnl"/>
+        </w:rPr>
+        <w:t>Análisis:</w:t>
+      </w:r>
+    </w:p>
+    <w:p>
+      <w:pPr>
+        <w:rPr>
+          <w:lang w:val="es-ES_tradnl"/>
+        </w:rPr>
+      </w:pPr>
+    </w:p>
+    <w:p>
+      <w:pPr>
+        <w:rPr>
+          <w:lang w:val="es-ES_tradnl"/>
+        </w:rPr>
+      </w:pPr>
+    </w:p>
+    <w:p>
+      <w:pPr>
+        <w:pStyle w:val="Heading3"/>
+      </w:pPr>
+      <w:bookmarkStart w:id="11" w:name="_Toc26268715"/>
+      <w:r>
+        <w:t>RFC</w:t>
+      </w:r>
+      <w:r>
+        <w:t>3</w:t>
+      </w:r>
+      <w:bookmarkEnd w:id="11"/>
+    </w:p>
+    <w:p>
+      <w:pPr>
+        <w:rPr>
+          <w:lang w:val="es-ES_tradnl"/>
+        </w:rPr>
+      </w:pPr>
+      <w:r>
+        <w:rPr>
+          <w:lang w:val="es-ES_tradnl"/>
+        </w:rPr>
+        <w:t>Sentencias utilizadas:</w:t>
+      </w:r>
+    </w:p>
+    <w:p>
+      <w:pPr>
+        <w:rPr>
+          <w:lang w:val="es-ES_tradnl"/>
+        </w:rPr>
+      </w:pPr>
+    </w:p>
+    <w:p>
+      <w:pPr>
+        <w:rPr>
+          <w:lang w:val="es-ES_tradnl"/>
+        </w:rPr>
+      </w:pPr>
+      <w:r>
+        <w:rPr>
+          <w:lang w:val="es-ES_tradnl"/>
+        </w:rPr>
+        <w:t>Distribución de datos:</w:t>
+      </w:r>
+    </w:p>
+    <w:p>
+      <w:pPr>
+        <w:rPr>
+          <w:lang w:val="es-ES_tradnl"/>
+        </w:rPr>
+      </w:pPr>
+    </w:p>
+    <w:p>
+      <w:pPr>
+        <w:rPr>
+          <w:lang w:val="es-ES_tradnl"/>
+        </w:rPr>
+      </w:pPr>
+      <w:r>
+        <w:rPr>
+          <w:lang w:val="es-ES_tradnl"/>
+        </w:rPr>
+        <w:t>Valores específicos de parámetros:</w:t>
+      </w:r>
+    </w:p>
+    <w:p>
+      <w:pPr>
+        <w:rPr>
+          <w:lang w:val="es-ES_tradnl"/>
+        </w:rPr>
+      </w:pPr>
+    </w:p>
+    <w:p>
+      <w:pPr>
+        <w:rPr>
+          <w:lang w:val="es-ES_tradnl"/>
+        </w:rPr>
+      </w:pPr>
+      <w:r>
+        <w:rPr>
+          <w:lang w:val="es-ES_tradnl"/>
+        </w:rPr>
+        <w:t>Planes de consulta de Oracle:</w:t>
+      </w:r>
+    </w:p>
+    <w:p>
+      <w:pPr>
+        <w:rPr>
+          <w:lang w:val="es-ES_tradnl"/>
+        </w:rPr>
+      </w:pPr>
+    </w:p>
+    <w:p>
+      <w:pPr>
+        <w:rPr>
+          <w:lang w:val="es-ES_tradnl"/>
+        </w:rPr>
+      </w:pPr>
+      <w:r>
+        <w:rPr>
+          <w:lang w:val="es-ES_tradnl"/>
+        </w:rPr>
+        <w:t>Tiempos:</w:t>
+      </w:r>
+    </w:p>
+    <w:p>
+      <w:pPr>
+        <w:rPr>
+          <w:lang w:val="es-ES_tradnl"/>
+        </w:rPr>
+      </w:pPr>
+    </w:p>
+    <w:p>
+      <w:pPr>
+        <w:rPr>
+          <w:lang w:val="es-ES_tradnl"/>
+        </w:rPr>
+      </w:pPr>
+      <w:r>
+        <w:rPr>
+          <w:lang w:val="es-ES_tradnl"/>
+        </w:rPr>
+        <w:t>Plan de consulta propuesto:</w:t>
+      </w:r>
+    </w:p>
+    <w:p>
+      <w:pPr>
+        <w:rPr>
+          <w:lang w:val="es-ES_tradnl"/>
+        </w:rPr>
+      </w:pPr>
+    </w:p>
+    <w:p>
+      <w:pPr>
+        <w:rPr>
+          <w:lang w:val="es-ES_tradnl"/>
+        </w:rPr>
+      </w:pPr>
+      <w:r>
+        <w:rPr>
+          <w:lang w:val="es-ES_tradnl"/>
+        </w:rPr>
+        <w:t>Análisis:</w:t>
+      </w:r>
+    </w:p>
+    <w:p>
+      <w:pPr>
+        <w:rPr>
+          <w:lang w:val="es-ES_tradnl"/>
+        </w:rPr>
+      </w:pPr>
+    </w:p>
+    <w:p>
+      <w:pPr>
+        <w:rPr>
+          <w:lang w:val="es-ES_tradnl"/>
+        </w:rPr>
+      </w:pPr>
+    </w:p>
+    <w:p>
+      <w:pPr>
+        <w:pStyle w:val="Heading3"/>
+      </w:pPr>
+      <w:bookmarkStart w:id="12" w:name="_Toc26268716"/>
+      <w:r>
+        <w:t>RFC</w:t>
+      </w:r>
+      <w:r>
+        <w:t>4</w:t>
+      </w:r>
+      <w:bookmarkEnd w:id="12"/>
+    </w:p>
+    <w:p>
+      <w:pPr>
+        <w:rPr>
+          <w:lang w:val="es-ES_tradnl"/>
+        </w:rPr>
+      </w:pPr>
+      <w:r>
+        <w:rPr>
+          <w:lang w:val="es-ES_tradnl"/>
+        </w:rPr>
+        <w:t>Sentencias utilizadas:</w:t>
+      </w:r>
+    </w:p>
+    <w:p>
+      <w:pPr>
+        <w:rPr>
+          <w:lang w:val="es-ES_tradnl"/>
+        </w:rPr>
+      </w:pPr>
+    </w:p>
+    <w:p>
+      <w:pPr>
+        <w:rPr>
+          <w:lang w:val="es-ES_tradnl"/>
+        </w:rPr>
+      </w:pPr>
+      <w:r>
+        <w:rPr>
+          <w:lang w:val="es-ES_tradnl"/>
+        </w:rPr>
+        <w:t>Distribución de datos:</w:t>
+      </w:r>
+    </w:p>
+    <w:p>
+      <w:pPr>
+        <w:rPr>
+          <w:lang w:val="es-ES_tradnl"/>
+        </w:rPr>
+      </w:pPr>
+    </w:p>
+    <w:p>
+      <w:pPr>
+        <w:rPr>
+          <w:lang w:val="es-ES_tradnl"/>
+        </w:rPr>
+      </w:pPr>
+      <w:r>
+        <w:rPr>
+          <w:lang w:val="es-ES_tradnl"/>
+        </w:rPr>
+        <w:t>Valores específicos de parámetros:</w:t>
+      </w:r>
+    </w:p>
+    <w:p>
+      <w:pPr>
+        <w:rPr>
+          <w:lang w:val="es-ES_tradnl"/>
+        </w:rPr>
+      </w:pPr>
+    </w:p>
+    <w:p>
+      <w:pPr>
+        <w:rPr>
+          <w:lang w:val="es-ES_tradnl"/>
+        </w:rPr>
+      </w:pPr>
+      <w:r>
+        <w:rPr>
+          <w:lang w:val="es-ES_tradnl"/>
+        </w:rPr>
+        <w:t>Planes de consulta de Oracle:</w:t>
+      </w:r>
+    </w:p>
+    <w:p>
+      <w:pPr>
+        <w:rPr>
+          <w:lang w:val="es-ES_tradnl"/>
+        </w:rPr>
+      </w:pPr>
+    </w:p>
+    <w:p>
+      <w:pPr>
+        <w:rPr>
+          <w:lang w:val="es-ES_tradnl"/>
+        </w:rPr>
+      </w:pPr>
+      <w:r>
+        <w:rPr>
+          <w:lang w:val="es-ES_tradnl"/>
+        </w:rPr>
+        <w:t>Tiempos:</w:t>
+      </w:r>
+    </w:p>
+    <w:p>
+      <w:pPr>
+        <w:rPr>
+          <w:lang w:val="es-ES_tradnl"/>
+        </w:rPr>
+      </w:pPr>
+    </w:p>
+    <w:p>
+      <w:pPr>
+        <w:rPr>
+          <w:lang w:val="es-ES_tradnl"/>
+        </w:rPr>
+      </w:pPr>
+      <w:r>
+        <w:rPr>
+          <w:lang w:val="es-ES_tradnl"/>
+        </w:rPr>
+        <w:t>Plan de consulta propuesto:</w:t>
+      </w:r>
+    </w:p>
+    <w:p>
+      <w:pPr>
+        <w:rPr>
+          <w:lang w:val="es-ES_tradnl"/>
+        </w:rPr>
+      </w:pPr>
+    </w:p>
+    <w:p>
+      <w:pPr>
+        <w:rPr>
+          <w:lang w:val="es-ES_tradnl"/>
+        </w:rPr>
+      </w:pPr>
+      <w:r>
+        <w:rPr>
+          <w:lang w:val="es-ES_tradnl"/>
+        </w:rPr>
+        <w:t>Análisis:</w:t>
+      </w:r>
+    </w:p>
+    <w:p>
+      <w:pPr>
+        <w:rPr>
+          <w:lang w:val="es-ES_tradnl"/>
+        </w:rPr>
+      </w:pPr>
+    </w:p>
+    <w:p>
+      <w:pPr>
+        <w:rPr>
+          <w:lang w:val="es-ES_tradnl"/>
+        </w:rPr>
+      </w:pPr>
+    </w:p>
+    <w:p>
+      <w:pPr>
+        <w:pStyle w:val="Heading3"/>
+      </w:pPr>
+      <w:bookmarkStart w:id="13" w:name="_Toc26268717"/>
+      <w:r>
+        <w:t>RFC</w:t>
+      </w:r>
+      <w:r>
+        <w:t>5</w:t>
+      </w:r>
+      <w:bookmarkEnd w:id="13"/>
+    </w:p>
+    <w:p>
+      <w:pPr>
+        <w:rPr>
+          <w:lang w:val="es-ES_tradnl"/>
+        </w:rPr>
+      </w:pPr>
+      <w:r>
+        <w:rPr>
+          <w:lang w:val="es-ES_tradnl"/>
+        </w:rPr>
+        <w:t>Sentencias utilizadas:</w:t>
+      </w:r>
+    </w:p>
+    <w:p>
+      <w:pPr>
+        <w:rPr>
+          <w:lang w:val="es-ES_tradnl"/>
+        </w:rPr>
+      </w:pPr>
+    </w:p>
+    <w:p>
+      <w:pPr>
+        <w:rPr>
+          <w:lang w:val="es-ES_tradnl"/>
+        </w:rPr>
+      </w:pPr>
+      <w:r>
+        <w:rPr>
+          <w:lang w:val="es-ES_tradnl"/>
+        </w:rPr>
+        <w:t>Distribución de datos:</w:t>
+      </w:r>
+    </w:p>
+    <w:p>
+      <w:pPr>
+        <w:rPr>
+          <w:lang w:val="es-ES_tradnl"/>
+        </w:rPr>
+      </w:pPr>
+    </w:p>
+    <w:p>
+      <w:pPr>
+        <w:rPr>
+          <w:lang w:val="es-ES_tradnl"/>
+        </w:rPr>
+      </w:pPr>
+      <w:r>
+        <w:rPr>
+          <w:lang w:val="es-ES_tradnl"/>
+        </w:rPr>
+        <w:t>Valores específicos de parámetros:</w:t>
+      </w:r>
+    </w:p>
+    <w:p>
+      <w:pPr>
+        <w:rPr>
+          <w:lang w:val="es-ES_tradnl"/>
+        </w:rPr>
+      </w:pPr>
+    </w:p>
+    <w:p>
+      <w:pPr>
+        <w:rPr>
+          <w:lang w:val="es-ES_tradnl"/>
+        </w:rPr>
+      </w:pPr>
+      <w:r>
+        <w:rPr>
+          <w:lang w:val="es-ES_tradnl"/>
+        </w:rPr>
+        <w:t>Planes de consulta de Oracle:</w:t>
+      </w:r>
+    </w:p>
+    <w:p>
+      <w:pPr>
+        <w:rPr>
+          <w:lang w:val="es-ES_tradnl"/>
+        </w:rPr>
+      </w:pPr>
+    </w:p>
+    <w:p>
+      <w:pPr>
+        <w:rPr>
+          <w:lang w:val="es-ES_tradnl"/>
+        </w:rPr>
+      </w:pPr>
+      <w:r>
+        <w:rPr>
+          <w:lang w:val="es-ES_tradnl"/>
+        </w:rPr>
+        <w:t>Tiempos:</w:t>
+      </w:r>
+    </w:p>
+    <w:p>
+      <w:pPr>
+        <w:rPr>
+          <w:lang w:val="es-ES_tradnl"/>
+        </w:rPr>
+      </w:pPr>
+    </w:p>
+    <w:p>
+      <w:pPr>
+        <w:rPr>
+          <w:lang w:val="es-ES_tradnl"/>
+        </w:rPr>
+      </w:pPr>
+      <w:r>
+        <w:rPr>
+          <w:lang w:val="es-ES_tradnl"/>
+        </w:rPr>
+        <w:t>Plan de consulta propuesto:</w:t>
+      </w:r>
+    </w:p>
+    <w:p>
+      <w:pPr>
+        <w:rPr>
+          <w:lang w:val="es-ES_tradnl"/>
+        </w:rPr>
+      </w:pPr>
+    </w:p>
+    <w:p>
+      <w:pPr>
+        <w:rPr>
+          <w:lang w:val="es-ES_tradnl"/>
+        </w:rPr>
+      </w:pPr>
+      <w:r>
+        <w:rPr>
+          <w:lang w:val="es-ES_tradnl"/>
+        </w:rPr>
+        <w:t>Análisis:</w:t>
+      </w:r>
+    </w:p>
+    <w:p>
+      <w:pPr>
+        <w:rPr>
+          <w:lang w:val="es-ES_tradnl"/>
+        </w:rPr>
+      </w:pPr>
+    </w:p>
+    <w:p>
+      <w:pPr>
+        <w:rPr>
+          <w:lang w:val="es-ES_tradnl"/>
+        </w:rPr>
+      </w:pPr>
+    </w:p>
+    <w:p>
+      <w:pPr>
+        <w:pStyle w:val="Heading3"/>
+      </w:pPr>
+      <w:bookmarkStart w:id="14" w:name="_Toc26268718"/>
+      <w:r>
+        <w:t>RFC</w:t>
+      </w:r>
+      <w:r>
+        <w:t>6</w:t>
+      </w:r>
+      <w:bookmarkEnd w:id="14"/>
+    </w:p>
+    <w:p>
+      <w:pPr>
+        <w:rPr>
+          <w:lang w:val="es-ES_tradnl"/>
+        </w:rPr>
+      </w:pPr>
+      <w:r>
+        <w:rPr>
+          <w:lang w:val="es-ES_tradnl"/>
+        </w:rPr>
+        <w:t>Sentencias utilizadas:</w:t>
+      </w:r>
+    </w:p>
+    <w:p>
+      <w:pPr>
+        <w:rPr>
+          <w:lang w:val="es-ES_tradnl"/>
+        </w:rPr>
+      </w:pPr>
+    </w:p>
+    <w:p>
+      <w:pPr>
+        <w:rPr>
+          <w:lang w:val="es-ES_tradnl"/>
+        </w:rPr>
+      </w:pPr>
+      <w:r>
+        <w:rPr>
+          <w:lang w:val="es-ES_tradnl"/>
+        </w:rPr>
+        <w:t>Distribución de datos:</w:t>
+      </w:r>
+    </w:p>
+    <w:p>
+      <w:pPr>
+        <w:rPr>
+          <w:lang w:val="es-ES_tradnl"/>
+        </w:rPr>
+      </w:pPr>
+    </w:p>
+    <w:p>
+      <w:pPr>
+        <w:rPr>
+          <w:lang w:val="es-ES_tradnl"/>
+        </w:rPr>
+      </w:pPr>
+      <w:r>
+        <w:rPr>
+          <w:lang w:val="es-ES_tradnl"/>
+        </w:rPr>
+        <w:t>Valores específicos de parámetros:</w:t>
+      </w:r>
+    </w:p>
+    <w:p>
+      <w:pPr>
+        <w:rPr>
+          <w:lang w:val="es-ES_tradnl"/>
+        </w:rPr>
+      </w:pPr>
+    </w:p>
+    <w:p>
+      <w:pPr>
+        <w:rPr>
+          <w:lang w:val="es-ES_tradnl"/>
+        </w:rPr>
+      </w:pPr>
+      <w:r>
+        <w:rPr>
+          <w:lang w:val="es-ES_tradnl"/>
+        </w:rPr>
+        <w:t>Planes de consulta de Oracle:</w:t>
+      </w:r>
+    </w:p>
+    <w:p>
+      <w:pPr>
+        <w:rPr>
+          <w:lang w:val="es-ES_tradnl"/>
+        </w:rPr>
+      </w:pPr>
+    </w:p>
+    <w:p>
+      <w:pPr>
+        <w:rPr>
+          <w:lang w:val="es-ES_tradnl"/>
+        </w:rPr>
+      </w:pPr>
+      <w:r>
+        <w:rPr>
+          <w:lang w:val="es-ES_tradnl"/>
+        </w:rPr>
+        <w:t>Tiempos:</w:t>
+      </w:r>
+    </w:p>
+    <w:p>
+      <w:pPr>
+        <w:rPr>
+          <w:lang w:val="es-ES_tradnl"/>
+        </w:rPr>
+      </w:pPr>
+    </w:p>
+    <w:p>
+      <w:pPr>
+        <w:rPr>
+          <w:lang w:val="es-ES_tradnl"/>
+        </w:rPr>
+      </w:pPr>
+      <w:r>
+        <w:rPr>
+          <w:lang w:val="es-ES_tradnl"/>
+        </w:rPr>
+        <w:t>Plan de consulta propuesto:</w:t>
+      </w:r>
+    </w:p>
+    <w:p>
+      <w:pPr>
+        <w:rPr>
+          <w:lang w:val="es-ES_tradnl"/>
+        </w:rPr>
+      </w:pPr>
+    </w:p>
+    <w:p>
+      <w:pPr>
+        <w:rPr>
+          <w:lang w:val="es-ES_tradnl"/>
+        </w:rPr>
+      </w:pPr>
+      <w:r>
+        <w:rPr>
+          <w:lang w:val="es-ES_tradnl"/>
+        </w:rPr>
+        <w:t>Análisis:</w:t>
+      </w:r>
+    </w:p>
+    <w:p>
+      <w:pPr>
+        <w:rPr>
+          <w:lang w:val="es-ES_tradnl"/>
+        </w:rPr>
+      </w:pPr>
+    </w:p>
+    <w:p>
+      <w:pPr>
+        <w:rPr>
+          <w:lang w:val="es-ES_tradnl"/>
+        </w:rPr>
+      </w:pPr>
+    </w:p>
+    <w:p>
+      <w:pPr>
+        <w:pStyle w:val="Heading3"/>
+      </w:pPr>
+      <w:bookmarkStart w:id="15" w:name="_Toc26268719"/>
+      <w:r>
+        <w:t>RFC</w:t>
+      </w:r>
+      <w:r>
+        <w:t>7</w:t>
+      </w:r>
       <w:bookmarkEnd w:id="15"/>
-      <w:r>
-        <w:t>. Captura de pantalla del resultado de la consulta (filas 1-41)</w:t>
-      </w:r>
-    </w:p>
-    <w:p>
-      <w:pPr>
-        <w:pStyle w:val="TtuloFigura"/>
-        <w:rPr>
-          <w:rStyle w:val="Strong"/>
-        </w:rPr>
-      </w:pPr>
-    </w:p>
-    <w:p>
-      <w:pPr>
-        <w:keepNext/>
-        <w:ind w:left="284" w:firstLine="0"/>
-        <w:jc w:val="center"/>
-      </w:pPr>
-      <w:r>
-        <w:rPr>
-          <w:noProof/>
+    </w:p>
+    <w:p>
+      <w:pPr>
+        <w:rPr>
+          <w:lang w:val="es-ES_tradnl"/>
+        </w:rPr>
+      </w:pPr>
+      <w:r>
+        <w:rPr>
+          <w:lang w:val="es-ES_tradnl"/>
+        </w:rPr>
+        <w:t>Sentencias utilizadas:</w:t>
+      </w:r>
+    </w:p>
+    <w:p>
+      <w:pPr>
+        <w:rPr>
+          <w:lang w:val="es-ES_tradnl"/>
+        </w:rPr>
+      </w:pPr>
+    </w:p>
+    <w:p>
+      <w:pPr>
+        <w:rPr>
+          <w:lang w:val="es-ES_tradnl"/>
+        </w:rPr>
+      </w:pPr>
+      <w:r>
+        <w:rPr>
+          <w:lang w:val="es-ES_tradnl"/>
+        </w:rPr>
+        <w:t>Distribución de datos:</w:t>
+      </w:r>
+    </w:p>
+    <w:p>
+      <w:pPr>
+        <w:rPr>
+          <w:lang w:val="es-ES_tradnl"/>
+        </w:rPr>
+      </w:pPr>
+    </w:p>
+    <w:p>
+      <w:pPr>
+        <w:rPr>
+          <w:lang w:val="es-ES_tradnl"/>
+        </w:rPr>
+      </w:pPr>
+      <w:r>
+        <w:rPr>
+          <w:lang w:val="es-ES_tradnl"/>
+        </w:rPr>
+        <w:t>Valores específicos de parámetros:</w:t>
+      </w:r>
+    </w:p>
+    <w:p>
+      <w:pPr>
+        <w:rPr>
+          <w:lang w:val="es-ES_tradnl"/>
+        </w:rPr>
+      </w:pPr>
+    </w:p>
+    <w:p>
+      <w:pPr>
+        <w:rPr>
+          <w:lang w:val="es-ES_tradnl"/>
+        </w:rPr>
+      </w:pPr>
+      <w:r>
+        <w:rPr>
+          <w:lang w:val="es-ES_tradnl"/>
+        </w:rPr>
+        <w:t>Planes de consulta de Oracle:</w:t>
+      </w:r>
+    </w:p>
+    <w:p>
+      <w:pPr>
+        <w:rPr>
+          <w:lang w:val="es-ES_tradnl"/>
+        </w:rPr>
+      </w:pPr>
+    </w:p>
+    <w:p>
+      <w:pPr>
+        <w:rPr>
+          <w:lang w:val="es-ES_tradnl"/>
+        </w:rPr>
+      </w:pPr>
+      <w:r>
+        <w:rPr>
+          <w:lang w:val="es-ES_tradnl"/>
+        </w:rPr>
+        <w:t>Tiempos:</w:t>
+      </w:r>
+    </w:p>
+    <w:p>
+      <w:pPr>
+        <w:rPr>
+          <w:lang w:val="es-ES_tradnl"/>
+        </w:rPr>
+      </w:pPr>
+    </w:p>
+    <w:p>
+      <w:pPr>
+        <w:rPr>
+          <w:lang w:val="es-ES_tradnl"/>
+        </w:rPr>
+      </w:pPr>
+      <w:r>
+        <w:rPr>
+          <w:lang w:val="es-ES_tradnl"/>
+        </w:rPr>
+        <w:t>Plan de consulta propuesto:</w:t>
+      </w:r>
+    </w:p>
+    <w:p>
+      <w:pPr>
+        <w:rPr>
+          <w:lang w:val="es-ES_tradnl"/>
+        </w:rPr>
+      </w:pPr>
+    </w:p>
+    <w:p>
+      <w:pPr>
+        <w:rPr>
+          <w:lang w:val="es-ES_tradnl"/>
+        </w:rPr>
+      </w:pPr>
+      <w:r>
+        <w:rPr>
+          <w:lang w:val="es-ES_tradnl"/>
+        </w:rPr>
+        <w:t>Análisis:</w:t>
+      </w:r>
+    </w:p>
+    <w:p>
+      <w:pPr>
+        <w:rPr>
+          <w:lang w:val="es-ES_tradnl"/>
+        </w:rPr>
+      </w:pPr>
+    </w:p>
+    <w:p>
+      <w:pPr>
+        <w:rPr>
+          <w:lang w:val="es-ES_tradnl"/>
+        </w:rPr>
+      </w:pPr>
+    </w:p>
+    <w:p>
+      <w:pPr>
+        <w:pStyle w:val="Heading3"/>
+      </w:pPr>
+      <w:bookmarkStart w:id="16" w:name="_Toc26268720"/>
+      <w:r>
+        <w:t>RFC</w:t>
+      </w:r>
+      <w:r>
+        <w:t>8</w:t>
+      </w:r>
+      <w:bookmarkEnd w:id="16"/>
+    </w:p>
+    <w:p>
+      <w:pPr>
+        <w:rPr>
+          <w:lang w:val="es-ES_tradnl"/>
+        </w:rPr>
+      </w:pPr>
+      <w:r>
+        <w:rPr>
+          <w:lang w:val="es-ES_tradnl"/>
+        </w:rPr>
+        <w:t>Sentencias utilizadas:</w:t>
+      </w:r>
+    </w:p>
+    <w:p>
+      <w:pPr>
+        <w:rPr>
+          <w:lang w:val="es-ES_tradnl"/>
+        </w:rPr>
+      </w:pPr>
+    </w:p>
+    <w:p>
+      <w:pPr>
+        <w:rPr>
+          <w:lang w:val="es-ES_tradnl"/>
+        </w:rPr>
+      </w:pPr>
+      <w:r>
+        <w:rPr>
+          <w:lang w:val="es-ES_tradnl"/>
+        </w:rPr>
+        <w:t>Distribución de datos:</w:t>
+      </w:r>
+    </w:p>
+    <w:p>
+      <w:pPr>
+        <w:rPr>
+          <w:lang w:val="es-ES_tradnl"/>
+        </w:rPr>
+      </w:pPr>
+    </w:p>
+    <w:p>
+      <w:pPr>
+        <w:rPr>
+          <w:lang w:val="es-ES_tradnl"/>
+        </w:rPr>
+      </w:pPr>
+      <w:r>
+        <w:rPr>
+          <w:lang w:val="es-ES_tradnl"/>
+        </w:rPr>
+        <w:t>Valores específicos de parámetros:</w:t>
+      </w:r>
+    </w:p>
+    <w:p>
+      <w:pPr>
+        <w:rPr>
+          <w:lang w:val="es-ES_tradnl"/>
+        </w:rPr>
+      </w:pPr>
+    </w:p>
+    <w:p>
+      <w:pPr>
+        <w:rPr>
+          <w:lang w:val="es-ES_tradnl"/>
+        </w:rPr>
+      </w:pPr>
+      <w:r>
+        <w:rPr>
+          <w:lang w:val="es-ES_tradnl"/>
+        </w:rPr>
+        <w:t>Planes de consulta de Oracle:</w:t>
+      </w:r>
+    </w:p>
+    <w:p>
+      <w:pPr>
+        <w:rPr>
+          <w:lang w:val="es-ES_tradnl"/>
+        </w:rPr>
+      </w:pPr>
+    </w:p>
+    <w:p>
+      <w:pPr>
+        <w:rPr>
+          <w:lang w:val="es-ES_tradnl"/>
+        </w:rPr>
+      </w:pPr>
+      <w:r>
+        <w:rPr>
+          <w:lang w:val="es-ES_tradnl"/>
+        </w:rPr>
+        <w:lastRenderedPageBreak/>
+        <w:t>Tiempos:</w:t>
+      </w:r>
+    </w:p>
+    <w:p>
+      <w:pPr>
+        <w:rPr>
+          <w:lang w:val="es-ES_tradnl"/>
+        </w:rPr>
+      </w:pPr>
+    </w:p>
+    <w:p>
+      <w:pPr>
+        <w:rPr>
+          <w:lang w:val="es-ES_tradnl"/>
+        </w:rPr>
+      </w:pPr>
+      <w:r>
+        <w:rPr>
+          <w:lang w:val="es-ES_tradnl"/>
+        </w:rPr>
+        <w:t>Plan de consulta propuesto:</w:t>
+      </w:r>
+    </w:p>
+    <w:p>
+      <w:pPr>
+        <w:rPr>
+          <w:lang w:val="es-ES_tradnl"/>
+        </w:rPr>
+      </w:pPr>
+    </w:p>
+    <w:p>
+      <w:pPr>
+        <w:rPr>
+          <w:lang w:val="es-ES_tradnl"/>
+        </w:rPr>
+      </w:pPr>
+      <w:r>
+        <w:rPr>
+          <w:lang w:val="es-ES_tradnl"/>
+        </w:rPr>
+        <w:t>Análisis:</w:t>
+      </w:r>
+    </w:p>
+    <w:p>
+      <w:pPr>
+        <w:rPr>
+          <w:lang w:val="es-ES_tradnl"/>
+        </w:rPr>
+      </w:pPr>
+    </w:p>
+    <w:p>
+      <w:pPr>
+        <w:rPr>
+          <w:lang w:val="es-ES_tradnl"/>
+        </w:rPr>
+      </w:pPr>
+    </w:p>
+    <w:p>
+      <w:pPr>
+        <w:pStyle w:val="Heading3"/>
+      </w:pPr>
+      <w:bookmarkStart w:id="17" w:name="_Toc26268721"/>
+      <w:r>
+        <w:t>RFC</w:t>
+      </w:r>
+      <w:r>
+        <w:t>9</w:t>
+      </w:r>
+      <w:bookmarkEnd w:id="17"/>
+    </w:p>
+    <w:p>
+      <w:pPr>
+        <w:rPr>
+          <w:lang w:val="es-ES_tradnl"/>
+        </w:rPr>
+      </w:pPr>
+      <w:r>
+        <w:rPr>
+          <w:lang w:val="es-ES_tradnl"/>
+        </w:rPr>
+        <w:t>Sentencias utilizadas:</w:t>
+      </w:r>
+    </w:p>
+    <w:p>
+      <w:pPr>
+        <w:rPr>
+          <w:lang w:val="es-ES_tradnl"/>
+        </w:rPr>
+      </w:pPr>
+    </w:p>
+    <w:p>
+      <w:pPr>
+        <w:rPr>
+          <w:lang w:val="es-ES_tradnl"/>
+        </w:rPr>
+      </w:pPr>
+      <w:r>
+        <w:rPr>
+          <w:lang w:val="es-ES_tradnl"/>
+        </w:rPr>
+        <w:t>Distribución de datos:</w:t>
+      </w:r>
+    </w:p>
+    <w:p>
+      <w:pPr>
+        <w:rPr>
+          <w:lang w:val="es-ES_tradnl"/>
+        </w:rPr>
+      </w:pPr>
+    </w:p>
+    <w:p>
+      <w:pPr>
+        <w:rPr>
+          <w:lang w:val="es-ES_tradnl"/>
+        </w:rPr>
+      </w:pPr>
+      <w:r>
+        <w:rPr>
+          <w:lang w:val="es-ES_tradnl"/>
+        </w:rPr>
+        <w:t>Valores específicos de parámetros:</w:t>
+      </w:r>
+    </w:p>
+    <w:p>
+      <w:pPr>
+        <w:rPr>
+          <w:lang w:val="es-ES_tradnl"/>
+        </w:rPr>
+      </w:pPr>
+    </w:p>
+    <w:p>
+      <w:pPr>
+        <w:rPr>
+          <w:lang w:val="es-ES_tradnl"/>
+        </w:rPr>
+      </w:pPr>
+      <w:r>
+        <w:rPr>
+          <w:lang w:val="es-ES_tradnl"/>
+        </w:rPr>
+        <w:t>Planes de consulta de Oracle:</w:t>
+      </w:r>
+    </w:p>
+    <w:p>
+      <w:pPr>
+        <w:rPr>
+          <w:lang w:val="es-ES_tradnl"/>
+        </w:rPr>
+      </w:pPr>
+    </w:p>
+    <w:p>
+      <w:pPr>
+        <w:rPr>
+          <w:lang w:val="es-ES_tradnl"/>
+        </w:rPr>
+      </w:pPr>
+      <w:r>
+        <w:rPr>
+          <w:lang w:val="es-ES_tradnl"/>
+        </w:rPr>
+        <w:t>Tiempos:</w:t>
+      </w:r>
+    </w:p>
+    <w:p>
+      <w:pPr>
+        <w:rPr>
+          <w:lang w:val="es-ES_tradnl"/>
+        </w:rPr>
+      </w:pPr>
+    </w:p>
+    <w:p>
+      <w:pPr>
+        <w:rPr>
+          <w:lang w:val="es-ES_tradnl"/>
+        </w:rPr>
+      </w:pPr>
+      <w:r>
+        <w:rPr>
+          <w:lang w:val="es-ES_tradnl"/>
+        </w:rPr>
+        <w:t>Plan de consulta propuesto:</w:t>
+      </w:r>
+    </w:p>
+    <w:p>
+      <w:pPr>
+        <w:rPr>
+          <w:lang w:val="es-ES_tradnl"/>
+        </w:rPr>
+      </w:pPr>
+    </w:p>
+    <w:p>
+      <w:pPr>
+        <w:rPr>
+          <w:lang w:val="es-ES_tradnl"/>
+        </w:rPr>
+      </w:pPr>
+      <w:r>
+        <w:rPr>
+          <w:lang w:val="es-ES_tradnl"/>
+        </w:rPr>
+        <w:t>Análisis:</w:t>
+      </w:r>
+    </w:p>
+    <w:p>
+      <w:pPr>
+        <w:rPr>
+          <w:lang w:val="es-ES_tradnl"/>
+        </w:rPr>
+      </w:pPr>
+    </w:p>
+    <w:p>
+      <w:pPr>
+        <w:rPr>
+          <w:lang w:val="es-ES_tradnl"/>
+        </w:rPr>
+      </w:pPr>
+    </w:p>
+    <w:p>
+      <w:pPr>
+        <w:rPr>
+          <w:lang w:val="es-ES_tradnl"/>
+        </w:rPr>
+      </w:pPr>
+    </w:p>
+    <w:p>
+      <w:pPr>
+        <w:rPr>
+          <w:lang w:val="es-ES_tradnl"/>
+        </w:rPr>
+      </w:pPr>
+    </w:p>
+    <w:p>
+      <w:pPr>
+        <w:pStyle w:val="Heading3"/>
+      </w:pPr>
+      <w:bookmarkStart w:id="18" w:name="_Toc26268722"/>
+      <w:r>
+        <w:t>RFC</w:t>
+      </w:r>
+      <w:r>
+        <w:t>10</w:t>
+      </w:r>
+      <w:bookmarkEnd w:id="18"/>
+    </w:p>
+    <w:p>
+      <w:pPr>
+        <w:rPr>
+          <w:lang w:val="es-ES_tradnl"/>
+        </w:rPr>
+      </w:pPr>
+      <w:r>
+        <w:rPr>
+          <w:lang w:val="es-ES_tradnl"/>
+        </w:rPr>
+        <w:t>Sentencias utilizadas:</w:t>
+      </w:r>
+    </w:p>
+    <w:p>
+      <w:pPr>
+        <w:rPr>
+          <w:lang w:val="es-ES_tradnl"/>
+        </w:rPr>
+      </w:pPr>
+    </w:p>
+    <w:p>
+      <w:pPr>
+        <w:rPr>
+          <w:lang w:val="es-ES_tradnl"/>
+        </w:rPr>
+      </w:pPr>
+      <w:r>
+        <w:rPr>
+          <w:lang w:val="es-ES_tradnl"/>
+        </w:rPr>
+        <w:t>Distribución de datos:</w:t>
+      </w:r>
+    </w:p>
+    <w:p>
+      <w:pPr>
+        <w:rPr>
+          <w:lang w:val="es-ES_tradnl"/>
+        </w:rPr>
+      </w:pPr>
+    </w:p>
+    <w:p>
+      <w:pPr>
+        <w:rPr>
+          <w:lang w:val="es-ES_tradnl"/>
+        </w:rPr>
+      </w:pPr>
+      <w:r>
+        <w:rPr>
+          <w:lang w:val="es-ES_tradnl"/>
+        </w:rPr>
+        <w:t>Valores específicos de parámetros:</w:t>
+      </w:r>
+    </w:p>
+    <w:p>
+      <w:pPr>
+        <w:rPr>
+          <w:lang w:val="es-ES_tradnl"/>
+        </w:rPr>
+      </w:pPr>
+    </w:p>
+    <w:p>
+      <w:pPr>
+        <w:rPr>
+          <w:lang w:val="es-ES_tradnl"/>
+        </w:rPr>
+      </w:pPr>
+      <w:r>
+        <w:rPr>
+          <w:lang w:val="es-ES_tradnl"/>
+        </w:rPr>
+        <w:t>Planes de consulta de Oracle:</w:t>
+      </w:r>
+    </w:p>
+    <w:p>
+      <w:pPr>
+        <w:rPr>
+          <w:lang w:val="es-ES_tradnl"/>
+        </w:rPr>
+      </w:pPr>
+    </w:p>
+    <w:p>
+      <w:pPr>
+        <w:rPr>
+          <w:lang w:val="es-ES_tradnl"/>
+        </w:rPr>
+      </w:pPr>
+      <w:r>
+        <w:rPr>
+          <w:lang w:val="es-ES_tradnl"/>
+        </w:rPr>
+        <w:t>Tiempos:</w:t>
+      </w:r>
+    </w:p>
+    <w:p>
+      <w:pPr>
+        <w:rPr>
+          <w:lang w:val="es-ES_tradnl"/>
+        </w:rPr>
+      </w:pPr>
+    </w:p>
+    <w:p>
+      <w:pPr>
+        <w:rPr>
+          <w:lang w:val="es-ES_tradnl"/>
+        </w:rPr>
+      </w:pPr>
+      <w:r>
+        <w:rPr>
+          <w:lang w:val="es-ES_tradnl"/>
+        </w:rPr>
+        <w:t>Plan de consulta propuesto:</w:t>
+      </w:r>
+    </w:p>
+    <w:p>
+      <w:pPr>
+        <w:rPr>
+          <w:lang w:val="es-ES_tradnl"/>
+        </w:rPr>
+      </w:pPr>
+    </w:p>
+    <w:p>
+      <w:pPr>
+        <w:rPr>
+          <w:lang w:val="es-ES_tradnl"/>
+        </w:rPr>
+      </w:pPr>
+      <w:r>
+        <w:rPr>
+          <w:lang w:val="es-ES_tradnl"/>
+        </w:rPr>
+        <w:t>Análisis:</w:t>
+      </w:r>
+    </w:p>
+    <w:p>
+      <w:pPr>
+        <w:rPr>
+          <w:lang w:val="es-ES_tradnl"/>
+        </w:rPr>
+      </w:pPr>
+    </w:p>
+    <w:p>
+      <w:pPr>
+        <w:pStyle w:val="Heading3"/>
+      </w:pPr>
+      <w:bookmarkStart w:id="19" w:name="_Toc26268723"/>
+      <w:r>
+        <w:t>RFC</w:t>
+      </w:r>
+      <w:r>
+        <w:t>11</w:t>
+      </w:r>
+      <w:bookmarkEnd w:id="19"/>
+    </w:p>
+    <w:p>
+      <w:pPr>
+        <w:rPr>
+          <w:lang w:val="es-ES_tradnl"/>
+        </w:rPr>
+      </w:pPr>
+      <w:r>
+        <w:rPr>
+          <w:lang w:val="es-ES_tradnl"/>
+        </w:rPr>
+        <w:t>Sentencias utilizadas:</w:t>
+      </w:r>
+    </w:p>
+    <w:p>
+      <w:pPr>
+        <w:rPr>
+          <w:lang w:val="es-ES_tradnl"/>
+        </w:rPr>
+      </w:pPr>
+    </w:p>
+    <w:p>
+      <w:pPr>
+        <w:rPr>
+          <w:lang w:val="es-ES_tradnl"/>
+        </w:rPr>
+      </w:pPr>
+      <w:r>
+        <w:rPr>
+          <w:lang w:val="es-ES_tradnl"/>
+        </w:rPr>
+        <w:t>Distribución de datos:</w:t>
+      </w:r>
+    </w:p>
+    <w:p>
+      <w:pPr>
+        <w:rPr>
+          <w:lang w:val="es-ES_tradnl"/>
+        </w:rPr>
+      </w:pPr>
+    </w:p>
+    <w:p>
+      <w:pPr>
+        <w:rPr>
+          <w:lang w:val="es-ES_tradnl"/>
+        </w:rPr>
+      </w:pPr>
+      <w:r>
+        <w:rPr>
+          <w:lang w:val="es-ES_tradnl"/>
+        </w:rPr>
+        <w:t>Valores específicos de parámetros:</w:t>
+      </w:r>
+    </w:p>
+    <w:p>
+      <w:pPr>
+        <w:rPr>
+          <w:lang w:val="es-ES_tradnl"/>
+        </w:rPr>
+      </w:pPr>
+    </w:p>
+    <w:p>
+      <w:pPr>
+        <w:rPr>
+          <w:lang w:val="es-ES_tradnl"/>
+        </w:rPr>
+      </w:pPr>
+      <w:r>
+        <w:rPr>
+          <w:lang w:val="es-ES_tradnl"/>
+        </w:rPr>
+        <w:t>Planes de consulta de Oracle:</w:t>
+      </w:r>
+    </w:p>
+    <w:p>
+      <w:pPr>
+        <w:rPr>
+          <w:lang w:val="es-ES_tradnl"/>
+        </w:rPr>
+      </w:pPr>
+    </w:p>
+    <w:p>
+      <w:pPr>
+        <w:rPr>
+          <w:lang w:val="es-ES_tradnl"/>
+        </w:rPr>
+      </w:pPr>
+      <w:r>
+        <w:rPr>
+          <w:lang w:val="es-ES_tradnl"/>
+        </w:rPr>
+        <w:t>Tiempos:</w:t>
+      </w:r>
+    </w:p>
+    <w:p>
+      <w:pPr>
+        <w:rPr>
+          <w:lang w:val="es-ES_tradnl"/>
+        </w:rPr>
+      </w:pPr>
+    </w:p>
+    <w:p>
+      <w:pPr>
+        <w:rPr>
+          <w:lang w:val="es-ES_tradnl"/>
+        </w:rPr>
+      </w:pPr>
+      <w:r>
+        <w:rPr>
+          <w:lang w:val="es-ES_tradnl"/>
+        </w:rPr>
+        <w:t>Plan de consulta propuesto:</w:t>
+      </w:r>
+    </w:p>
+    <w:p>
+      <w:pPr>
+        <w:rPr>
+          <w:lang w:val="es-ES_tradnl"/>
+        </w:rPr>
+      </w:pPr>
+    </w:p>
+    <w:p>
+      <w:pPr>
+        <w:rPr>
+          <w:lang w:val="es-ES_tradnl"/>
+        </w:rPr>
+      </w:pPr>
+      <w:r>
+        <w:rPr>
+          <w:lang w:val="es-ES_tradnl"/>
+        </w:rPr>
+        <w:t>Análisis:</w:t>
+      </w:r>
+    </w:p>
+    <w:p>
+      <w:pPr>
+        <w:rPr>
+          <w:lang w:val="es-ES_tradnl"/>
+        </w:rPr>
+      </w:pPr>
+    </w:p>
+    <w:p>
+      <w:pPr>
+        <w:rPr>
+          <w:lang w:val="es-ES_tradnl"/>
+        </w:rPr>
+      </w:pPr>
+    </w:p>
+    <w:p>
+      <w:pPr>
+        <w:pStyle w:val="Heading3"/>
+      </w:pPr>
+      <w:bookmarkStart w:id="20" w:name="_Toc26268724"/>
+      <w:r>
+        <w:t>RFC1</w:t>
+      </w:r>
+      <w:r>
+        <w:t>2</w:t>
+      </w:r>
+      <w:bookmarkEnd w:id="20"/>
+    </w:p>
+    <w:p>
+      <w:pPr>
+        <w:rPr>
+          <w:lang w:val="es-ES_tradnl"/>
+        </w:rPr>
+      </w:pPr>
+      <w:r>
+        <w:rPr>
+          <w:lang w:val="es-ES_tradnl"/>
+        </w:rPr>
+        <w:t>Sentencias utilizadas:</w:t>
+      </w:r>
+    </w:p>
+    <w:p>
+      <w:pPr>
+        <w:rPr>
+          <w:lang w:val="es-ES_tradnl"/>
+        </w:rPr>
+      </w:pPr>
+    </w:p>
+    <w:p>
+      <w:pPr>
+        <w:rPr>
+          <w:lang w:val="es-ES_tradnl"/>
+        </w:rPr>
+      </w:pPr>
+      <w:r>
+        <w:rPr>
+          <w:lang w:val="es-ES_tradnl"/>
+        </w:rPr>
+        <w:t>Distribución de datos:</w:t>
+      </w:r>
+    </w:p>
+    <w:p>
+      <w:pPr>
+        <w:rPr>
+          <w:lang w:val="es-ES_tradnl"/>
+        </w:rPr>
+      </w:pPr>
+    </w:p>
+    <w:p>
+      <w:pPr>
+        <w:rPr>
+          <w:lang w:val="es-ES_tradnl"/>
+        </w:rPr>
+      </w:pPr>
+      <w:r>
+        <w:rPr>
+          <w:lang w:val="es-ES_tradnl"/>
+        </w:rPr>
+        <w:t>Valores específicos de parámetros:</w:t>
+      </w:r>
+    </w:p>
+    <w:p>
+      <w:pPr>
+        <w:rPr>
+          <w:lang w:val="es-ES_tradnl"/>
+        </w:rPr>
+      </w:pPr>
+    </w:p>
+    <w:p>
+      <w:pPr>
+        <w:rPr>
+          <w:lang w:val="es-ES_tradnl"/>
+        </w:rPr>
+      </w:pPr>
+      <w:r>
+        <w:rPr>
+          <w:lang w:val="es-ES_tradnl"/>
+        </w:rPr>
+        <w:t>Planes de consulta de Oracle:</w:t>
+      </w:r>
+    </w:p>
+    <w:p>
+      <w:pPr>
+        <w:rPr>
+          <w:lang w:val="es-ES_tradnl"/>
+        </w:rPr>
+      </w:pPr>
+    </w:p>
+    <w:p>
+      <w:pPr>
+        <w:rPr>
+          <w:lang w:val="es-ES_tradnl"/>
+        </w:rPr>
+      </w:pPr>
+      <w:r>
+        <w:rPr>
+          <w:lang w:val="es-ES_tradnl"/>
+        </w:rPr>
+        <w:t>Tiempos:</w:t>
+      </w:r>
+    </w:p>
+    <w:p>
+      <w:pPr>
+        <w:rPr>
+          <w:lang w:val="es-ES_tradnl"/>
+        </w:rPr>
+      </w:pPr>
+    </w:p>
+    <w:p>
+      <w:pPr>
+        <w:rPr>
+          <w:lang w:val="es-ES_tradnl"/>
+        </w:rPr>
+      </w:pPr>
+      <w:r>
+        <w:rPr>
+          <w:lang w:val="es-ES_tradnl"/>
+        </w:rPr>
+        <w:t>Plan de consulta propuesto:</w:t>
+      </w:r>
+    </w:p>
+    <w:p>
+      <w:pPr>
+        <w:rPr>
+          <w:lang w:val="es-ES_tradnl"/>
+        </w:rPr>
+      </w:pPr>
+    </w:p>
+    <w:p>
+      <w:pPr>
+        <w:rPr>
+          <w:lang w:val="es-ES_tradnl"/>
+        </w:rPr>
+      </w:pPr>
+      <w:r>
+        <w:rPr>
+          <w:lang w:val="es-ES_tradnl"/>
+        </w:rPr>
+        <w:t>Análisis:</w:t>
+      </w:r>
+    </w:p>
+    <w:p>
+      <w:pPr>
+        <w:ind w:firstLine="0"/>
+        <w:rPr>
+          <w:lang w:val="es-ES_tradnl"/>
+        </w:rPr>
+      </w:pPr>
+    </w:p>
+    <w:p>
+      <w:pPr>
+        <w:ind w:firstLine="0"/>
+        <w:rPr>
+          <w:lang w:val="es-ES_tradnl"/>
+        </w:rPr>
+      </w:pPr>
+    </w:p>
+    <w:p>
+      <w:pPr>
+        <w:pStyle w:val="Heading1"/>
+        <w:rPr>
           <w:lang w:val="es-ES"/>
         </w:rPr>
+      </w:pPr>
+      <w:bookmarkStart w:id="21" w:name="_Toc26268725"/>
+      <w:r>
+        <w:rPr>
+          <w:lang w:val="es-ES"/>
+        </w:rPr>
         <w:lastRenderedPageBreak/>
-        <w:drawing>
-          <wp:inline distT="0" distB="0" distL="0" distR="0" wp14:anchorId="301C1A05" wp14:editId="5BD602D1">
-            <wp:extent cx="4902200" cy="5092700"/>
-            <wp:effectExtent l="0" t="0" r="0" b="0"/>
-            <wp:docPr id="3" name="Picture 3" descr="A close up of text on a white background&#10;&#10;Description automatically generated"/>
-            <wp:cNvGraphicFramePr>
-              <a:graphicFrameLocks xmlns:a="http://schemas.openxmlformats.org/drawingml/2006/main" noChangeAspect="1"/>
-            </wp:cNvGraphicFramePr>
-            <a:graphic xmlns:a="http://schemas.openxmlformats.org/drawingml/2006/main">
-              <a:graphicData uri="http://schemas.openxmlformats.org/drawingml/2006/picture">
-                <pic:pic xmlns:pic="http://schemas.openxmlformats.org/drawingml/2006/picture">
-                  <pic:nvPicPr>
-                    <pic:cNvPr id="3" name="Screen Shot 2019-11-03 at 9.55.51 AM.png"/>
-                    <pic:cNvPicPr/>
-                  </pic:nvPicPr>
-                  <pic:blipFill>
-                    <a:blip r:embed="rId13">
-                      <a:extLst>
-                        <a:ext uri="{28A0092B-C50C-407E-A947-70E740481C1C}">
-                          <a14:useLocalDpi xmlns:a14="http://schemas.microsoft.com/office/drawing/2010/main" val="0"/>
-                        </a:ext>
-                      </a:extLst>
-                    </a:blip>
-                    <a:stretch>
-                      <a:fillRect/>
-                    </a:stretch>
-                  </pic:blipFill>
-                  <pic:spPr>
-                    <a:xfrm>
-                      <a:off x="0" y="0"/>
-                      <a:ext cx="4902200" cy="5092700"/>
-                    </a:xfrm>
-                    <a:prstGeom prst="rect">
-                      <a:avLst/>
-                    </a:prstGeom>
-                  </pic:spPr>
-                </pic:pic>
-              </a:graphicData>
-            </a:graphic>
-          </wp:inline>
-        </w:drawing>
-      </w:r>
-    </w:p>
-    <w:p>
-      <w:pPr>
-        <w:pStyle w:val="TtuloFigura"/>
+        <w:t>Construcción de</w:t>
+      </w:r>
+      <w:r>
         <w:rPr>
           <w:lang w:val="es-ES"/>
         </w:rPr>
-      </w:pPr>
-      <w:bookmarkStart w:id="16" w:name="_Ref23668234"/>
-      <w:r>
-        <w:t xml:space="preserve">Figura </w:t>
-      </w:r>
-      <w:r>
-        <w:fldChar w:fldCharType="begin"/>
-      </w:r>
-      <w:r>
-        <w:instrText xml:space="preserve"> SEQ Figura \* ARABIC </w:instrText>
-      </w:r>
-      <w:r>
-        <w:fldChar w:fldCharType="separate"/>
-      </w:r>
-      <w:r>
-        <w:rPr>
-          <w:noProof/>
-        </w:rPr>
-        <w:t>3</w:t>
-      </w:r>
-      <w:r>
-        <w:fldChar w:fldCharType="end"/>
-      </w:r>
-      <w:bookmarkEnd w:id="16"/>
-      <w:r>
-        <w:t>: captura de pantalla del resultado de la consulta (filas 42-81)</w:t>
+        <w:t xml:space="preserve"> la aplicación</w:t>
+      </w:r>
+      <w:bookmarkEnd w:id="21"/>
+    </w:p>
+    <w:p>
+      <w:pPr>
+        <w:pStyle w:val="Heading2"/>
+      </w:pPr>
+      <w:bookmarkStart w:id="22" w:name="_Toc26268726"/>
+      <w:r>
+        <w:t>Diseño de datos</w:t>
+      </w:r>
+      <w:bookmarkEnd w:id="22"/>
+    </w:p>
+    <w:p>
+      <w:pPr>
+        <w:rPr>
+          <w:color w:val="FF0000"/>
+          <w:lang w:val="es-ES_tradnl"/>
+        </w:rPr>
+      </w:pPr>
+      <w:r>
+        <w:rPr>
+          <w:color w:val="FF0000"/>
+          <w:lang w:val="es-ES_tradnl"/>
+        </w:rPr>
+        <w:t>Documente claramente el proceso de carga de datos: cómo fue realizado, cómo logró el volumen de datos solicitado, ...</w:t>
       </w:r>
     </w:p>
     <w:p>
       <w:pPr>
         <w:ind w:firstLine="0"/>
         <w:rPr>
-          <w:lang w:val="es-ES"/>
-        </w:rPr>
-      </w:pPr>
-      <w:r>
-        <w:rPr>
-          <w:lang w:val="es-ES"/>
-        </w:rPr>
-        <w:tab/>
-      </w:r>
-    </w:p>
-    <w:p>
-      <w:pPr>
-        <w:rPr>
-          <w:lang w:val="es-ES"/>
-        </w:rPr>
-      </w:pPr>
-      <w:r>
-        <w:rPr>
-          <w:lang w:val="es-ES"/>
-        </w:rPr>
-        <w:t xml:space="preserve">Los cambios más relevantes entre el diseño de cada iteración son las adiciones de las nuevas tablas mencionadas en </w:t>
-      </w:r>
-      <w:r>
-        <w:rPr>
-          <w:lang w:val="es-ES"/>
-        </w:rPr>
-        <w:fldChar w:fldCharType="begin"/>
-      </w:r>
-      <w:r>
-        <w:rPr>
-          <w:lang w:val="es-ES"/>
-        </w:rPr>
-        <w:instrText xml:space="preserve"> REF _Ref23668116 \n \h </w:instrText>
-      </w:r>
-      <w:r>
-        <w:rPr>
-          <w:lang w:val="es-ES"/>
-        </w:rPr>
-      </w:r>
-      <w:r>
-        <w:rPr>
-          <w:lang w:val="es-ES"/>
-        </w:rPr>
-        <w:fldChar w:fldCharType="separate"/>
-      </w:r>
-      <w:r>
-        <w:rPr>
-          <w:lang w:val="es-ES"/>
-        </w:rPr>
-        <w:t>2</w:t>
-      </w:r>
-      <w:r>
-        <w:rPr>
-          <w:lang w:val="es-ES"/>
-        </w:rPr>
-        <w:t>.</w:t>
-      </w:r>
-      <w:r>
-        <w:rPr>
-          <w:lang w:val="es-ES"/>
-        </w:rPr>
-        <w:t>2</w:t>
-      </w:r>
-      <w:r>
-        <w:rPr>
-          <w:lang w:val="es-ES"/>
-        </w:rPr>
-        <w:fldChar w:fldCharType="end"/>
-      </w:r>
-      <w:r>
-        <w:rPr>
-          <w:lang w:val="es-ES"/>
-        </w:rPr>
-        <w:t xml:space="preserve">. Es decir, las filas 4 a 14 y 75 a 76 en </w:t>
-      </w:r>
-      <w:r>
-        <w:rPr>
-          <w:lang w:val="es-ES"/>
-        </w:rPr>
-        <w:fldChar w:fldCharType="begin"/>
-      </w:r>
-      <w:r>
-        <w:rPr>
-          <w:lang w:val="es-ES"/>
-        </w:rPr>
-        <w:instrText xml:space="preserve"> REF _Ref23668229 \h </w:instrText>
-      </w:r>
-      <w:r>
-        <w:rPr>
-          <w:lang w:val="es-ES"/>
-        </w:rPr>
-      </w:r>
-      <w:r>
-        <w:rPr>
-          <w:lang w:val="es-ES"/>
-        </w:rPr>
-        <w:fldChar w:fldCharType="separate"/>
-      </w:r>
-      <w:r>
-        <w:t xml:space="preserve">Figura </w:t>
-      </w:r>
-      <w:r>
-        <w:rPr>
-          <w:noProof/>
-        </w:rPr>
-        <w:t>2</w:t>
-      </w:r>
-      <w:r>
-        <w:rPr>
-          <w:lang w:val="es-ES"/>
-        </w:rPr>
-        <w:fldChar w:fldCharType="end"/>
-      </w:r>
-      <w:r>
-        <w:rPr>
-          <w:lang w:val="es-ES"/>
-        </w:rPr>
-        <w:t xml:space="preserve">  y </w:t>
-      </w:r>
-      <w:r>
-        <w:rPr>
-          <w:lang w:val="es-ES"/>
-        </w:rPr>
-        <w:fldChar w:fldCharType="begin"/>
-      </w:r>
-      <w:r>
-        <w:rPr>
-          <w:lang w:val="es-ES"/>
-        </w:rPr>
-        <w:instrText xml:space="preserve"> REF _Ref23668234 \h </w:instrText>
-      </w:r>
-      <w:r>
-        <w:rPr>
-          <w:lang w:val="es-ES"/>
-        </w:rPr>
-      </w:r>
-      <w:r>
-        <w:rPr>
-          <w:lang w:val="es-ES"/>
-        </w:rPr>
-        <w:fldChar w:fldCharType="separate"/>
-      </w:r>
-      <w:r>
-        <w:t xml:space="preserve">Figura </w:t>
-      </w:r>
-      <w:r>
-        <w:rPr>
-          <w:noProof/>
-        </w:rPr>
-        <w:t>3</w:t>
-      </w:r>
-      <w:r>
-        <w:rPr>
-          <w:lang w:val="es-ES"/>
-        </w:rPr>
-        <w:fldChar w:fldCharType="end"/>
-      </w:r>
-      <w:r>
-        <w:rPr>
-          <w:lang w:val="es-ES"/>
-        </w:rPr>
-        <w:t xml:space="preserve">. Además, se agregó una restricción de llave foránea </w:t>
-      </w:r>
-      <w:r>
-        <w:rPr>
-          <w:lang w:val="es-ES"/>
-        </w:rPr>
-        <w:t xml:space="preserve">para el campo </w:t>
-      </w:r>
-      <w:proofErr w:type="spellStart"/>
-      <w:r>
-        <w:rPr>
-          <w:rStyle w:val="CdigoFuente"/>
-        </w:rPr>
-        <w:t>campania</w:t>
-      </w:r>
-      <w:proofErr w:type="spellEnd"/>
-      <w:r>
-        <w:rPr>
-          <w:lang w:val="es-ES"/>
-        </w:rPr>
-        <w:t xml:space="preserve"> en</w:t>
-      </w:r>
-      <w:r>
-        <w:rPr>
-          <w:lang w:val="es-ES"/>
-        </w:rPr>
-        <w:t xml:space="preserve"> </w:t>
-      </w:r>
-      <w:proofErr w:type="spellStart"/>
-      <w:r>
-        <w:rPr>
-          <w:rStyle w:val="CdigoFuente"/>
-        </w:rPr>
-        <w:t>ReservaServicio</w:t>
-      </w:r>
-      <w:proofErr w:type="spellEnd"/>
-      <w:r>
-        <w:rPr>
-          <w:lang w:val="es-ES"/>
-        </w:rPr>
-        <w:t xml:space="preserve"> que corresponde a la fila 51 en </w:t>
-      </w:r>
-      <w:r>
-        <w:rPr>
-          <w:lang w:val="es-ES"/>
-        </w:rPr>
-        <w:t xml:space="preserve">la </w:t>
-      </w:r>
-      <w:r>
-        <w:rPr>
-          <w:lang w:val="es-ES"/>
-        </w:rPr>
-        <w:fldChar w:fldCharType="begin"/>
-      </w:r>
-      <w:r>
-        <w:rPr>
-          <w:lang w:val="es-ES"/>
-        </w:rPr>
-        <w:instrText xml:space="preserve"> REF _Ref23668234 \h </w:instrText>
-      </w:r>
-      <w:r>
-        <w:rPr>
-          <w:lang w:val="es-ES"/>
-        </w:rPr>
-      </w:r>
-      <w:r>
-        <w:rPr>
-          <w:lang w:val="es-ES"/>
-        </w:rPr>
-        <w:fldChar w:fldCharType="separate"/>
-      </w:r>
-      <w:r>
-        <w:t xml:space="preserve">Figura </w:t>
-      </w:r>
-      <w:r>
-        <w:rPr>
-          <w:noProof/>
-        </w:rPr>
-        <w:t>3</w:t>
-      </w:r>
-      <w:r>
-        <w:rPr>
-          <w:lang w:val="es-ES"/>
-        </w:rPr>
-        <w:fldChar w:fldCharType="end"/>
-      </w:r>
-      <w:r>
-        <w:rPr>
-          <w:lang w:val="es-ES"/>
-        </w:rPr>
-        <w:t xml:space="preserve">, se </w:t>
-      </w:r>
-      <w:r>
-        <w:rPr>
-          <w:lang w:val="es-ES"/>
-        </w:rPr>
-        <w:t>comenzó a permitir</w:t>
-      </w:r>
-      <w:r>
-        <w:rPr>
-          <w:lang w:val="es-ES"/>
-        </w:rPr>
-        <w:t xml:space="preserve"> nulos en la columna </w:t>
-      </w:r>
-      <w:r>
-        <w:rPr>
-          <w:rStyle w:val="CdigoFuente"/>
-        </w:rPr>
-        <w:t>NUMDOC</w:t>
-      </w:r>
-      <w:r>
-        <w:rPr>
-          <w:rStyle w:val="CdigoFuente"/>
-        </w:rPr>
-        <w:t xml:space="preserve"> </w:t>
-      </w:r>
-      <w:r>
-        <w:rPr>
-          <w:lang w:val="es-ES"/>
-        </w:rPr>
-        <w:t xml:space="preserve">(ver fila 57 en </w:t>
-      </w:r>
-      <w:r>
-        <w:rPr>
-          <w:lang w:val="es-ES"/>
-        </w:rPr>
-        <w:fldChar w:fldCharType="begin"/>
-      </w:r>
-      <w:r>
-        <w:rPr>
-          <w:lang w:val="es-ES"/>
-        </w:rPr>
-        <w:instrText xml:space="preserve"> REF _Ref23668234 \h </w:instrText>
-      </w:r>
-      <w:r>
-        <w:rPr>
-          <w:lang w:val="es-ES"/>
-        </w:rPr>
-      </w:r>
-      <w:r>
-        <w:rPr>
-          <w:lang w:val="es-ES"/>
-        </w:rPr>
-        <w:fldChar w:fldCharType="separate"/>
-      </w:r>
-      <w:r>
-        <w:t xml:space="preserve">Figura </w:t>
-      </w:r>
-      <w:r>
-        <w:rPr>
-          <w:noProof/>
-        </w:rPr>
-        <w:t>3</w:t>
-      </w:r>
-      <w:r>
-        <w:rPr>
-          <w:lang w:val="es-ES"/>
-        </w:rPr>
-        <w:fldChar w:fldCharType="end"/>
-      </w:r>
-      <w:r>
-        <w:rPr>
-          <w:lang w:val="es-ES"/>
-        </w:rPr>
-        <w:fldChar w:fldCharType="begin"/>
-      </w:r>
-      <w:r>
-        <w:rPr>
-          <w:lang w:val="es-ES"/>
-        </w:rPr>
-        <w:instrText xml:space="preserve"> REF _Ref23668229 \h </w:instrText>
-      </w:r>
-      <w:r>
-        <w:rPr>
-          <w:lang w:val="es-ES"/>
-        </w:rPr>
-      </w:r>
-      <w:r>
-        <w:rPr>
-          <w:lang w:val="es-ES"/>
-        </w:rPr>
-        <w:fldChar w:fldCharType="separate"/>
-      </w:r>
-      <w:r>
-        <w:rPr>
-          <w:lang w:val="es-ES"/>
-        </w:rPr>
-        <w:fldChar w:fldCharType="end"/>
-      </w:r>
-      <w:r>
-        <w:rPr>
-          <w:lang w:val="es-ES"/>
-        </w:rPr>
-        <w:t xml:space="preserve">), se agregó una restricción de llave foránea para el campo </w:t>
-      </w:r>
-      <w:r>
-        <w:rPr>
-          <w:rStyle w:val="CdigoFuente"/>
-        </w:rPr>
-        <w:t>tipo</w:t>
-      </w:r>
-      <w:r>
-        <w:rPr>
-          <w:lang w:val="es-ES"/>
-        </w:rPr>
-        <w:t xml:space="preserve"> en </w:t>
-      </w:r>
-      <w:r>
-        <w:rPr>
-          <w:rStyle w:val="CdigoFuente"/>
-        </w:rPr>
-        <w:t>Servicios</w:t>
-      </w:r>
-      <w:r>
-        <w:rPr>
-          <w:lang w:val="es-ES"/>
-        </w:rPr>
-        <w:t xml:space="preserve"> que corresponde a la fila 62 de la </w:t>
-      </w:r>
-      <w:r>
-        <w:rPr>
-          <w:lang w:val="es-ES"/>
-        </w:rPr>
-        <w:fldChar w:fldCharType="begin"/>
-      </w:r>
-      <w:r>
-        <w:rPr>
-          <w:lang w:val="es-ES"/>
-        </w:rPr>
-        <w:instrText xml:space="preserve"> REF _Ref23668234 \h </w:instrText>
-      </w:r>
-      <w:r>
-        <w:rPr>
-          <w:lang w:val="es-ES"/>
-        </w:rPr>
-      </w:r>
-      <w:r>
-        <w:rPr>
-          <w:lang w:val="es-ES"/>
-        </w:rPr>
-        <w:fldChar w:fldCharType="separate"/>
-      </w:r>
-      <w:r>
-        <w:t xml:space="preserve">Figura </w:t>
-      </w:r>
-      <w:r>
-        <w:rPr>
-          <w:noProof/>
-        </w:rPr>
-        <w:t>3</w:t>
-      </w:r>
-      <w:r>
-        <w:rPr>
-          <w:lang w:val="es-ES"/>
-        </w:rPr>
-        <w:fldChar w:fldCharType="end"/>
-      </w:r>
-      <w:r>
-        <w:rPr>
-          <w:lang w:val="es-ES"/>
-        </w:rPr>
-        <w:t xml:space="preserve">, y se insertaron dos columnas para el manejo del horario de atención en </w:t>
-      </w:r>
-      <w:proofErr w:type="spellStart"/>
-      <w:r>
-        <w:rPr>
-          <w:rStyle w:val="CdigoFuente"/>
-        </w:rPr>
-        <w:t>ServiciosIPS</w:t>
-      </w:r>
-      <w:proofErr w:type="spellEnd"/>
-      <w:r>
-        <w:rPr>
-          <w:lang w:val="es-ES"/>
-        </w:rPr>
-        <w:t xml:space="preserve"> que corresponden a las filas 64 y 65 de la </w:t>
-      </w:r>
-      <w:r>
-        <w:rPr>
-          <w:lang w:val="es-ES"/>
-        </w:rPr>
-        <w:fldChar w:fldCharType="begin"/>
-      </w:r>
-      <w:r>
-        <w:rPr>
-          <w:lang w:val="es-ES"/>
-        </w:rPr>
-        <w:instrText xml:space="preserve"> REF _Ref23668234 \h </w:instrText>
-      </w:r>
-      <w:r>
-        <w:rPr>
-          <w:lang w:val="es-ES"/>
-        </w:rPr>
-      </w:r>
-      <w:r>
-        <w:rPr>
-          <w:lang w:val="es-ES"/>
-        </w:rPr>
-        <w:fldChar w:fldCharType="separate"/>
-      </w:r>
-      <w:r>
-        <w:t xml:space="preserve">Figura </w:t>
-      </w:r>
-      <w:r>
-        <w:rPr>
-          <w:noProof/>
-        </w:rPr>
-        <w:t>3</w:t>
-      </w:r>
-      <w:r>
-        <w:rPr>
-          <w:lang w:val="es-ES"/>
-        </w:rPr>
-        <w:fldChar w:fldCharType="end"/>
-      </w:r>
-      <w:r>
-        <w:rPr>
-          <w:lang w:val="es-ES"/>
-        </w:rPr>
-        <w:t xml:space="preserve">. </w:t>
-      </w:r>
+          <w:lang w:val="es-ES_tradnl"/>
+        </w:rPr>
+      </w:pPr>
+    </w:p>
+    <w:p>
+      <w:pPr>
+        <w:ind w:firstLine="0"/>
+        <w:rPr>
+          <w:lang w:val="es-ES_tradnl"/>
+        </w:rPr>
+      </w:pPr>
     </w:p>
     <w:p>
       <w:pPr>
         <w:pStyle w:val="Heading2"/>
-        <w:rPr>
-          <w:lang w:val="es-ES"/>
-        </w:rPr>
-      </w:pPr>
-      <w:bookmarkStart w:id="17" w:name="_Toc23665369"/>
-      <w:r>
-        <w:rPr>
-          <w:lang w:val="es-ES"/>
-        </w:rPr>
-        <w:t>Validación del modelo</w:t>
-      </w:r>
-      <w:bookmarkEnd w:id="17"/>
-    </w:p>
-    <w:p>
-      <w:pPr>
-        <w:rPr>
-          <w:lang w:val="es-ES"/>
-        </w:rPr>
-      </w:pPr>
-      <w:r>
-        <w:rPr>
-          <w:lang w:val="es-ES"/>
-        </w:rPr>
-        <w:t xml:space="preserve">El modelo está en BCNF debido que todas las columnas presentan atributos simples, y no existen dependencias parciales ni transitivas. Esto se puede ver ya que todos los atributos que dependen de un solo parámetro como lo son las características de las entidades (IPS, usuarios) están en tablas </w:t>
-      </w:r>
-      <w:r>
-        <w:rPr>
-          <w:lang w:val="es-ES"/>
-        </w:rPr>
-        <w:t>con estos parámetros como llaves primarias. En cambio, en las tablas que representan relaciones únicamente se encuentra información sobre la relación. Ningún atributo que describa una entidad se repite en tablas de relación. De hecho, las tablas de relación que no requieren de un id no lo tienen para evitar gastar más memoria.</w:t>
-      </w:r>
-    </w:p>
-    <w:p>
-      <w:pPr>
-        <w:pStyle w:val="Heading2"/>
-      </w:pPr>
-      <w:bookmarkStart w:id="18" w:name="_Toc23665370"/>
-      <w:r>
-        <w:lastRenderedPageBreak/>
-        <w:t>Nuev</w:t>
-      </w:r>
-      <w:bookmarkEnd w:id="18"/>
-      <w:r>
-        <w:t>as reglas de integridad</w:t>
-      </w:r>
-    </w:p>
-    <w:p>
-      <w:pPr>
-        <w:rPr>
-          <w:lang w:val="es-ES_tradnl"/>
-        </w:rPr>
-      </w:pPr>
-      <w:r>
-        <w:rPr>
-          <w:lang w:val="es-ES_tradnl"/>
-        </w:rPr>
-        <w:t>Para los nuevos requerimientos funcionales se debe comprobar:</w:t>
+      </w:pPr>
+      <w:bookmarkStart w:id="23" w:name="_Toc26268727"/>
+      <w:r>
+        <w:t>Análisis de optimización</w:t>
+      </w:r>
+      <w:bookmarkEnd w:id="23"/>
+    </w:p>
+    <w:p>
+      <w:pPr>
+        <w:rPr>
+          <w:color w:val="FF0000"/>
+          <w:lang w:val="es-ES_tradnl"/>
+        </w:rPr>
+      </w:pPr>
+      <w:r>
+        <w:rPr>
+          <w:color w:val="FF0000"/>
+          <w:lang w:val="es-ES_tradnl"/>
+        </w:rPr>
+        <w:t>Análisis del proceso de optimización y el modelo de ejecución de consultas.</w:t>
       </w:r>
     </w:p>
     <w:p>
@@ -6071,17 +4971,67 @@
         <w:pStyle w:val="ListParagraph"/>
         <w:numPr>
           <w:ilvl w:val="0"/>
-          <w:numId w:val="32"/>
+          <w:numId w:val="37"/>
         </w:numPr>
         <w:rPr>
-          <w:lang w:val="es-ES_tradnl"/>
-        </w:rPr>
-      </w:pPr>
-      <w:r>
-        <w:rPr>
-          <w:lang w:val="es-ES_tradnl"/>
-        </w:rPr>
-        <w:t>Que un servicio no esté deshabilitado a la hora de reservar.</w:t>
+          <w:color w:val="FF0000"/>
+          <w:lang w:val="es-ES_tradnl"/>
+        </w:rPr>
+      </w:pPr>
+      <w:r>
+        <w:rPr>
+          <w:color w:val="FF0000"/>
+          <w:lang w:val="es-ES_tradnl"/>
+        </w:rPr>
+        <w:t>Analice la diferencia entre la ejecución de consultas delegada al manejador de bases de datos como Oracle y compárelo con una ejecución donde la aplicación trae los datos a memoria principal y resuelve con instrucciones de control (</w:t>
+      </w:r>
+      <w:proofErr w:type="spellStart"/>
+      <w:r>
+        <w:rPr>
+          <w:color w:val="FF0000"/>
+          <w:lang w:val="es-ES_tradnl"/>
+        </w:rPr>
+        <w:t>if</w:t>
+      </w:r>
+      <w:proofErr w:type="spellEnd"/>
+      <w:r>
+        <w:rPr>
+          <w:color w:val="FF0000"/>
+          <w:lang w:val="es-ES_tradnl"/>
+        </w:rPr>
+        <w:t xml:space="preserve">, </w:t>
+      </w:r>
+      <w:proofErr w:type="spellStart"/>
+      <w:r>
+        <w:rPr>
+          <w:color w:val="FF0000"/>
+          <w:lang w:val="es-ES_tradnl"/>
+        </w:rPr>
+        <w:t>while</w:t>
+      </w:r>
+      <w:proofErr w:type="spellEnd"/>
+      <w:r>
+        <w:rPr>
+          <w:color w:val="FF0000"/>
+          <w:lang w:val="es-ES_tradnl"/>
+        </w:rPr>
+        <w:t xml:space="preserve">, etc.), los operadores involucrados en las consultas como </w:t>
+      </w:r>
+      <w:proofErr w:type="spellStart"/>
+      <w:r>
+        <w:rPr>
+          <w:color w:val="FF0000"/>
+          <w:lang w:val="es-ES_tradnl"/>
+        </w:rPr>
+        <w:t>joins</w:t>
+      </w:r>
+      <w:proofErr w:type="spellEnd"/>
+      <w:r>
+        <w:rPr>
+          <w:color w:val="FF0000"/>
+          <w:lang w:val="es-ES_tradnl"/>
+        </w:rPr>
+        <w:t>, selecciones y proyecciones.</w:t>
       </w:r>
     </w:p>
     <w:p>
@@ -6089,36 +5039,34 @@
         <w:pStyle w:val="ListParagraph"/>
         <w:numPr>
           <w:ilvl w:val="0"/>
-          <w:numId w:val="32"/>
+          <w:numId w:val="37"/>
         </w:numPr>
         <w:rPr>
-          <w:lang w:val="es-ES_tradnl"/>
-        </w:rPr>
-      </w:pPr>
-      <w:r>
-        <w:rPr>
-          <w:lang w:val="es-ES_tradnl"/>
-        </w:rPr>
-        <w:t>Que sea posible cumplir con todos los requerimientos de una campaña antes de agregarla.</w:t>
-      </w:r>
-    </w:p>
-    <w:p>
-      <w:pPr>
-        <w:pStyle w:val="ListParagraph"/>
-        <w:numPr>
-          <w:ilvl w:val="0"/>
-          <w:numId w:val="32"/>
-        </w:numPr>
-        <w:rPr>
-          <w:lang w:val="es-ES_tradnl"/>
-        </w:rPr>
-      </w:pPr>
-      <w:r>
-        <w:rPr>
-          <w:lang w:val="es-ES_tradnl"/>
-        </w:rPr>
-        <w:t>Que no quede ninguna reserva en las fechas en las que está deshabilitado un servicio.</w:t>
-      </w:r>
+          <w:color w:val="FF0000"/>
+          <w:lang w:val="es-ES_tradnl"/>
+        </w:rPr>
+      </w:pPr>
+      <w:r>
+        <w:rPr>
+          <w:color w:val="FF0000"/>
+          <w:lang w:val="es-ES_tradnl"/>
+        </w:rPr>
+        <w:t>Documente el análisis realizado, de forma clara y concisa.</w:t>
+      </w:r>
+    </w:p>
+    <w:p>
+      <w:pPr>
+        <w:rPr>
+          <w:lang w:val="es-ES_tradnl"/>
+        </w:rPr>
+      </w:pPr>
+    </w:p>
+    <w:p>
+      <w:pPr>
+        <w:rPr>
+          <w:lang w:val="es-ES_tradnl"/>
+        </w:rPr>
+      </w:pPr>
     </w:p>
     <w:p>
       <w:pPr>
@@ -6127,113 +5075,64 @@
           <w:lang w:val="es-ES"/>
         </w:rPr>
       </w:pPr>
-      <w:bookmarkStart w:id="19" w:name="_Toc23665371"/>
+      <w:bookmarkStart w:id="24" w:name="_Toc26268728"/>
       <w:r>
         <w:rPr>
           <w:lang w:val="es-ES"/>
         </w:rPr>
-        <w:t>Construcción de</w:t>
-      </w:r>
+        <w:t>Resultados</w:t>
+      </w:r>
+      <w:bookmarkEnd w:id="24"/>
       <w:r>
         <w:rPr>
           <w:lang w:val="es-ES"/>
         </w:rPr>
-        <w:t xml:space="preserve"> la aplicación</w:t>
-      </w:r>
-      <w:bookmarkEnd w:id="19"/>
+        <w:t xml:space="preserve"> </w:t>
+      </w:r>
     </w:p>
     <w:p>
       <w:pPr>
         <w:pStyle w:val="Heading2"/>
-      </w:pPr>
-      <w:bookmarkStart w:id="20" w:name="_Toc23665372"/>
-      <w:r>
-        <w:t>Transaccionalidad</w:t>
-      </w:r>
-      <w:bookmarkEnd w:id="20"/>
-    </w:p>
-    <w:p>
-      <w:pPr>
-        <w:rPr>
-          <w:lang w:val="es-ES_tradnl"/>
-        </w:rPr>
-      </w:pPr>
-      <w:r>
-        <w:rPr>
-          <w:lang w:val="es-ES_tradnl"/>
-        </w:rPr>
-        <w:t xml:space="preserve">Para garantizar ACID se procuró realizar los requerimientos funcionales en transacciones. De esta manera, se cumple la atomicidad al hacer </w:t>
-      </w:r>
-      <w:proofErr w:type="spellStart"/>
-      <w:r>
-        <w:rPr>
-          <w:rStyle w:val="CdigoFuente"/>
-        </w:rPr>
-        <w:t>commit</w:t>
-      </w:r>
-      <w:proofErr w:type="spellEnd"/>
-      <w:r>
-        <w:rPr>
-          <w:lang w:val="es-ES_tradnl"/>
-        </w:rPr>
-        <w:t xml:space="preserve"> únicamente cuando todas las acciones fueron completadas correctamente o </w:t>
-      </w:r>
-      <w:proofErr w:type="spellStart"/>
-      <w:r>
-        <w:rPr>
-          <w:rStyle w:val="CdigoFuente"/>
-        </w:rPr>
-        <w:t>rollback</w:t>
-      </w:r>
-      <w:proofErr w:type="spellEnd"/>
-      <w:r>
-        <w:rPr>
-          <w:lang w:val="es-ES_tradnl"/>
-        </w:rPr>
-        <w:t xml:space="preserve"> si alguna falló, se cumple la consistencia ya que al finalizar una transacción siempre se es coherente con las reglas de negocio dado que estas son verificadas dentro de la transacción, se cumple el aislamiento al usar nivel de aislamiento </w:t>
-      </w:r>
-      <w:proofErr w:type="spellStart"/>
-      <w:r>
-        <w:rPr>
-          <w:rStyle w:val="CdigoFuente"/>
-        </w:rPr>
-        <w:t>serializable</w:t>
-      </w:r>
-      <w:proofErr w:type="spellEnd"/>
-      <w:r>
-        <w:rPr>
-          <w:lang w:val="es-ES_tradnl"/>
-        </w:rPr>
-        <w:t xml:space="preserve"> en todas las</w:t>
-      </w:r>
-      <w:r>
-        <w:rPr>
-          <w:lang w:val="es-ES_tradnl"/>
-        </w:rPr>
-        <w:t xml:space="preserve"> transacciones y se cumple la durabilidad pues todo se persiste en la base de datos.</w:t>
-      </w:r>
-    </w:p>
-    <w:p>
-      <w:pPr>
-        <w:pStyle w:val="Heading1"/>
         <w:rPr>
           <w:lang w:val="es-ES"/>
         </w:rPr>
       </w:pPr>
-      <w:bookmarkStart w:id="21" w:name="_Toc23665373"/>
+      <w:bookmarkStart w:id="25" w:name="_Toc26268729"/>
       <w:r>
         <w:rPr>
           <w:lang w:val="es-ES"/>
         </w:rPr>
-        <w:t>Resultados</w:t>
-      </w:r>
-      <w:bookmarkEnd w:id="21"/>
-      <w:r>
+        <w:t>Resultados logrados</w:t>
+      </w:r>
+      <w:bookmarkEnd w:id="25"/>
+    </w:p>
+    <w:p>
+      <w:pPr>
         <w:rPr>
           <w:lang w:val="es-ES"/>
         </w:rPr>
-        <w:t xml:space="preserve"> </w:t>
-      </w:r>
+      </w:pPr>
+    </w:p>
+    <w:p>
+      <w:pPr>
+        <w:rPr>
+          <w:lang w:val="es-ES"/>
+        </w:rPr>
+      </w:pPr>
+    </w:p>
+    <w:p>
+      <w:pPr>
+        <w:rPr>
+          <w:lang w:val="es-ES"/>
+        </w:rPr>
+      </w:pPr>
+    </w:p>
+    <w:p>
+      <w:pPr>
+        <w:rPr>
+          <w:lang w:val="es-ES"/>
+        </w:rPr>
+      </w:pPr>
     </w:p>
     <w:p>
       <w:pPr>
@@ -6242,14 +5141,14 @@
           <w:lang w:val="es-ES"/>
         </w:rPr>
       </w:pPr>
-      <w:bookmarkStart w:id="22" w:name="_Toc23665374"/>
+      <w:bookmarkStart w:id="26" w:name="_Toc26268730"/>
       <w:r>
         <w:rPr>
           <w:lang w:val="es-ES"/>
         </w:rPr>
-        <w:t>Resultados logrados</w:t>
-      </w:r>
-      <w:bookmarkEnd w:id="22"/>
+        <w:t>Resultados no logrados</w:t>
+      </w:r>
+      <w:bookmarkEnd w:id="26"/>
     </w:p>
     <w:p>
       <w:pPr>
@@ -6261,65 +5160,8 @@
         <w:rPr>
           <w:lang w:val="es-ES"/>
         </w:rPr>
-        <w:t xml:space="preserve">Se logró completar el modelo conceptual, el modelo relacional y de la misma manera ajustar la aplicación para cumplir con las modificaciones de tal forma que el nuevo sistema se ajustara a los nuevos requerimientos del negocio. </w:t>
-      </w:r>
-    </w:p>
-    <w:p>
-      <w:pPr>
-        <w:rPr>
-          <w:lang w:val="es-ES"/>
-        </w:rPr>
-      </w:pPr>
-      <w:r>
-        <w:rPr>
-          <w:lang w:val="es-ES"/>
-        </w:rPr>
-        <w:t>Se logró implementar todos los requerimientos a la vez de garantizar ACID para los mismos, tanto los funcionales como los de consulta.</w:t>
-      </w:r>
-    </w:p>
-    <w:p>
-      <w:pPr>
-        <w:rPr>
-          <w:lang w:val="es-ES"/>
-        </w:rPr>
-      </w:pPr>
-      <w:r>
-        <w:rPr>
-          <w:lang w:val="es-ES"/>
-        </w:rPr>
-        <w:t>Se logró hacer un demo, acompañado de pruebas para verificar la transaccionalidad y la consistencia del sistema.</w:t>
-      </w:r>
-    </w:p>
-    <w:p>
-      <w:pPr>
-        <w:pStyle w:val="Heading2"/>
-        <w:rPr>
-          <w:lang w:val="es-ES"/>
-        </w:rPr>
-      </w:pPr>
-      <w:bookmarkStart w:id="23" w:name="_Toc23665375"/>
-      <w:r>
-        <w:rPr>
-          <w:lang w:val="es-ES"/>
-        </w:rPr>
-        <w:t>Resultados no logrados</w:t>
-      </w:r>
-      <w:bookmarkEnd w:id="23"/>
-    </w:p>
-    <w:p>
-      <w:pPr>
-        <w:rPr>
-          <w:lang w:val="es-ES"/>
-        </w:rPr>
-      </w:pPr>
-      <w:r>
-        <w:rPr>
-          <w:lang w:val="es-ES"/>
-        </w:rPr>
         <w:t>Ninguno.</w:t>
       </w:r>
-      <w:bookmarkStart w:id="24" w:name="_GoBack"/>
-      <w:bookmarkEnd w:id="24"/>
     </w:p>
     <w:sectPr>
       <w:pgSz w:w="11906" w:h="16838"/>
@@ -6691,6 +5533,118 @@
     </w:lvl>
   </w:abstractNum>
   <w:abstractNum w:abstractNumId="12" w15:restartNumberingAfterBreak="0">
+    <w:nsid w:val="037D7296"/>
+    <w:multiLevelType w:val="hybridMultilevel"/>
+    <w:tmpl w:val="566A9B12"/>
+    <w:lvl w:ilvl="0" w:tplc="326A5F2C">
+      <w:numFmt w:val="bullet"/>
+      <w:lvlText w:val=""/>
+      <w:lvlJc w:val="left"/>
+      <w:pPr>
+        <w:ind w:left="1434" w:hanging="360"/>
+      </w:pPr>
+      <w:rPr>
+        <w:rFonts w:ascii="Times New Roman" w:eastAsia="Times New Roman" w:hAnsi="Times New Roman" w:cs="Times New Roman" w:hint="default"/>
+      </w:rPr>
+    </w:lvl>
+    <w:lvl w:ilvl="1" w:tplc="04090003" w:tentative="1">
+      <w:start w:val="1"/>
+      <w:numFmt w:val="bullet"/>
+      <w:lvlText w:val="o"/>
+      <w:lvlJc w:val="left"/>
+      <w:pPr>
+        <w:ind w:left="2157" w:hanging="360"/>
+      </w:pPr>
+      <w:rPr>
+        <w:rFonts w:ascii="Courier New" w:hAnsi="Courier New" w:cs="Courier New" w:hint="default"/>
+      </w:rPr>
+    </w:lvl>
+    <w:lvl w:ilvl="2" w:tplc="04090005" w:tentative="1">
+      <w:start w:val="1"/>
+      <w:numFmt w:val="bullet"/>
+      <w:lvlText w:val=""/>
+      <w:lvlJc w:val="left"/>
+      <w:pPr>
+        <w:ind w:left="2877" w:hanging="360"/>
+      </w:pPr>
+      <w:rPr>
+        <w:rFonts w:ascii="Wingdings" w:hAnsi="Wingdings" w:hint="default"/>
+      </w:rPr>
+    </w:lvl>
+    <w:lvl w:ilvl="3" w:tplc="04090001" w:tentative="1">
+      <w:start w:val="1"/>
+      <w:numFmt w:val="bullet"/>
+      <w:lvlText w:val=""/>
+      <w:lvlJc w:val="left"/>
+      <w:pPr>
+        <w:ind w:left="3597" w:hanging="360"/>
+      </w:pPr>
+      <w:rPr>
+        <w:rFonts w:ascii="Symbol" w:hAnsi="Symbol" w:hint="default"/>
+      </w:rPr>
+    </w:lvl>
+    <w:lvl w:ilvl="4" w:tplc="04090003" w:tentative="1">
+      <w:start w:val="1"/>
+      <w:numFmt w:val="bullet"/>
+      <w:lvlText w:val="o"/>
+      <w:lvlJc w:val="left"/>
+      <w:pPr>
+        <w:ind w:left="4317" w:hanging="360"/>
+      </w:pPr>
+      <w:rPr>
+        <w:rFonts w:ascii="Courier New" w:hAnsi="Courier New" w:cs="Courier New" w:hint="default"/>
+      </w:rPr>
+    </w:lvl>
+    <w:lvl w:ilvl="5" w:tplc="04090005" w:tentative="1">
+      <w:start w:val="1"/>
+      <w:numFmt w:val="bullet"/>
+      <w:lvlText w:val=""/>
+      <w:lvlJc w:val="left"/>
+      <w:pPr>
+        <w:ind w:left="5037" w:hanging="360"/>
+      </w:pPr>
+      <w:rPr>
+        <w:rFonts w:ascii="Wingdings" w:hAnsi="Wingdings" w:hint="default"/>
+      </w:rPr>
+    </w:lvl>
+    <w:lvl w:ilvl="6" w:tplc="04090001" w:tentative="1">
+      <w:start w:val="1"/>
+      <w:numFmt w:val="bullet"/>
+      <w:lvlText w:val=""/>
+      <w:lvlJc w:val="left"/>
+      <w:pPr>
+        <w:ind w:left="5757" w:hanging="360"/>
+      </w:pPr>
+      <w:rPr>
+        <w:rFonts w:ascii="Symbol" w:hAnsi="Symbol" w:hint="default"/>
+      </w:rPr>
+    </w:lvl>
+    <w:lvl w:ilvl="7" w:tplc="04090003" w:tentative="1">
+      <w:start w:val="1"/>
+      <w:numFmt w:val="bullet"/>
+      <w:lvlText w:val="o"/>
+      <w:lvlJc w:val="left"/>
+      <w:pPr>
+        <w:ind w:left="6477" w:hanging="360"/>
+      </w:pPr>
+      <w:rPr>
+        <w:rFonts w:ascii="Courier New" w:hAnsi="Courier New" w:cs="Courier New" w:hint="default"/>
+      </w:rPr>
+    </w:lvl>
+    <w:lvl w:ilvl="8" w:tplc="04090005" w:tentative="1">
+      <w:start w:val="1"/>
+      <w:numFmt w:val="bullet"/>
+      <w:lvlText w:val=""/>
+      <w:lvlJc w:val="left"/>
+      <w:pPr>
+        <w:ind w:left="7197" w:hanging="360"/>
+      </w:pPr>
+      <w:rPr>
+        <w:rFonts w:ascii="Wingdings" w:hAnsi="Wingdings" w:hint="default"/>
+      </w:rPr>
+    </w:lvl>
+  </w:abstractNum>
+  <w:abstractNum w:abstractNumId="13" w15:restartNumberingAfterBreak="0">
     <w:nsid w:val="03A33338"/>
     <w:multiLevelType w:val="multilevel"/>
     <w:tmpl w:val="7D92B6AE"/>
@@ -6804,13 +5758,126 @@
       </w:rPr>
     </w:lvl>
   </w:abstractNum>
-  <w:abstractNum w:abstractNumId="13" w15:restartNumberingAfterBreak="0">
+  <w:abstractNum w:abstractNumId="14" w15:restartNumberingAfterBreak="0">
+    <w:nsid w:val="063F5B99"/>
+    <w:multiLevelType w:val="hybridMultilevel"/>
+    <w:tmpl w:val="72CC7A7A"/>
+    <w:lvl w:ilvl="0" w:tplc="04090001">
+      <w:start w:val="1"/>
+      <w:numFmt w:val="bullet"/>
+      <w:lvlText w:val=""/>
+      <w:lvlJc w:val="left"/>
+      <w:pPr>
+        <w:ind w:left="720" w:hanging="360"/>
+      </w:pPr>
+      <w:rPr>
+        <w:rFonts w:ascii="Symbol" w:hAnsi="Symbol" w:hint="default"/>
+      </w:rPr>
+    </w:lvl>
+    <w:lvl w:ilvl="1" w:tplc="04090003" w:tentative="1">
+      <w:start w:val="1"/>
+      <w:numFmt w:val="bullet"/>
+      <w:lvlText w:val="o"/>
+      <w:lvlJc w:val="left"/>
+      <w:pPr>
+        <w:ind w:left="1440" w:hanging="360"/>
+      </w:pPr>
+      <w:rPr>
+        <w:rFonts w:ascii="Courier New" w:hAnsi="Courier New" w:cs="Courier New" w:hint="default"/>
+      </w:rPr>
+    </w:lvl>
+    <w:lvl w:ilvl="2" w:tplc="04090005" w:tentative="1">
+      <w:start w:val="1"/>
+      <w:numFmt w:val="bullet"/>
+      <w:lvlText w:val=""/>
+      <w:lvlJc w:val="left"/>
+      <w:pPr>
+        <w:ind w:left="2160" w:hanging="360"/>
+      </w:pPr>
+      <w:rPr>
+        <w:rFonts w:ascii="Wingdings" w:hAnsi="Wingdings" w:hint="default"/>
+      </w:rPr>
+    </w:lvl>
+    <w:lvl w:ilvl="3" w:tplc="04090001" w:tentative="1">
+      <w:start w:val="1"/>
+      <w:numFmt w:val="bullet"/>
+      <w:lvlText w:val=""/>
+      <w:lvlJc w:val="left"/>
+      <w:pPr>
+        <w:ind w:left="2880" w:hanging="360"/>
+      </w:pPr>
+      <w:rPr>
+        <w:rFonts w:ascii="Symbol" w:hAnsi="Symbol" w:hint="default"/>
+      </w:rPr>
+    </w:lvl>
+    <w:lvl w:ilvl="4" w:tplc="04090003" w:tentative="1">
+      <w:start w:val="1"/>
+      <w:numFmt w:val="bullet"/>
+      <w:lvlText w:val="o"/>
+      <w:lvlJc w:val="left"/>
+      <w:pPr>
+        <w:ind w:left="3600" w:hanging="360"/>
+      </w:pPr>
+      <w:rPr>
+        <w:rFonts w:ascii="Courier New" w:hAnsi="Courier New" w:cs="Courier New" w:hint="default"/>
+      </w:rPr>
+    </w:lvl>
+    <w:lvl w:ilvl="5" w:tplc="04090005" w:tentative="1">
+      <w:start w:val="1"/>
+      <w:numFmt w:val="bullet"/>
+      <w:lvlText w:val=""/>
+      <w:lvlJc w:val="left"/>
+      <w:pPr>
+        <w:ind w:left="4320" w:hanging="360"/>
+      </w:pPr>
+      <w:rPr>
+        <w:rFonts w:ascii="Wingdings" w:hAnsi="Wingdings" w:hint="default"/>
+      </w:rPr>
+    </w:lvl>
+    <w:lvl w:ilvl="6" w:tplc="04090001" w:tentative="1">
+      <w:start w:val="1"/>
+      <w:numFmt w:val="bullet"/>
+      <w:lvlText w:val=""/>
+      <w:lvlJc w:val="left"/>
+      <w:pPr>
+        <w:ind w:left="5040" w:hanging="360"/>
+      </w:pPr>
+      <w:rPr>
+        <w:rFonts w:ascii="Symbol" w:hAnsi="Symbol" w:hint="default"/>
+      </w:rPr>
+    </w:lvl>
+    <w:lvl w:ilvl="7" w:tplc="04090003" w:tentative="1">
+      <w:start w:val="1"/>
+      <w:numFmt w:val="bullet"/>
+      <w:lvlText w:val="o"/>
+      <w:lvlJc w:val="left"/>
+      <w:pPr>
+        <w:ind w:left="5760" w:hanging="360"/>
+      </w:pPr>
+      <w:rPr>
+        <w:rFonts w:ascii="Courier New" w:hAnsi="Courier New" w:cs="Courier New" w:hint="default"/>
+      </w:rPr>
+    </w:lvl>
+    <w:lvl w:ilvl="8" w:tplc="04090005" w:tentative="1">
+      <w:start w:val="1"/>
+      <w:numFmt w:val="bullet"/>
+      <w:lvlText w:val=""/>
+      <w:lvlJc w:val="left"/>
+      <w:pPr>
+        <w:ind w:left="6480" w:hanging="360"/>
+      </w:pPr>
+      <w:rPr>
+        <w:rFonts w:ascii="Wingdings" w:hAnsi="Wingdings" w:hint="default"/>
+      </w:rPr>
+    </w:lvl>
+  </w:abstractNum>
+  <w:abstractNum w:abstractNumId="15" w15:restartNumberingAfterBreak="0">
     <w:nsid w:val="0CBC2C33"/>
     <w:multiLevelType w:val="multilevel"/>
     <w:tmpl w:val="7CBCA8EC"/>
     <w:numStyleLink w:val="Listanumeradamultinivel"/>
   </w:abstractNum>
-  <w:abstractNum w:abstractNumId="14" w15:restartNumberingAfterBreak="0">
+  <w:abstractNum w:abstractNumId="16" w15:restartNumberingAfterBreak="0">
     <w:nsid w:val="14A66887"/>
     <w:multiLevelType w:val="hybridMultilevel"/>
     <w:tmpl w:val="D4D82342"/>
@@ -6923,13 +5990,125 @@
       </w:rPr>
     </w:lvl>
   </w:abstractNum>
-  <w:abstractNum w:abstractNumId="15" w15:restartNumberingAfterBreak="0">
+  <w:abstractNum w:abstractNumId="17" w15:restartNumberingAfterBreak="0">
+    <w:nsid w:val="152E47EA"/>
+    <w:multiLevelType w:val="hybridMultilevel"/>
+    <w:tmpl w:val="6DA49ACC"/>
+    <w:lvl w:ilvl="0" w:tplc="326A5F2C">
+      <w:numFmt w:val="bullet"/>
+      <w:lvlText w:val=""/>
+      <w:lvlJc w:val="left"/>
+      <w:pPr>
+        <w:ind w:left="717" w:hanging="360"/>
+      </w:pPr>
+      <w:rPr>
+        <w:rFonts w:ascii="Times New Roman" w:eastAsia="Times New Roman" w:hAnsi="Times New Roman" w:cs="Times New Roman" w:hint="default"/>
+      </w:rPr>
+    </w:lvl>
+    <w:lvl w:ilvl="1" w:tplc="04090003" w:tentative="1">
+      <w:start w:val="1"/>
+      <w:numFmt w:val="bullet"/>
+      <w:lvlText w:val="o"/>
+      <w:lvlJc w:val="left"/>
+      <w:pPr>
+        <w:ind w:left="1437" w:hanging="360"/>
+      </w:pPr>
+      <w:rPr>
+        <w:rFonts w:ascii="Courier New" w:hAnsi="Courier New" w:cs="Courier New" w:hint="default"/>
+      </w:rPr>
+    </w:lvl>
+    <w:lvl w:ilvl="2" w:tplc="04090005" w:tentative="1">
+      <w:start w:val="1"/>
+      <w:numFmt w:val="bullet"/>
+      <w:lvlText w:val=""/>
+      <w:lvlJc w:val="left"/>
+      <w:pPr>
+        <w:ind w:left="2157" w:hanging="360"/>
+      </w:pPr>
+      <w:rPr>
+        <w:rFonts w:ascii="Wingdings" w:hAnsi="Wingdings" w:hint="default"/>
+      </w:rPr>
+    </w:lvl>
+    <w:lvl w:ilvl="3" w:tplc="04090001" w:tentative="1">
+      <w:start w:val="1"/>
+      <w:numFmt w:val="bullet"/>
+      <w:lvlText w:val=""/>
+      <w:lvlJc w:val="left"/>
+      <w:pPr>
+        <w:ind w:left="2877" w:hanging="360"/>
+      </w:pPr>
+      <w:rPr>
+        <w:rFonts w:ascii="Symbol" w:hAnsi="Symbol" w:hint="default"/>
+      </w:rPr>
+    </w:lvl>
+    <w:lvl w:ilvl="4" w:tplc="04090003" w:tentative="1">
+      <w:start w:val="1"/>
+      <w:numFmt w:val="bullet"/>
+      <w:lvlText w:val="o"/>
+      <w:lvlJc w:val="left"/>
+      <w:pPr>
+        <w:ind w:left="3597" w:hanging="360"/>
+      </w:pPr>
+      <w:rPr>
+        <w:rFonts w:ascii="Courier New" w:hAnsi="Courier New" w:cs="Courier New" w:hint="default"/>
+      </w:rPr>
+    </w:lvl>
+    <w:lvl w:ilvl="5" w:tplc="04090005" w:tentative="1">
+      <w:start w:val="1"/>
+      <w:numFmt w:val="bullet"/>
+      <w:lvlText w:val=""/>
+      <w:lvlJc w:val="left"/>
+      <w:pPr>
+        <w:ind w:left="4317" w:hanging="360"/>
+      </w:pPr>
+      <w:rPr>
+        <w:rFonts w:ascii="Wingdings" w:hAnsi="Wingdings" w:hint="default"/>
+      </w:rPr>
+    </w:lvl>
+    <w:lvl w:ilvl="6" w:tplc="04090001" w:tentative="1">
+      <w:start w:val="1"/>
+      <w:numFmt w:val="bullet"/>
+      <w:lvlText w:val=""/>
+      <w:lvlJc w:val="left"/>
+      <w:pPr>
+        <w:ind w:left="5037" w:hanging="360"/>
+      </w:pPr>
+      <w:rPr>
+        <w:rFonts w:ascii="Symbol" w:hAnsi="Symbol" w:hint="default"/>
+      </w:rPr>
+    </w:lvl>
+    <w:lvl w:ilvl="7" w:tplc="04090003" w:tentative="1">
+      <w:start w:val="1"/>
+      <w:numFmt w:val="bullet"/>
+      <w:lvlText w:val="o"/>
+      <w:lvlJc w:val="left"/>
+      <w:pPr>
+        <w:ind w:left="5757" w:hanging="360"/>
+      </w:pPr>
+      <w:rPr>
+        <w:rFonts w:ascii="Courier New" w:hAnsi="Courier New" w:cs="Courier New" w:hint="default"/>
+      </w:rPr>
+    </w:lvl>
+    <w:lvl w:ilvl="8" w:tplc="04090005" w:tentative="1">
+      <w:start w:val="1"/>
+      <w:numFmt w:val="bullet"/>
+      <w:lvlText w:val=""/>
+      <w:lvlJc w:val="left"/>
+      <w:pPr>
+        <w:ind w:left="6477" w:hanging="360"/>
+      </w:pPr>
+      <w:rPr>
+        <w:rFonts w:ascii="Wingdings" w:hAnsi="Wingdings" w:hint="default"/>
+      </w:rPr>
+    </w:lvl>
+  </w:abstractNum>
+  <w:abstractNum w:abstractNumId="18" w15:restartNumberingAfterBreak="0">
     <w:nsid w:val="29EC0571"/>
     <w:multiLevelType w:val="multilevel"/>
     <w:tmpl w:val="379A964C"/>
     <w:numStyleLink w:val="Listanonumerada"/>
   </w:abstractNum>
-  <w:abstractNum w:abstractNumId="16" w15:restartNumberingAfterBreak="0">
+  <w:abstractNum w:abstractNumId="19" w15:restartNumberingAfterBreak="0">
     <w:nsid w:val="2B3260AA"/>
     <w:multiLevelType w:val="hybridMultilevel"/>
     <w:tmpl w:val="26FE21DA"/>
@@ -7042,7 +6221,7 @@
       </w:rPr>
     </w:lvl>
   </w:abstractNum>
-  <w:abstractNum w:abstractNumId="17" w15:restartNumberingAfterBreak="0">
+  <w:abstractNum w:abstractNumId="20" w15:restartNumberingAfterBreak="0">
     <w:nsid w:val="314B364F"/>
     <w:multiLevelType w:val="singleLevel"/>
     <w:tmpl w:val="0C0A0005"/>
@@ -7059,7 +6238,7 @@
       </w:rPr>
     </w:lvl>
   </w:abstractNum>
-  <w:abstractNum w:abstractNumId="18" w15:restartNumberingAfterBreak="0">
+  <w:abstractNum w:abstractNumId="21" w15:restartNumberingAfterBreak="0">
     <w:nsid w:val="35F548C8"/>
     <w:multiLevelType w:val="multilevel"/>
     <w:tmpl w:val="0C0A001D"/>
@@ -7146,7 +6325,7 @@
       </w:pPr>
     </w:lvl>
   </w:abstractNum>
-  <w:abstractNum w:abstractNumId="19" w15:restartNumberingAfterBreak="0">
+  <w:abstractNum w:abstractNumId="22" w15:restartNumberingAfterBreak="0">
     <w:nsid w:val="45452A74"/>
     <w:multiLevelType w:val="hybridMultilevel"/>
     <w:tmpl w:val="A5B8332A"/>
@@ -7286,7 +6465,7 @@
       </w:rPr>
     </w:lvl>
   </w:abstractNum>
-  <w:abstractNum w:abstractNumId="20" w15:restartNumberingAfterBreak="0">
+  <w:abstractNum w:abstractNumId="23" w15:restartNumberingAfterBreak="0">
     <w:nsid w:val="479732E1"/>
     <w:multiLevelType w:val="multilevel"/>
     <w:tmpl w:val="240A0025"/>
@@ -7381,7 +6560,7 @@
       </w:pPr>
     </w:lvl>
   </w:abstractNum>
-  <w:abstractNum w:abstractNumId="21" w15:restartNumberingAfterBreak="0">
+  <w:abstractNum w:abstractNumId="24" w15:restartNumberingAfterBreak="0">
     <w:nsid w:val="5A0C5338"/>
     <w:multiLevelType w:val="hybridMultilevel"/>
     <w:tmpl w:val="B41C1200"/>
@@ -7494,7 +6673,7 @@
       </w:rPr>
     </w:lvl>
   </w:abstractNum>
-  <w:abstractNum w:abstractNumId="22" w15:restartNumberingAfterBreak="0">
+  <w:abstractNum w:abstractNumId="25" w15:restartNumberingAfterBreak="0">
     <w:nsid w:val="5A425345"/>
     <w:multiLevelType w:val="hybridMultilevel"/>
     <w:tmpl w:val="1BFCEC9C"/>
@@ -7581,7 +6760,7 @@
       </w:pPr>
     </w:lvl>
   </w:abstractNum>
-  <w:abstractNum w:abstractNumId="23" w15:restartNumberingAfterBreak="0">
+  <w:abstractNum w:abstractNumId="26" w15:restartNumberingAfterBreak="0">
     <w:nsid w:val="5CB857FA"/>
     <w:multiLevelType w:val="multilevel"/>
     <w:tmpl w:val="379A964C"/>
@@ -7695,7 +6874,7 @@
       </w:rPr>
     </w:lvl>
   </w:abstractNum>
-  <w:abstractNum w:abstractNumId="24" w15:restartNumberingAfterBreak="0">
+  <w:abstractNum w:abstractNumId="27" w15:restartNumberingAfterBreak="0">
     <w:nsid w:val="63946071"/>
     <w:multiLevelType w:val="multilevel"/>
     <w:tmpl w:val="27BA8192"/>
@@ -7844,7 +7023,7 @@
       </w:rPr>
     </w:lvl>
   </w:abstractNum>
-  <w:abstractNum w:abstractNumId="25" w15:restartNumberingAfterBreak="0">
+  <w:abstractNum w:abstractNumId="28" w15:restartNumberingAfterBreak="0">
     <w:nsid w:val="63EF1CA1"/>
     <w:multiLevelType w:val="hybridMultilevel"/>
     <w:tmpl w:val="E6E2143E"/>
@@ -7957,7 +7136,7 @@
       </w:rPr>
     </w:lvl>
   </w:abstractNum>
-  <w:abstractNum w:abstractNumId="26" w15:restartNumberingAfterBreak="0">
+  <w:abstractNum w:abstractNumId="29" w15:restartNumberingAfterBreak="0">
     <w:nsid w:val="645F5781"/>
     <w:multiLevelType w:val="multilevel"/>
     <w:tmpl w:val="1032945C"/>
@@ -8043,7 +7222,7 @@
       </w:pPr>
     </w:lvl>
   </w:abstractNum>
-  <w:abstractNum w:abstractNumId="27" w15:restartNumberingAfterBreak="0">
+  <w:abstractNum w:abstractNumId="30" w15:restartNumberingAfterBreak="0">
     <w:nsid w:val="75DA0707"/>
     <w:multiLevelType w:val="multilevel"/>
     <w:tmpl w:val="7CBCA8EC"/>
@@ -8157,7 +7336,233 @@
       </w:rPr>
     </w:lvl>
   </w:abstractNum>
-  <w:abstractNum w:abstractNumId="28" w15:restartNumberingAfterBreak="0">
+  <w:abstractNum w:abstractNumId="31" w15:restartNumberingAfterBreak="0">
+    <w:nsid w:val="77164B33"/>
+    <w:multiLevelType w:val="hybridMultilevel"/>
+    <w:tmpl w:val="614045CA"/>
+    <w:lvl w:ilvl="0" w:tplc="04090001">
+      <w:start w:val="1"/>
+      <w:numFmt w:val="bullet"/>
+      <w:lvlText w:val=""/>
+      <w:lvlJc w:val="left"/>
+      <w:pPr>
+        <w:ind w:left="1077" w:hanging="360"/>
+      </w:pPr>
+      <w:rPr>
+        <w:rFonts w:ascii="Symbol" w:hAnsi="Symbol" w:hint="default"/>
+      </w:rPr>
+    </w:lvl>
+    <w:lvl w:ilvl="1" w:tplc="04090003">
+      <w:start w:val="1"/>
+      <w:numFmt w:val="bullet"/>
+      <w:lvlText w:val="o"/>
+      <w:lvlJc w:val="left"/>
+      <w:pPr>
+        <w:ind w:left="1797" w:hanging="360"/>
+      </w:pPr>
+      <w:rPr>
+        <w:rFonts w:ascii="Courier New" w:hAnsi="Courier New" w:cs="Courier New" w:hint="default"/>
+      </w:rPr>
+    </w:lvl>
+    <w:lvl w:ilvl="2" w:tplc="04090005" w:tentative="1">
+      <w:start w:val="1"/>
+      <w:numFmt w:val="bullet"/>
+      <w:lvlText w:val=""/>
+      <w:lvlJc w:val="left"/>
+      <w:pPr>
+        <w:ind w:left="2517" w:hanging="360"/>
+      </w:pPr>
+      <w:rPr>
+        <w:rFonts w:ascii="Wingdings" w:hAnsi="Wingdings" w:hint="default"/>
+      </w:rPr>
+    </w:lvl>
+    <w:lvl w:ilvl="3" w:tplc="04090001" w:tentative="1">
+      <w:start w:val="1"/>
+      <w:numFmt w:val="bullet"/>
+      <w:lvlText w:val=""/>
+      <w:lvlJc w:val="left"/>
+      <w:pPr>
+        <w:ind w:left="3237" w:hanging="360"/>
+      </w:pPr>
+      <w:rPr>
+        <w:rFonts w:ascii="Symbol" w:hAnsi="Symbol" w:hint="default"/>
+      </w:rPr>
+    </w:lvl>
+    <w:lvl w:ilvl="4" w:tplc="04090003" w:tentative="1">
+      <w:start w:val="1"/>
+      <w:numFmt w:val="bullet"/>
+      <w:lvlText w:val="o"/>
+      <w:lvlJc w:val="left"/>
+      <w:pPr>
+        <w:ind w:left="3957" w:hanging="360"/>
+      </w:pPr>
+      <w:rPr>
+        <w:rFonts w:ascii="Courier New" w:hAnsi="Courier New" w:cs="Courier New" w:hint="default"/>
+      </w:rPr>
+    </w:lvl>
+    <w:lvl w:ilvl="5" w:tplc="04090005" w:tentative="1">
+      <w:start w:val="1"/>
+      <w:numFmt w:val="bullet"/>
+      <w:lvlText w:val=""/>
+      <w:lvlJc w:val="left"/>
+      <w:pPr>
+        <w:ind w:left="4677" w:hanging="360"/>
+      </w:pPr>
+      <w:rPr>
+        <w:rFonts w:ascii="Wingdings" w:hAnsi="Wingdings" w:hint="default"/>
+      </w:rPr>
+    </w:lvl>
+    <w:lvl w:ilvl="6" w:tplc="04090001" w:tentative="1">
+      <w:start w:val="1"/>
+      <w:numFmt w:val="bullet"/>
+      <w:lvlText w:val=""/>
+      <w:lvlJc w:val="left"/>
+      <w:pPr>
+        <w:ind w:left="5397" w:hanging="360"/>
+      </w:pPr>
+      <w:rPr>
+        <w:rFonts w:ascii="Symbol" w:hAnsi="Symbol" w:hint="default"/>
+      </w:rPr>
+    </w:lvl>
+    <w:lvl w:ilvl="7" w:tplc="04090003" w:tentative="1">
+      <w:start w:val="1"/>
+      <w:numFmt w:val="bullet"/>
+      <w:lvlText w:val="o"/>
+      <w:lvlJc w:val="left"/>
+      <w:pPr>
+        <w:ind w:left="6117" w:hanging="360"/>
+      </w:pPr>
+      <w:rPr>
+        <w:rFonts w:ascii="Courier New" w:hAnsi="Courier New" w:cs="Courier New" w:hint="default"/>
+      </w:rPr>
+    </w:lvl>
+    <w:lvl w:ilvl="8" w:tplc="04090005" w:tentative="1">
+      <w:start w:val="1"/>
+      <w:numFmt w:val="bullet"/>
+      <w:lvlText w:val=""/>
+      <w:lvlJc w:val="left"/>
+      <w:pPr>
+        <w:ind w:left="6837" w:hanging="360"/>
+      </w:pPr>
+      <w:rPr>
+        <w:rFonts w:ascii="Wingdings" w:hAnsi="Wingdings" w:hint="default"/>
+      </w:rPr>
+    </w:lvl>
+  </w:abstractNum>
+  <w:abstractNum w:abstractNumId="32" w15:restartNumberingAfterBreak="0">
+    <w:nsid w:val="7ABA7188"/>
+    <w:multiLevelType w:val="hybridMultilevel"/>
+    <w:tmpl w:val="C1ECF97A"/>
+    <w:lvl w:ilvl="0" w:tplc="04090001">
+      <w:start w:val="1"/>
+      <w:numFmt w:val="bullet"/>
+      <w:lvlText w:val=""/>
+      <w:lvlJc w:val="left"/>
+      <w:pPr>
+        <w:ind w:left="717" w:hanging="360"/>
+      </w:pPr>
+      <w:rPr>
+        <w:rFonts w:ascii="Symbol" w:hAnsi="Symbol" w:hint="default"/>
+      </w:rPr>
+    </w:lvl>
+    <w:lvl w:ilvl="1" w:tplc="04090003" w:tentative="1">
+      <w:start w:val="1"/>
+      <w:numFmt w:val="bullet"/>
+      <w:lvlText w:val="o"/>
+      <w:lvlJc w:val="left"/>
+      <w:pPr>
+        <w:ind w:left="1440" w:hanging="360"/>
+      </w:pPr>
+      <w:rPr>
+        <w:rFonts w:ascii="Courier New" w:hAnsi="Courier New" w:cs="Courier New" w:hint="default"/>
+      </w:rPr>
+    </w:lvl>
+    <w:lvl w:ilvl="2" w:tplc="04090005" w:tentative="1">
+      <w:start w:val="1"/>
+      <w:numFmt w:val="bullet"/>
+      <w:lvlText w:val=""/>
+      <w:lvlJc w:val="left"/>
+      <w:pPr>
+        <w:ind w:left="2160" w:hanging="360"/>
+      </w:pPr>
+      <w:rPr>
+        <w:rFonts w:ascii="Wingdings" w:hAnsi="Wingdings" w:hint="default"/>
+      </w:rPr>
+    </w:lvl>
+    <w:lvl w:ilvl="3" w:tplc="04090001" w:tentative="1">
+      <w:start w:val="1"/>
+      <w:numFmt w:val="bullet"/>
+      <w:lvlText w:val=""/>
+      <w:lvlJc w:val="left"/>
+      <w:pPr>
+        <w:ind w:left="2880" w:hanging="360"/>
+      </w:pPr>
+      <w:rPr>
+        <w:rFonts w:ascii="Symbol" w:hAnsi="Symbol" w:hint="default"/>
+      </w:rPr>
+    </w:lvl>
+    <w:lvl w:ilvl="4" w:tplc="04090003" w:tentative="1">
+      <w:start w:val="1"/>
+      <w:numFmt w:val="bullet"/>
+      <w:lvlText w:val="o"/>
+      <w:lvlJc w:val="left"/>
+      <w:pPr>
+        <w:ind w:left="3600" w:hanging="360"/>
+      </w:pPr>
+      <w:rPr>
+        <w:rFonts w:ascii="Courier New" w:hAnsi="Courier New" w:cs="Courier New" w:hint="default"/>
+      </w:rPr>
+    </w:lvl>
+    <w:lvl w:ilvl="5" w:tplc="04090005" w:tentative="1">
+      <w:start w:val="1"/>
+      <w:numFmt w:val="bullet"/>
+      <w:lvlText w:val=""/>
+      <w:lvlJc w:val="left"/>
+      <w:pPr>
+        <w:ind w:left="4320" w:hanging="360"/>
+      </w:pPr>
+      <w:rPr>
+        <w:rFonts w:ascii="Wingdings" w:hAnsi="Wingdings" w:hint="default"/>
+      </w:rPr>
+    </w:lvl>
+    <w:lvl w:ilvl="6" w:tplc="04090001" w:tentative="1">
+      <w:start w:val="1"/>
+      <w:numFmt w:val="bullet"/>
+      <w:lvlText w:val=""/>
+      <w:lvlJc w:val="left"/>
+      <w:pPr>
+        <w:ind w:left="5040" w:hanging="360"/>
+      </w:pPr>
+      <w:rPr>
+        <w:rFonts w:ascii="Symbol" w:hAnsi="Symbol" w:hint="default"/>
+      </w:rPr>
+    </w:lvl>
+    <w:lvl w:ilvl="7" w:tplc="04090003" w:tentative="1">
+      <w:start w:val="1"/>
+      <w:numFmt w:val="bullet"/>
+      <w:lvlText w:val="o"/>
+      <w:lvlJc w:val="left"/>
+      <w:pPr>
+        <w:ind w:left="5760" w:hanging="360"/>
+      </w:pPr>
+      <w:rPr>
+        <w:rFonts w:ascii="Courier New" w:hAnsi="Courier New" w:cs="Courier New" w:hint="default"/>
+      </w:rPr>
+    </w:lvl>
+    <w:lvl w:ilvl="8" w:tplc="04090005" w:tentative="1">
+      <w:start w:val="1"/>
+      <w:numFmt w:val="bullet"/>
+      <w:lvlText w:val=""/>
+      <w:lvlJc w:val="left"/>
+      <w:pPr>
+        <w:ind w:left="6480" w:hanging="360"/>
+      </w:pPr>
+      <w:rPr>
+        <w:rFonts w:ascii="Wingdings" w:hAnsi="Wingdings" w:hint="default"/>
+      </w:rPr>
+    </w:lvl>
+  </w:abstractNum>
+  <w:abstractNum w:abstractNumId="33" w15:restartNumberingAfterBreak="0">
     <w:nsid w:val="7BAA0CD0"/>
     <w:multiLevelType w:val="multilevel"/>
     <w:tmpl w:val="379A964C"/>
@@ -8176,7 +7581,7 @@
     <w:abstractNumId w:val="11"/>
   </w:num>
   <w:num w:numId="5">
-    <w:abstractNumId w:val="20"/>
+    <w:abstractNumId w:val="23"/>
   </w:num>
   <w:num w:numId="6">
     <w:abstractNumId w:val="6"/>
@@ -8209,28 +7614,28 @@
     <w:abstractNumId w:val="7"/>
   </w:num>
   <w:num w:numId="16">
-    <w:abstractNumId w:val="19"/>
+    <w:abstractNumId w:val="22"/>
   </w:num>
   <w:num w:numId="17">
-    <w:abstractNumId w:val="22"/>
+    <w:abstractNumId w:val="25"/>
   </w:num>
   <w:num w:numId="18">
-    <w:abstractNumId w:val="21"/>
+    <w:abstractNumId w:val="24"/>
   </w:num>
   <w:num w:numId="19">
-    <w:abstractNumId w:val="26"/>
+    <w:abstractNumId w:val="29"/>
   </w:num>
   <w:num w:numId="20">
-    <w:abstractNumId w:val="12"/>
+    <w:abstractNumId w:val="13"/>
   </w:num>
   <w:num w:numId="21">
-    <w:abstractNumId w:val="27"/>
+    <w:abstractNumId w:val="30"/>
   </w:num>
   <w:num w:numId="22">
-    <w:abstractNumId w:val="13"/>
+    <w:abstractNumId w:val="15"/>
   </w:num>
   <w:num w:numId="23">
-    <w:abstractNumId w:val="12"/>
+    <w:abstractNumId w:val="13"/>
     <w:lvlOverride w:ilvl="0">
       <w:startOverride w:val="1"/>
     </w:lvlOverride>
@@ -8260,31 +7665,46 @@
     </w:lvlOverride>
   </w:num>
   <w:num w:numId="24">
-    <w:abstractNumId w:val="23"/>
+    <w:abstractNumId w:val="26"/>
   </w:num>
   <w:num w:numId="25">
-    <w:abstractNumId w:val="15"/>
+    <w:abstractNumId w:val="18"/>
   </w:num>
   <w:num w:numId="26">
+    <w:abstractNumId w:val="33"/>
+  </w:num>
+  <w:num w:numId="27">
+    <w:abstractNumId w:val="21"/>
+  </w:num>
+  <w:num w:numId="28">
+    <w:abstractNumId w:val="20"/>
+  </w:num>
+  <w:num w:numId="29">
+    <w:abstractNumId w:val="16"/>
+  </w:num>
+  <w:num w:numId="30">
+    <w:abstractNumId w:val="27"/>
+  </w:num>
+  <w:num w:numId="31">
     <w:abstractNumId w:val="28"/>
   </w:num>
-  <w:num w:numId="27">
-    <w:abstractNumId w:val="18"/>
+  <w:num w:numId="32">
+    <w:abstractNumId w:val="19"/>
   </w:num>
-  <w:num w:numId="28">
+  <w:num w:numId="33">
+    <w:abstractNumId w:val="31"/>
+  </w:num>
+  <w:num w:numId="34">
     <w:abstractNumId w:val="17"/>
   </w:num>
-  <w:num w:numId="29">
+  <w:num w:numId="35">
+    <w:abstractNumId w:val="12"/>
+  </w:num>
+  <w:num w:numId="36">
+    <w:abstractNumId w:val="32"/>
+  </w:num>
+  <w:num w:numId="37">
     <w:abstractNumId w:val="14"/>
-  </w:num>
-  <w:num w:numId="30">
-    <w:abstractNumId w:val="24"/>
-  </w:num>
-  <w:num w:numId="31">
-    <w:abstractNumId w:val="25"/>
-  </w:num>
-  <w:num w:numId="32">
-    <w:abstractNumId w:val="16"/>
   </w:num>
 </w:numbering>
 </file>
@@ -9985,6 +9405,12 @@
 </file>
 
 <file path=customXml/item2.xml><?xml version="1.0" encoding="utf-8"?>
+<p:properties xmlns:p="http://schemas.microsoft.com/office/2006/metadata/properties" xmlns:xsi="http://www.w3.org/2001/XMLSchema-instance" xmlns:pc="http://schemas.microsoft.com/office/infopath/2007/PartnerControls">
+  <documentManagement/>
+</p:properties>
+</file>
+
+<file path=customXml/item3.xml><?xml version="1.0" encoding="utf-8"?>
 <ct:contentTypeSchema xmlns:ct="http://schemas.microsoft.com/office/2006/metadata/contentType" xmlns:ma="http://schemas.microsoft.com/office/2006/metadata/properties/metaAttributes" ct:_="" ma:_="" ma:contentTypeName="Documento" ma:contentTypeID="0x01010018F046743CD26C40802585F6F0D7A61A" ma:contentTypeVersion="" ma:contentTypeDescription="Crear nuevo documento." ma:contentTypeScope="" ma:versionID="b0991eb77e9a70d9ced14016854dc49c">
   <xsd:schema xmlns:xsd="http://www.w3.org/2001/XMLSchema" xmlns:xs="http://www.w3.org/2001/XMLSchema" xmlns:p="http://schemas.microsoft.com/office/2006/metadata/properties" xmlns:ns2="79c86652-cafb-4c92-8fca-d6c092d602b3" xmlns:ns3="86c09d4e-b9dd-4d8f-bc7b-874d94cf9598" targetNamespace="http://schemas.microsoft.com/office/2006/metadata/properties" ma:root="true" ma:fieldsID="b4ab1525e05ec9dd2adae397378e622c" ns2:_="" ns3:_="">
     <xsd:import namespace="79c86652-cafb-4c92-8fca-d6c092d602b3"/>
@@ -10155,12 +9581,6 @@
 </ct:contentTypeSchema>
 </file>
 
-<file path=customXml/item3.xml><?xml version="1.0" encoding="utf-8"?>
-<p:properties xmlns:p="http://schemas.microsoft.com/office/2006/metadata/properties" xmlns:xsi="http://www.w3.org/2001/XMLSchema-instance" xmlns:pc="http://schemas.microsoft.com/office/infopath/2007/PartnerControls">
-  <documentManagement/>
-</p:properties>
-</file>
-
 <file path=customXml/item4.xml><?xml version="1.0" encoding="utf-8"?>
 <b:Sources xmlns:b="http://schemas.openxmlformats.org/officeDocument/2006/bibliography" xmlns="http://schemas.openxmlformats.org/officeDocument/2006/bibliography" SelectedStyle="\ISO690Nmerical.XSL" StyleName="ISO 690 - Numerical Reference">
   <b:Source>
@@ -10243,6 +9663,15 @@
 </file>
 
 <file path=customXml/itemProps2.xml><?xml version="1.0" encoding="utf-8"?>
+<ds:datastoreItem xmlns:ds="http://schemas.openxmlformats.org/officeDocument/2006/customXml" ds:itemID="{58C00F42-C3C7-4DFD-819A-AF7B840B018B}">
+  <ds:schemaRefs>
+    <ds:schemaRef ds:uri="http://schemas.microsoft.com/office/2006/metadata/properties"/>
+    <ds:schemaRef ds:uri="http://schemas.microsoft.com/office/infopath/2007/PartnerControls"/>
+  </ds:schemaRefs>
+</ds:datastoreItem>
+</file>
+
+<file path=customXml/itemProps3.xml><?xml version="1.0" encoding="utf-8"?>
 <ds:datastoreItem xmlns:ds="http://schemas.openxmlformats.org/officeDocument/2006/customXml" ds:itemID="{68455B31-B0C1-438A-9DE9-E9BB952E6722}">
   <ds:schemaRefs>
     <ds:schemaRef ds:uri="http://schemas.microsoft.com/office/2006/metadata/contentType"/>
@@ -10261,17 +9690,8 @@
 </ds:datastoreItem>
 </file>
 
-<file path=customXml/itemProps3.xml><?xml version="1.0" encoding="utf-8"?>
-<ds:datastoreItem xmlns:ds="http://schemas.openxmlformats.org/officeDocument/2006/customXml" ds:itemID="{58C00F42-C3C7-4DFD-819A-AF7B840B018B}">
-  <ds:schemaRefs>
-    <ds:schemaRef ds:uri="http://schemas.microsoft.com/office/2006/metadata/properties"/>
-    <ds:schemaRef ds:uri="http://schemas.microsoft.com/office/infopath/2007/PartnerControls"/>
-  </ds:schemaRefs>
-</ds:datastoreItem>
-</file>
-
 <file path=customXml/itemProps4.xml><?xml version="1.0" encoding="utf-8"?>
-<ds:datastoreItem xmlns:ds="http://schemas.openxmlformats.org/officeDocument/2006/customXml" ds:itemID="{D6262743-0570-DB4D-97C0-3844520AEEEA}">
+<ds:datastoreItem xmlns:ds="http://schemas.openxmlformats.org/officeDocument/2006/customXml" ds:itemID="{5B3D6A75-A7EA-A14B-9571-FEB914AFAB61}">
   <ds:schemaRefs>
     <ds:schemaRef ds:uri="http://schemas.openxmlformats.org/officeDocument/2006/bibliography"/>
   </ds:schemaRefs>
